--- a/docs/produto/DAMA-Intelligence-Documento-Completo.docx
+++ b/docs/produto/DAMA-Intelligence-Documento-Completo.docx
@@ -128,13 +128,8 @@
         <w:pStyle w:val="SemEspaamento"/>
         <w:jc w:val="center"/>
       </w:pPr>
-      <w:proofErr w:type="spellStart"/>
-      <w:r>
-        <w:t>Kaique</w:t>
-      </w:r>
-      <w:proofErr w:type="spellEnd"/>
-      <w:r>
-        <w:t xml:space="preserve"> Lira</w:t>
+      <w:r>
+        <w:t xml:space="preserve">Kaique Lira</w:t>
       </w:r>
     </w:p>
     <w:p/>
@@ -207,11 +202,7 @@
           </w:pPr>
           <w:r>
             <w:fldChar w:fldCharType="begin"/>
-          </w:r>
-          <w:r>
             <w:instrText xml:space="preserve"> TOC \o "1-3" \h \z \u </w:instrText>
-          </w:r>
-          <w:r>
             <w:fldChar w:fldCharType="separate"/>
           </w:r>
           <w:hyperlink w:anchor="_Toc239409082" w:history="1">
@@ -230,46 +221,10 @@
                 <w:webHidden/>
               </w:rPr>
               <w:tab/>
-            </w:r>
-            <w:r>
-              <w:rPr>
-                <w:noProof/>
-                <w:webHidden/>
-              </w:rPr>
               <w:fldChar w:fldCharType="begin"/>
-            </w:r>
-            <w:r>
-              <w:rPr>
-                <w:noProof/>
-                <w:webHidden/>
-              </w:rPr>
               <w:instrText xml:space="preserve"> PAGEREF _Toc239409082 \h </w:instrText>
-            </w:r>
-            <w:r>
-              <w:rPr>
-                <w:noProof/>
-                <w:webHidden/>
-              </w:rPr>
-            </w:r>
-            <w:r>
-              <w:rPr>
-                <w:noProof/>
-                <w:webHidden/>
-              </w:rPr>
               <w:fldChar w:fldCharType="separate"/>
-            </w:r>
-            <w:r>
-              <w:rPr>
-                <w:noProof/>
-                <w:webHidden/>
-              </w:rPr>
               <w:t>3</w:t>
-            </w:r>
-            <w:r>
-              <w:rPr>
-                <w:noProof/>
-                <w:webHidden/>
-              </w:rPr>
               <w:fldChar w:fldCharType="end"/>
             </w:r>
           </w:hyperlink>
@@ -311,46 +266,10 @@
                 <w:webHidden/>
               </w:rPr>
               <w:tab/>
-            </w:r>
-            <w:r>
-              <w:rPr>
-                <w:noProof/>
-                <w:webHidden/>
-              </w:rPr>
               <w:fldChar w:fldCharType="begin"/>
-            </w:r>
-            <w:r>
-              <w:rPr>
-                <w:noProof/>
-                <w:webHidden/>
-              </w:rPr>
               <w:instrText xml:space="preserve"> PAGEREF _Toc239409083 \h </w:instrText>
-            </w:r>
-            <w:r>
-              <w:rPr>
-                <w:noProof/>
-                <w:webHidden/>
-              </w:rPr>
-            </w:r>
-            <w:r>
-              <w:rPr>
-                <w:noProof/>
-                <w:webHidden/>
-              </w:rPr>
               <w:fldChar w:fldCharType="separate"/>
-            </w:r>
-            <w:r>
-              <w:rPr>
-                <w:noProof/>
-                <w:webHidden/>
-              </w:rPr>
               <w:t>3</w:t>
-            </w:r>
-            <w:r>
-              <w:rPr>
-                <w:noProof/>
-                <w:webHidden/>
-              </w:rPr>
               <w:fldChar w:fldCharType="end"/>
             </w:r>
           </w:hyperlink>
@@ -382,46 +301,10 @@
                 <w:webHidden/>
               </w:rPr>
               <w:tab/>
-            </w:r>
-            <w:r>
-              <w:rPr>
-                <w:noProof/>
-                <w:webHidden/>
-              </w:rPr>
               <w:fldChar w:fldCharType="begin"/>
-            </w:r>
-            <w:r>
-              <w:rPr>
-                <w:noProof/>
-                <w:webHidden/>
-              </w:rPr>
               <w:instrText xml:space="preserve"> PAGEREF _Toc239409084 \h </w:instrText>
-            </w:r>
-            <w:r>
-              <w:rPr>
-                <w:noProof/>
-                <w:webHidden/>
-              </w:rPr>
-            </w:r>
-            <w:r>
-              <w:rPr>
-                <w:noProof/>
-                <w:webHidden/>
-              </w:rPr>
               <w:fldChar w:fldCharType="separate"/>
-            </w:r>
-            <w:r>
-              <w:rPr>
-                <w:noProof/>
-                <w:webHidden/>
-              </w:rPr>
               <w:t>3</w:t>
-            </w:r>
-            <w:r>
-              <w:rPr>
-                <w:noProof/>
-                <w:webHidden/>
-              </w:rPr>
               <w:fldChar w:fldCharType="end"/>
             </w:r>
           </w:hyperlink>
@@ -454,46 +337,10 @@
                 <w:webHidden/>
               </w:rPr>
               <w:tab/>
-            </w:r>
-            <w:r>
-              <w:rPr>
-                <w:noProof/>
-                <w:webHidden/>
-              </w:rPr>
               <w:fldChar w:fldCharType="begin"/>
-            </w:r>
-            <w:r>
-              <w:rPr>
-                <w:noProof/>
-                <w:webHidden/>
-              </w:rPr>
               <w:instrText xml:space="preserve"> PAGEREF _Toc239409085 \h </w:instrText>
-            </w:r>
-            <w:r>
-              <w:rPr>
-                <w:noProof/>
-                <w:webHidden/>
-              </w:rPr>
-            </w:r>
-            <w:r>
-              <w:rPr>
-                <w:noProof/>
-                <w:webHidden/>
-              </w:rPr>
               <w:fldChar w:fldCharType="separate"/>
-            </w:r>
-            <w:r>
-              <w:rPr>
-                <w:noProof/>
-                <w:webHidden/>
-              </w:rPr>
               <w:t>4</w:t>
-            </w:r>
-            <w:r>
-              <w:rPr>
-                <w:noProof/>
-                <w:webHidden/>
-              </w:rPr>
               <w:fldChar w:fldCharType="end"/>
             </w:r>
           </w:hyperlink>
@@ -526,46 +373,10 @@
                 <w:webHidden/>
               </w:rPr>
               <w:tab/>
-            </w:r>
-            <w:r>
-              <w:rPr>
-                <w:noProof/>
-                <w:webHidden/>
-              </w:rPr>
               <w:fldChar w:fldCharType="begin"/>
-            </w:r>
-            <w:r>
-              <w:rPr>
-                <w:noProof/>
-                <w:webHidden/>
-              </w:rPr>
               <w:instrText xml:space="preserve"> PAGEREF _Toc239409086 \h </w:instrText>
-            </w:r>
-            <w:r>
-              <w:rPr>
-                <w:noProof/>
-                <w:webHidden/>
-              </w:rPr>
-            </w:r>
-            <w:r>
-              <w:rPr>
-                <w:noProof/>
-                <w:webHidden/>
-              </w:rPr>
               <w:fldChar w:fldCharType="separate"/>
-            </w:r>
-            <w:r>
-              <w:rPr>
-                <w:noProof/>
-                <w:webHidden/>
-              </w:rPr>
               <w:t>5</w:t>
-            </w:r>
-            <w:r>
-              <w:rPr>
-                <w:noProof/>
-                <w:webHidden/>
-              </w:rPr>
               <w:fldChar w:fldCharType="end"/>
             </w:r>
           </w:hyperlink>
@@ -598,46 +409,10 @@
                 <w:webHidden/>
               </w:rPr>
               <w:tab/>
-            </w:r>
-            <w:r>
-              <w:rPr>
-                <w:noProof/>
-                <w:webHidden/>
-              </w:rPr>
               <w:fldChar w:fldCharType="begin"/>
-            </w:r>
-            <w:r>
-              <w:rPr>
-                <w:noProof/>
-                <w:webHidden/>
-              </w:rPr>
               <w:instrText xml:space="preserve"> PAGEREF _Toc239409087 \h </w:instrText>
-            </w:r>
-            <w:r>
-              <w:rPr>
-                <w:noProof/>
-                <w:webHidden/>
-              </w:rPr>
-            </w:r>
-            <w:r>
-              <w:rPr>
-                <w:noProof/>
-                <w:webHidden/>
-              </w:rPr>
               <w:fldChar w:fldCharType="separate"/>
-            </w:r>
-            <w:r>
-              <w:rPr>
-                <w:noProof/>
-                <w:webHidden/>
-              </w:rPr>
               <w:t>6</w:t>
-            </w:r>
-            <w:r>
-              <w:rPr>
-                <w:noProof/>
-                <w:webHidden/>
-              </w:rPr>
               <w:fldChar w:fldCharType="end"/>
             </w:r>
           </w:hyperlink>
@@ -670,46 +445,10 @@
                 <w:webHidden/>
               </w:rPr>
               <w:tab/>
-            </w:r>
-            <w:r>
-              <w:rPr>
-                <w:noProof/>
-                <w:webHidden/>
-              </w:rPr>
               <w:fldChar w:fldCharType="begin"/>
-            </w:r>
-            <w:r>
-              <w:rPr>
-                <w:noProof/>
-                <w:webHidden/>
-              </w:rPr>
               <w:instrText xml:space="preserve"> PAGEREF _Toc239409088 \h </w:instrText>
-            </w:r>
-            <w:r>
-              <w:rPr>
-                <w:noProof/>
-                <w:webHidden/>
-              </w:rPr>
-            </w:r>
-            <w:r>
-              <w:rPr>
-                <w:noProof/>
-                <w:webHidden/>
-              </w:rPr>
               <w:fldChar w:fldCharType="separate"/>
-            </w:r>
-            <w:r>
-              <w:rPr>
-                <w:noProof/>
-                <w:webHidden/>
-              </w:rPr>
               <w:t>9</w:t>
-            </w:r>
-            <w:r>
-              <w:rPr>
-                <w:noProof/>
-                <w:webHidden/>
-              </w:rPr>
               <w:fldChar w:fldCharType="end"/>
             </w:r>
           </w:hyperlink>
@@ -742,46 +481,10 @@
                 <w:webHidden/>
               </w:rPr>
               <w:tab/>
-            </w:r>
-            <w:r>
-              <w:rPr>
-                <w:noProof/>
-                <w:webHidden/>
-              </w:rPr>
               <w:fldChar w:fldCharType="begin"/>
-            </w:r>
-            <w:r>
-              <w:rPr>
-                <w:noProof/>
-                <w:webHidden/>
-              </w:rPr>
               <w:instrText xml:space="preserve"> PAGEREF _Toc239409089 \h </w:instrText>
-            </w:r>
-            <w:r>
-              <w:rPr>
-                <w:noProof/>
-                <w:webHidden/>
-              </w:rPr>
-            </w:r>
-            <w:r>
-              <w:rPr>
-                <w:noProof/>
-                <w:webHidden/>
-              </w:rPr>
               <w:fldChar w:fldCharType="separate"/>
-            </w:r>
-            <w:r>
-              <w:rPr>
-                <w:noProof/>
-                <w:webHidden/>
-              </w:rPr>
               <w:t>10</w:t>
-            </w:r>
-            <w:r>
-              <w:rPr>
-                <w:noProof/>
-                <w:webHidden/>
-              </w:rPr>
               <w:fldChar w:fldCharType="end"/>
             </w:r>
           </w:hyperlink>
@@ -814,46 +517,10 @@
                 <w:webHidden/>
               </w:rPr>
               <w:tab/>
-            </w:r>
-            <w:r>
-              <w:rPr>
-                <w:noProof/>
-                <w:webHidden/>
-              </w:rPr>
               <w:fldChar w:fldCharType="begin"/>
-            </w:r>
-            <w:r>
-              <w:rPr>
-                <w:noProof/>
-                <w:webHidden/>
-              </w:rPr>
               <w:instrText xml:space="preserve"> PAGEREF _Toc239409090 \h </w:instrText>
-            </w:r>
-            <w:r>
-              <w:rPr>
-                <w:noProof/>
-                <w:webHidden/>
-              </w:rPr>
-            </w:r>
-            <w:r>
-              <w:rPr>
-                <w:noProof/>
-                <w:webHidden/>
-              </w:rPr>
               <w:fldChar w:fldCharType="separate"/>
-            </w:r>
-            <w:r>
-              <w:rPr>
-                <w:noProof/>
-                <w:webHidden/>
-              </w:rPr>
               <w:t>11</w:t>
-            </w:r>
-            <w:r>
-              <w:rPr>
-                <w:noProof/>
-                <w:webHidden/>
-              </w:rPr>
               <w:fldChar w:fldCharType="end"/>
             </w:r>
           </w:hyperlink>
@@ -886,46 +553,10 @@
                 <w:webHidden/>
               </w:rPr>
               <w:tab/>
-            </w:r>
-            <w:r>
-              <w:rPr>
-                <w:noProof/>
-                <w:webHidden/>
-              </w:rPr>
               <w:fldChar w:fldCharType="begin"/>
-            </w:r>
-            <w:r>
-              <w:rPr>
-                <w:noProof/>
-                <w:webHidden/>
-              </w:rPr>
               <w:instrText xml:space="preserve"> PAGEREF _Toc239409091 \h </w:instrText>
-            </w:r>
-            <w:r>
-              <w:rPr>
-                <w:noProof/>
-                <w:webHidden/>
-              </w:rPr>
-            </w:r>
-            <w:r>
-              <w:rPr>
-                <w:noProof/>
-                <w:webHidden/>
-              </w:rPr>
               <w:fldChar w:fldCharType="separate"/>
-            </w:r>
-            <w:r>
-              <w:rPr>
-                <w:noProof/>
-                <w:webHidden/>
-              </w:rPr>
               <w:t>12</w:t>
-            </w:r>
-            <w:r>
-              <w:rPr>
-                <w:noProof/>
-                <w:webHidden/>
-              </w:rPr>
               <w:fldChar w:fldCharType="end"/>
             </w:r>
           </w:hyperlink>
@@ -958,46 +589,10 @@
                 <w:webHidden/>
               </w:rPr>
               <w:tab/>
-            </w:r>
-            <w:r>
-              <w:rPr>
-                <w:noProof/>
-                <w:webHidden/>
-              </w:rPr>
               <w:fldChar w:fldCharType="begin"/>
-            </w:r>
-            <w:r>
-              <w:rPr>
-                <w:noProof/>
-                <w:webHidden/>
-              </w:rPr>
               <w:instrText xml:space="preserve"> PAGEREF _Toc239409092 \h </w:instrText>
-            </w:r>
-            <w:r>
-              <w:rPr>
-                <w:noProof/>
-                <w:webHidden/>
-              </w:rPr>
-            </w:r>
-            <w:r>
-              <w:rPr>
-                <w:noProof/>
-                <w:webHidden/>
-              </w:rPr>
               <w:fldChar w:fldCharType="separate"/>
-            </w:r>
-            <w:r>
-              <w:rPr>
-                <w:noProof/>
-                <w:webHidden/>
-              </w:rPr>
               <w:t>14</w:t>
-            </w:r>
-            <w:r>
-              <w:rPr>
-                <w:noProof/>
-                <w:webHidden/>
-              </w:rPr>
               <w:fldChar w:fldCharType="end"/>
             </w:r>
           </w:hyperlink>
@@ -1030,46 +625,10 @@
                 <w:webHidden/>
               </w:rPr>
               <w:tab/>
-            </w:r>
-            <w:r>
-              <w:rPr>
-                <w:noProof/>
-                <w:webHidden/>
-              </w:rPr>
               <w:fldChar w:fldCharType="begin"/>
-            </w:r>
-            <w:r>
-              <w:rPr>
-                <w:noProof/>
-                <w:webHidden/>
-              </w:rPr>
               <w:instrText xml:space="preserve"> PAGEREF _Toc239409093 \h </w:instrText>
-            </w:r>
-            <w:r>
-              <w:rPr>
-                <w:noProof/>
-                <w:webHidden/>
-              </w:rPr>
-            </w:r>
-            <w:r>
-              <w:rPr>
-                <w:noProof/>
-                <w:webHidden/>
-              </w:rPr>
               <w:fldChar w:fldCharType="separate"/>
-            </w:r>
-            <w:r>
-              <w:rPr>
-                <w:noProof/>
-                <w:webHidden/>
-              </w:rPr>
               <w:t>15</w:t>
-            </w:r>
-            <w:r>
-              <w:rPr>
-                <w:noProof/>
-                <w:webHidden/>
-              </w:rPr>
               <w:fldChar w:fldCharType="end"/>
             </w:r>
           </w:hyperlink>
@@ -1102,46 +661,10 @@
                 <w:webHidden/>
               </w:rPr>
               <w:tab/>
-            </w:r>
-            <w:r>
-              <w:rPr>
-                <w:noProof/>
-                <w:webHidden/>
-              </w:rPr>
               <w:fldChar w:fldCharType="begin"/>
-            </w:r>
-            <w:r>
-              <w:rPr>
-                <w:noProof/>
-                <w:webHidden/>
-              </w:rPr>
               <w:instrText xml:space="preserve"> PAGEREF _Toc239409094 \h </w:instrText>
-            </w:r>
-            <w:r>
-              <w:rPr>
-                <w:noProof/>
-                <w:webHidden/>
-              </w:rPr>
-            </w:r>
-            <w:r>
-              <w:rPr>
-                <w:noProof/>
-                <w:webHidden/>
-              </w:rPr>
               <w:fldChar w:fldCharType="separate"/>
-            </w:r>
-            <w:r>
-              <w:rPr>
-                <w:noProof/>
-                <w:webHidden/>
-              </w:rPr>
               <w:t>16</w:t>
-            </w:r>
-            <w:r>
-              <w:rPr>
-                <w:noProof/>
-                <w:webHidden/>
-              </w:rPr>
               <w:fldChar w:fldCharType="end"/>
             </w:r>
           </w:hyperlink>
@@ -1174,46 +697,10 @@
                 <w:webHidden/>
               </w:rPr>
               <w:tab/>
-            </w:r>
-            <w:r>
-              <w:rPr>
-                <w:noProof/>
-                <w:webHidden/>
-              </w:rPr>
               <w:fldChar w:fldCharType="begin"/>
-            </w:r>
-            <w:r>
-              <w:rPr>
-                <w:noProof/>
-                <w:webHidden/>
-              </w:rPr>
               <w:instrText xml:space="preserve"> PAGEREF _Toc239409095 \h </w:instrText>
-            </w:r>
-            <w:r>
-              <w:rPr>
-                <w:noProof/>
-                <w:webHidden/>
-              </w:rPr>
-            </w:r>
-            <w:r>
-              <w:rPr>
-                <w:noProof/>
-                <w:webHidden/>
-              </w:rPr>
               <w:fldChar w:fldCharType="separate"/>
-            </w:r>
-            <w:r>
-              <w:rPr>
-                <w:noProof/>
-                <w:webHidden/>
-              </w:rPr>
               <w:t>17</w:t>
-            </w:r>
-            <w:r>
-              <w:rPr>
-                <w:noProof/>
-                <w:webHidden/>
-              </w:rPr>
               <w:fldChar w:fldCharType="end"/>
             </w:r>
           </w:hyperlink>
@@ -1246,46 +733,10 @@
                 <w:webHidden/>
               </w:rPr>
               <w:tab/>
-            </w:r>
-            <w:r>
-              <w:rPr>
-                <w:noProof/>
-                <w:webHidden/>
-              </w:rPr>
               <w:fldChar w:fldCharType="begin"/>
-            </w:r>
-            <w:r>
-              <w:rPr>
-                <w:noProof/>
-                <w:webHidden/>
-              </w:rPr>
               <w:instrText xml:space="preserve"> PAGEREF _Toc239409096 \h </w:instrText>
-            </w:r>
-            <w:r>
-              <w:rPr>
-                <w:noProof/>
-                <w:webHidden/>
-              </w:rPr>
-            </w:r>
-            <w:r>
-              <w:rPr>
-                <w:noProof/>
-                <w:webHidden/>
-              </w:rPr>
               <w:fldChar w:fldCharType="separate"/>
-            </w:r>
-            <w:r>
-              <w:rPr>
-                <w:noProof/>
-                <w:webHidden/>
-              </w:rPr>
               <w:t>18</w:t>
-            </w:r>
-            <w:r>
-              <w:rPr>
-                <w:noProof/>
-                <w:webHidden/>
-              </w:rPr>
               <w:fldChar w:fldCharType="end"/>
             </w:r>
           </w:hyperlink>
@@ -1318,46 +769,10 @@
                 <w:webHidden/>
               </w:rPr>
               <w:tab/>
-            </w:r>
-            <w:r>
-              <w:rPr>
-                <w:noProof/>
-                <w:webHidden/>
-              </w:rPr>
               <w:fldChar w:fldCharType="begin"/>
-            </w:r>
-            <w:r>
-              <w:rPr>
-                <w:noProof/>
-                <w:webHidden/>
-              </w:rPr>
               <w:instrText xml:space="preserve"> PAGEREF _Toc239409097 \h </w:instrText>
-            </w:r>
-            <w:r>
-              <w:rPr>
-                <w:noProof/>
-                <w:webHidden/>
-              </w:rPr>
-            </w:r>
-            <w:r>
-              <w:rPr>
-                <w:noProof/>
-                <w:webHidden/>
-              </w:rPr>
               <w:fldChar w:fldCharType="separate"/>
-            </w:r>
-            <w:r>
-              <w:rPr>
-                <w:noProof/>
-                <w:webHidden/>
-              </w:rPr>
               <w:t>19</w:t>
-            </w:r>
-            <w:r>
-              <w:rPr>
-                <w:noProof/>
-                <w:webHidden/>
-              </w:rPr>
               <w:fldChar w:fldCharType="end"/>
             </w:r>
           </w:hyperlink>
@@ -1390,46 +805,10 @@
                 <w:webHidden/>
               </w:rPr>
               <w:tab/>
-            </w:r>
-            <w:r>
-              <w:rPr>
-                <w:noProof/>
-                <w:webHidden/>
-              </w:rPr>
               <w:fldChar w:fldCharType="begin"/>
-            </w:r>
-            <w:r>
-              <w:rPr>
-                <w:noProof/>
-                <w:webHidden/>
-              </w:rPr>
               <w:instrText xml:space="preserve"> PAGEREF _Toc239409098 \h </w:instrText>
-            </w:r>
-            <w:r>
-              <w:rPr>
-                <w:noProof/>
-                <w:webHidden/>
-              </w:rPr>
-            </w:r>
-            <w:r>
-              <w:rPr>
-                <w:noProof/>
-                <w:webHidden/>
-              </w:rPr>
               <w:fldChar w:fldCharType="separate"/>
-            </w:r>
-            <w:r>
-              <w:rPr>
-                <w:noProof/>
-                <w:webHidden/>
-              </w:rPr>
               <w:t>20</w:t>
-            </w:r>
-            <w:r>
-              <w:rPr>
-                <w:noProof/>
-                <w:webHidden/>
-              </w:rPr>
               <w:fldChar w:fldCharType="end"/>
             </w:r>
           </w:hyperlink>
@@ -1462,46 +841,10 @@
                 <w:webHidden/>
               </w:rPr>
               <w:tab/>
-            </w:r>
-            <w:r>
-              <w:rPr>
-                <w:noProof/>
-                <w:webHidden/>
-              </w:rPr>
               <w:fldChar w:fldCharType="begin"/>
-            </w:r>
-            <w:r>
-              <w:rPr>
-                <w:noProof/>
-                <w:webHidden/>
-              </w:rPr>
               <w:instrText xml:space="preserve"> PAGEREF _Toc239409099 \h </w:instrText>
-            </w:r>
-            <w:r>
-              <w:rPr>
-                <w:noProof/>
-                <w:webHidden/>
-              </w:rPr>
-            </w:r>
-            <w:r>
-              <w:rPr>
-                <w:noProof/>
-                <w:webHidden/>
-              </w:rPr>
               <w:fldChar w:fldCharType="separate"/>
-            </w:r>
-            <w:r>
-              <w:rPr>
-                <w:noProof/>
-                <w:webHidden/>
-              </w:rPr>
               <w:t>21</w:t>
-            </w:r>
-            <w:r>
-              <w:rPr>
-                <w:noProof/>
-                <w:webHidden/>
-              </w:rPr>
               <w:fldChar w:fldCharType="end"/>
             </w:r>
           </w:hyperlink>
@@ -1534,46 +877,10 @@
                 <w:webHidden/>
               </w:rPr>
               <w:tab/>
-            </w:r>
-            <w:r>
-              <w:rPr>
-                <w:noProof/>
-                <w:webHidden/>
-              </w:rPr>
               <w:fldChar w:fldCharType="begin"/>
-            </w:r>
-            <w:r>
-              <w:rPr>
-                <w:noProof/>
-                <w:webHidden/>
-              </w:rPr>
               <w:instrText xml:space="preserve"> PAGEREF _Toc239409100 \h </w:instrText>
-            </w:r>
-            <w:r>
-              <w:rPr>
-                <w:noProof/>
-                <w:webHidden/>
-              </w:rPr>
-            </w:r>
-            <w:r>
-              <w:rPr>
-                <w:noProof/>
-                <w:webHidden/>
-              </w:rPr>
               <w:fldChar w:fldCharType="separate"/>
-            </w:r>
-            <w:r>
-              <w:rPr>
-                <w:noProof/>
-                <w:webHidden/>
-              </w:rPr>
               <w:t>21</w:t>
-            </w:r>
-            <w:r>
-              <w:rPr>
-                <w:noProof/>
-                <w:webHidden/>
-              </w:rPr>
               <w:fldChar w:fldCharType="end"/>
             </w:r>
           </w:hyperlink>
@@ -1606,46 +913,10 @@
                 <w:webHidden/>
               </w:rPr>
               <w:tab/>
-            </w:r>
-            <w:r>
-              <w:rPr>
-                <w:noProof/>
-                <w:webHidden/>
-              </w:rPr>
               <w:fldChar w:fldCharType="begin"/>
-            </w:r>
-            <w:r>
-              <w:rPr>
-                <w:noProof/>
-                <w:webHidden/>
-              </w:rPr>
               <w:instrText xml:space="preserve"> PAGEREF _Toc239409101 \h </w:instrText>
-            </w:r>
-            <w:r>
-              <w:rPr>
-                <w:noProof/>
-                <w:webHidden/>
-              </w:rPr>
-            </w:r>
-            <w:r>
-              <w:rPr>
-                <w:noProof/>
-                <w:webHidden/>
-              </w:rPr>
               <w:fldChar w:fldCharType="separate"/>
-            </w:r>
-            <w:r>
-              <w:rPr>
-                <w:noProof/>
-                <w:webHidden/>
-              </w:rPr>
               <w:t>22</w:t>
-            </w:r>
-            <w:r>
-              <w:rPr>
-                <w:noProof/>
-                <w:webHidden/>
-              </w:rPr>
               <w:fldChar w:fldCharType="end"/>
             </w:r>
           </w:hyperlink>
@@ -1678,46 +949,10 @@
                 <w:webHidden/>
               </w:rPr>
               <w:tab/>
-            </w:r>
-            <w:r>
-              <w:rPr>
-                <w:noProof/>
-                <w:webHidden/>
-              </w:rPr>
               <w:fldChar w:fldCharType="begin"/>
-            </w:r>
-            <w:r>
-              <w:rPr>
-                <w:noProof/>
-                <w:webHidden/>
-              </w:rPr>
               <w:instrText xml:space="preserve"> PAGEREF _Toc239409102 \h </w:instrText>
-            </w:r>
-            <w:r>
-              <w:rPr>
-                <w:noProof/>
-                <w:webHidden/>
-              </w:rPr>
-            </w:r>
-            <w:r>
-              <w:rPr>
-                <w:noProof/>
-                <w:webHidden/>
-              </w:rPr>
               <w:fldChar w:fldCharType="separate"/>
-            </w:r>
-            <w:r>
-              <w:rPr>
-                <w:noProof/>
-                <w:webHidden/>
-              </w:rPr>
               <w:t>23</w:t>
-            </w:r>
-            <w:r>
-              <w:rPr>
-                <w:noProof/>
-                <w:webHidden/>
-              </w:rPr>
               <w:fldChar w:fldCharType="end"/>
             </w:r>
           </w:hyperlink>
@@ -1750,46 +985,10 @@
                 <w:webHidden/>
               </w:rPr>
               <w:tab/>
-            </w:r>
-            <w:r>
-              <w:rPr>
-                <w:noProof/>
-                <w:webHidden/>
-              </w:rPr>
               <w:fldChar w:fldCharType="begin"/>
-            </w:r>
-            <w:r>
-              <w:rPr>
-                <w:noProof/>
-                <w:webHidden/>
-              </w:rPr>
               <w:instrText xml:space="preserve"> PAGEREF _Toc239409103 \h </w:instrText>
-            </w:r>
-            <w:r>
-              <w:rPr>
-                <w:noProof/>
-                <w:webHidden/>
-              </w:rPr>
-            </w:r>
-            <w:r>
-              <w:rPr>
-                <w:noProof/>
-                <w:webHidden/>
-              </w:rPr>
               <w:fldChar w:fldCharType="separate"/>
-            </w:r>
-            <w:r>
-              <w:rPr>
-                <w:noProof/>
-                <w:webHidden/>
-              </w:rPr>
               <w:t>24</w:t>
-            </w:r>
-            <w:r>
-              <w:rPr>
-                <w:noProof/>
-                <w:webHidden/>
-              </w:rPr>
               <w:fldChar w:fldCharType="end"/>
             </w:r>
           </w:hyperlink>
@@ -1822,46 +1021,10 @@
                 <w:webHidden/>
               </w:rPr>
               <w:tab/>
-            </w:r>
-            <w:r>
-              <w:rPr>
-                <w:noProof/>
-                <w:webHidden/>
-              </w:rPr>
               <w:fldChar w:fldCharType="begin"/>
-            </w:r>
-            <w:r>
-              <w:rPr>
-                <w:noProof/>
-                <w:webHidden/>
-              </w:rPr>
               <w:instrText xml:space="preserve"> PAGEREF _Toc239409104 \h </w:instrText>
-            </w:r>
-            <w:r>
-              <w:rPr>
-                <w:noProof/>
-                <w:webHidden/>
-              </w:rPr>
-            </w:r>
-            <w:r>
-              <w:rPr>
-                <w:noProof/>
-                <w:webHidden/>
-              </w:rPr>
               <w:fldChar w:fldCharType="separate"/>
-            </w:r>
-            <w:r>
-              <w:rPr>
-                <w:noProof/>
-                <w:webHidden/>
-              </w:rPr>
               <w:t>25</w:t>
-            </w:r>
-            <w:r>
-              <w:rPr>
-                <w:noProof/>
-                <w:webHidden/>
-              </w:rPr>
               <w:fldChar w:fldCharType="end"/>
             </w:r>
           </w:hyperlink>
@@ -1894,46 +1057,10 @@
                 <w:webHidden/>
               </w:rPr>
               <w:tab/>
-            </w:r>
-            <w:r>
-              <w:rPr>
-                <w:noProof/>
-                <w:webHidden/>
-              </w:rPr>
               <w:fldChar w:fldCharType="begin"/>
-            </w:r>
-            <w:r>
-              <w:rPr>
-                <w:noProof/>
-                <w:webHidden/>
-              </w:rPr>
               <w:instrText xml:space="preserve"> PAGEREF _Toc239409105 \h </w:instrText>
-            </w:r>
-            <w:r>
-              <w:rPr>
-                <w:noProof/>
-                <w:webHidden/>
-              </w:rPr>
-            </w:r>
-            <w:r>
-              <w:rPr>
-                <w:noProof/>
-                <w:webHidden/>
-              </w:rPr>
               <w:fldChar w:fldCharType="separate"/>
-            </w:r>
-            <w:r>
-              <w:rPr>
-                <w:noProof/>
-                <w:webHidden/>
-              </w:rPr>
               <w:t>26</w:t>
-            </w:r>
-            <w:r>
-              <w:rPr>
-                <w:noProof/>
-                <w:webHidden/>
-              </w:rPr>
               <w:fldChar w:fldCharType="end"/>
             </w:r>
           </w:hyperlink>
@@ -1966,46 +1093,10 @@
                 <w:webHidden/>
               </w:rPr>
               <w:tab/>
-            </w:r>
-            <w:r>
-              <w:rPr>
-                <w:noProof/>
-                <w:webHidden/>
-              </w:rPr>
               <w:fldChar w:fldCharType="begin"/>
-            </w:r>
-            <w:r>
-              <w:rPr>
-                <w:noProof/>
-                <w:webHidden/>
-              </w:rPr>
               <w:instrText xml:space="preserve"> PAGEREF _Toc239409106 \h </w:instrText>
-            </w:r>
-            <w:r>
-              <w:rPr>
-                <w:noProof/>
-                <w:webHidden/>
-              </w:rPr>
-            </w:r>
-            <w:r>
-              <w:rPr>
-                <w:noProof/>
-                <w:webHidden/>
-              </w:rPr>
               <w:fldChar w:fldCharType="separate"/>
-            </w:r>
-            <w:r>
-              <w:rPr>
-                <w:noProof/>
-                <w:webHidden/>
-              </w:rPr>
               <w:t>27</w:t>
-            </w:r>
-            <w:r>
-              <w:rPr>
-                <w:noProof/>
-                <w:webHidden/>
-              </w:rPr>
               <w:fldChar w:fldCharType="end"/>
             </w:r>
           </w:hyperlink>
@@ -2038,46 +1129,10 @@
                 <w:webHidden/>
               </w:rPr>
               <w:tab/>
-            </w:r>
-            <w:r>
-              <w:rPr>
-                <w:noProof/>
-                <w:webHidden/>
-              </w:rPr>
               <w:fldChar w:fldCharType="begin"/>
-            </w:r>
-            <w:r>
-              <w:rPr>
-                <w:noProof/>
-                <w:webHidden/>
-              </w:rPr>
               <w:instrText xml:space="preserve"> PAGEREF _Toc239409107 \h </w:instrText>
-            </w:r>
-            <w:r>
-              <w:rPr>
-                <w:noProof/>
-                <w:webHidden/>
-              </w:rPr>
-            </w:r>
-            <w:r>
-              <w:rPr>
-                <w:noProof/>
-                <w:webHidden/>
-              </w:rPr>
               <w:fldChar w:fldCharType="separate"/>
-            </w:r>
-            <w:r>
-              <w:rPr>
-                <w:noProof/>
-                <w:webHidden/>
-              </w:rPr>
               <w:t>28</w:t>
-            </w:r>
-            <w:r>
-              <w:rPr>
-                <w:noProof/>
-                <w:webHidden/>
-              </w:rPr>
               <w:fldChar w:fldCharType="end"/>
             </w:r>
           </w:hyperlink>
@@ -2110,46 +1165,10 @@
                 <w:webHidden/>
               </w:rPr>
               <w:tab/>
-            </w:r>
-            <w:r>
-              <w:rPr>
-                <w:noProof/>
-                <w:webHidden/>
-              </w:rPr>
               <w:fldChar w:fldCharType="begin"/>
-            </w:r>
-            <w:r>
-              <w:rPr>
-                <w:noProof/>
-                <w:webHidden/>
-              </w:rPr>
               <w:instrText xml:space="preserve"> PAGEREF _Toc239409108 \h </w:instrText>
-            </w:r>
-            <w:r>
-              <w:rPr>
-                <w:noProof/>
-                <w:webHidden/>
-              </w:rPr>
-            </w:r>
-            <w:r>
-              <w:rPr>
-                <w:noProof/>
-                <w:webHidden/>
-              </w:rPr>
               <w:fldChar w:fldCharType="separate"/>
-            </w:r>
-            <w:r>
-              <w:rPr>
-                <w:noProof/>
-                <w:webHidden/>
-              </w:rPr>
               <w:t>29</w:t>
-            </w:r>
-            <w:r>
-              <w:rPr>
-                <w:noProof/>
-                <w:webHidden/>
-              </w:rPr>
               <w:fldChar w:fldCharType="end"/>
             </w:r>
           </w:hyperlink>
@@ -2181,46 +1200,10 @@
                 <w:webHidden/>
               </w:rPr>
               <w:tab/>
-            </w:r>
-            <w:r>
-              <w:rPr>
-                <w:noProof/>
-                <w:webHidden/>
-              </w:rPr>
               <w:fldChar w:fldCharType="begin"/>
-            </w:r>
-            <w:r>
-              <w:rPr>
-                <w:noProof/>
-                <w:webHidden/>
-              </w:rPr>
               <w:instrText xml:space="preserve"> PAGEREF _Toc239409109 \h </w:instrText>
-            </w:r>
-            <w:r>
-              <w:rPr>
-                <w:noProof/>
-                <w:webHidden/>
-              </w:rPr>
-            </w:r>
-            <w:r>
-              <w:rPr>
-                <w:noProof/>
-                <w:webHidden/>
-              </w:rPr>
               <w:fldChar w:fldCharType="separate"/>
-            </w:r>
-            <w:r>
-              <w:rPr>
-                <w:noProof/>
-                <w:webHidden/>
-              </w:rPr>
               <w:t>29</w:t>
-            </w:r>
-            <w:r>
-              <w:rPr>
-                <w:noProof/>
-                <w:webHidden/>
-              </w:rPr>
               <w:fldChar w:fldCharType="end"/>
             </w:r>
           </w:hyperlink>
@@ -2253,46 +1236,10 @@
                 <w:webHidden/>
               </w:rPr>
               <w:tab/>
-            </w:r>
-            <w:r>
-              <w:rPr>
-                <w:noProof/>
-                <w:webHidden/>
-              </w:rPr>
               <w:fldChar w:fldCharType="begin"/>
-            </w:r>
-            <w:r>
-              <w:rPr>
-                <w:noProof/>
-                <w:webHidden/>
-              </w:rPr>
               <w:instrText xml:space="preserve"> PAGEREF _Toc239409110 \h </w:instrText>
-            </w:r>
-            <w:r>
-              <w:rPr>
-                <w:noProof/>
-                <w:webHidden/>
-              </w:rPr>
-            </w:r>
-            <w:r>
-              <w:rPr>
-                <w:noProof/>
-                <w:webHidden/>
-              </w:rPr>
               <w:fldChar w:fldCharType="separate"/>
-            </w:r>
-            <w:r>
-              <w:rPr>
-                <w:noProof/>
-                <w:webHidden/>
-              </w:rPr>
               <w:t>30</w:t>
-            </w:r>
-            <w:r>
-              <w:rPr>
-                <w:noProof/>
-                <w:webHidden/>
-              </w:rPr>
               <w:fldChar w:fldCharType="end"/>
             </w:r>
           </w:hyperlink>
@@ -2324,46 +1271,10 @@
                 <w:webHidden/>
               </w:rPr>
               <w:tab/>
-            </w:r>
-            <w:r>
-              <w:rPr>
-                <w:noProof/>
-                <w:webHidden/>
-              </w:rPr>
               <w:fldChar w:fldCharType="begin"/>
-            </w:r>
-            <w:r>
-              <w:rPr>
-                <w:noProof/>
-                <w:webHidden/>
-              </w:rPr>
               <w:instrText xml:space="preserve"> PAGEREF _Toc239409111 \h </w:instrText>
-            </w:r>
-            <w:r>
-              <w:rPr>
-                <w:noProof/>
-                <w:webHidden/>
-              </w:rPr>
-            </w:r>
-            <w:r>
-              <w:rPr>
-                <w:noProof/>
-                <w:webHidden/>
-              </w:rPr>
               <w:fldChar w:fldCharType="separate"/>
-            </w:r>
-            <w:r>
-              <w:rPr>
-                <w:noProof/>
-                <w:webHidden/>
-              </w:rPr>
               <w:t>30</w:t>
-            </w:r>
-            <w:r>
-              <w:rPr>
-                <w:noProof/>
-                <w:webHidden/>
-              </w:rPr>
               <w:fldChar w:fldCharType="end"/>
             </w:r>
           </w:hyperlink>
@@ -2395,46 +1306,10 @@
                 <w:webHidden/>
               </w:rPr>
               <w:tab/>
-            </w:r>
-            <w:r>
-              <w:rPr>
-                <w:noProof/>
-                <w:webHidden/>
-              </w:rPr>
               <w:fldChar w:fldCharType="begin"/>
-            </w:r>
-            <w:r>
-              <w:rPr>
-                <w:noProof/>
-                <w:webHidden/>
-              </w:rPr>
               <w:instrText xml:space="preserve"> PAGEREF _Toc239409112 \h </w:instrText>
-            </w:r>
-            <w:r>
-              <w:rPr>
-                <w:noProof/>
-                <w:webHidden/>
-              </w:rPr>
-            </w:r>
-            <w:r>
-              <w:rPr>
-                <w:noProof/>
-                <w:webHidden/>
-              </w:rPr>
               <w:fldChar w:fldCharType="separate"/>
-            </w:r>
-            <w:r>
-              <w:rPr>
-                <w:noProof/>
-                <w:webHidden/>
-              </w:rPr>
               <w:t>30</w:t>
-            </w:r>
-            <w:r>
-              <w:rPr>
-                <w:noProof/>
-                <w:webHidden/>
-              </w:rPr>
               <w:fldChar w:fldCharType="end"/>
             </w:r>
           </w:hyperlink>
@@ -2466,46 +1341,10 @@
                 <w:webHidden/>
               </w:rPr>
               <w:tab/>
-            </w:r>
-            <w:r>
-              <w:rPr>
-                <w:noProof/>
-                <w:webHidden/>
-              </w:rPr>
               <w:fldChar w:fldCharType="begin"/>
-            </w:r>
-            <w:r>
-              <w:rPr>
-                <w:noProof/>
-                <w:webHidden/>
-              </w:rPr>
               <w:instrText xml:space="preserve"> PAGEREF _Toc239409113 \h </w:instrText>
-            </w:r>
-            <w:r>
-              <w:rPr>
-                <w:noProof/>
-                <w:webHidden/>
-              </w:rPr>
-            </w:r>
-            <w:r>
-              <w:rPr>
-                <w:noProof/>
-                <w:webHidden/>
-              </w:rPr>
               <w:fldChar w:fldCharType="separate"/>
-            </w:r>
-            <w:r>
-              <w:rPr>
-                <w:noProof/>
-                <w:webHidden/>
-              </w:rPr>
               <w:t>30</w:t>
-            </w:r>
-            <w:r>
-              <w:rPr>
-                <w:noProof/>
-                <w:webHidden/>
-              </w:rPr>
               <w:fldChar w:fldCharType="end"/>
             </w:r>
           </w:hyperlink>
@@ -2529,6 +1368,541 @@
     <w:p>
       <w:pPr>
         <w:pStyle w:val="Ttulo1"/>
+        <w:pageBreakBefore/>
+        <w:rPr>
+          <w:rFonts w:ascii="Arial" w:hAnsi="Arial" w:cs="Arial"/>
+          <w:b/>
+          <w:color w:val="auto"/>
+        </w:rPr>
+      </w:pPr>
+      <w:r>
+        <w:rPr>
+          <w:rFonts w:ascii="Arial" w:hAnsi="Arial" w:cs="Arial"/>
+          <w:b/>
+          <w:color w:val="auto"/>
+        </w:rPr>
+        <w:t xml:space="preserve">EQUIPE E PAPÉIS</w:t>
+      </w:r>
+    </w:p>
+    <w:p>
+      <w:pPr>
+        <w:spacing w:after="160" w:line="276" w:lineRule="auto"/>
+        <w:rPr>
+          <w:rFonts w:ascii="Arial" w:hAnsi="Arial" w:cs="Arial"/>
+        </w:rPr>
+      </w:pPr>
+      <w:r>
+        <w:rPr>
+          <w:rFonts w:ascii="Arial" w:hAnsi="Arial" w:cs="Arial"/>
+        </w:rPr>
+        <w:t xml:space="preserve">O DAMA Intelligence é desenvolvido com Scrum. Cada integrante tem um papel formal no time, com as atribuições abaixo. Gustavo e Kaique dividem o papel de Scrum Master.</w:t>
+      </w:r>
+    </w:p>
+    <w:tbl>
+      <w:tblPr>
+        <w:tblW w:w="8500" w:type="dxa"/>
+        <w:tblBorders>
+          <w:top w:val="single" w:sz="4" w:space="0" w:color="BFBFBF"/>
+          <w:left w:val="single" w:sz="4" w:space="0" w:color="BFBFBF"/>
+          <w:bottom w:val="single" w:sz="4" w:space="0" w:color="BFBFBF"/>
+          <w:right w:val="single" w:sz="4" w:space="0" w:color="BFBFBF"/>
+          <w:insideH w:val="single" w:sz="4" w:space="0" w:color="BFBFBF"/>
+          <w:insideV w:val="single" w:sz="4" w:space="0" w:color="BFBFBF"/>
+        </w:tblBorders>
+        <w:tblLayout w:type="fixed"/>
+        <w:tblCellMar>
+          <w:top w:w="60" w:type="dxa"/>
+          <w:left w:w="100" w:type="dxa"/>
+          <w:bottom w:w="60" w:type="dxa"/>
+          <w:right w:w="100" w:type="dxa"/>
+        </w:tblCellMar>
+        <w:tblLook w:val="04A0" w:firstRow="1" w:lastRow="0" w:firstColumn="1" w:lastColumn="0" w:noHBand="0" w:noVBand="1"/>
+      </w:tblPr>
+      <w:tblGrid>
+        <w:gridCol w:w="2000"/>
+        <w:gridCol w:w="1700"/>
+        <w:gridCol w:w="4800"/>
+      </w:tblGrid>
+      <w:tr>
+        <w:trPr>
+          <w:tblHeader/>
+        </w:trPr>
+        <w:tc>
+          <w:tcPr>
+            <w:tcW w:w="2000" w:type="dxa"/>
+            <w:shd w:val="clear" w:color="auto" w:fill="F2F2F2"/>
+          </w:tcPr>
+          <w:p>
+            <w:pPr>
+              <w:spacing w:after="40" w:line="240" w:lineRule="auto"/>
+              <w:rPr>
+                <w:rFonts w:ascii="Arial" w:hAnsi="Arial" w:cs="Arial"/>
+              </w:rPr>
+            </w:pPr>
+            <w:r>
+              <w:rPr>
+                <w:rFonts w:ascii="Arial" w:hAnsi="Arial" w:cs="Arial"/>
+                <w:b/>
+                <w:sz w:val="20"/>
+                <w:szCs w:val="20"/>
+              </w:rPr>
+              <w:t xml:space="preserve">Integrante</w:t>
+            </w:r>
+          </w:p>
+        </w:tc>
+        <w:tc>
+          <w:tcPr>
+            <w:tcW w:w="1700" w:type="dxa"/>
+            <w:shd w:val="clear" w:color="auto" w:fill="F2F2F2"/>
+          </w:tcPr>
+          <w:p>
+            <w:pPr>
+              <w:spacing w:after="40" w:line="240" w:lineRule="auto"/>
+              <w:rPr>
+                <w:rFonts w:ascii="Arial" w:hAnsi="Arial" w:cs="Arial"/>
+              </w:rPr>
+            </w:pPr>
+            <w:r>
+              <w:rPr>
+                <w:rFonts w:ascii="Arial" w:hAnsi="Arial" w:cs="Arial"/>
+                <w:b/>
+                <w:sz w:val="20"/>
+                <w:szCs w:val="20"/>
+              </w:rPr>
+              <w:t xml:space="preserve">Papel</w:t>
+            </w:r>
+          </w:p>
+        </w:tc>
+        <w:tc>
+          <w:tcPr>
+            <w:tcW w:w="4800" w:type="dxa"/>
+            <w:shd w:val="clear" w:color="auto" w:fill="F2F2F2"/>
+          </w:tcPr>
+          <w:p>
+            <w:pPr>
+              <w:spacing w:after="40" w:line="240" w:lineRule="auto"/>
+              <w:rPr>
+                <w:rFonts w:ascii="Arial" w:hAnsi="Arial" w:cs="Arial"/>
+              </w:rPr>
+            </w:pPr>
+            <w:r>
+              <w:rPr>
+                <w:rFonts w:ascii="Arial" w:hAnsi="Arial" w:cs="Arial"/>
+                <w:b/>
+                <w:sz w:val="20"/>
+                <w:szCs w:val="20"/>
+              </w:rPr>
+              <w:t xml:space="preserve">Atribuições</w:t>
+            </w:r>
+          </w:p>
+        </w:tc>
+      </w:tr>
+      <w:tr>
+        <w:tc>
+          <w:tcPr>
+            <w:tcW w:w="2000" w:type="dxa"/>
+          </w:tcPr>
+          <w:p>
+            <w:pPr>
+              <w:spacing w:after="40" w:line="240" w:lineRule="auto"/>
+              <w:rPr>
+                <w:rFonts w:ascii="Arial" w:hAnsi="Arial" w:cs="Arial"/>
+              </w:rPr>
+            </w:pPr>
+            <w:r>
+              <w:rPr>
+                <w:rFonts w:ascii="Arial" w:hAnsi="Arial" w:cs="Arial"/>
+                <w:sz w:val="20"/>
+                <w:szCs w:val="20"/>
+              </w:rPr>
+              <w:t xml:space="preserve">Ana Luiza Proença</w:t>
+            </w:r>
+          </w:p>
+        </w:tc>
+        <w:tc>
+          <w:tcPr>
+            <w:tcW w:w="1700" w:type="dxa"/>
+          </w:tcPr>
+          <w:p>
+            <w:pPr>
+              <w:spacing w:after="40" w:line="240" w:lineRule="auto"/>
+              <w:rPr>
+                <w:rFonts w:ascii="Arial" w:hAnsi="Arial" w:cs="Arial"/>
+              </w:rPr>
+            </w:pPr>
+            <w:r>
+              <w:rPr>
+                <w:rFonts w:ascii="Arial" w:hAnsi="Arial" w:cs="Arial"/>
+                <w:sz w:val="20"/>
+                <w:szCs w:val="20"/>
+              </w:rPr>
+              <w:t xml:space="preserve">Tech Lead</w:t>
+            </w:r>
+          </w:p>
+        </w:tc>
+        <w:tc>
+          <w:tcPr>
+            <w:tcW w:w="4800" w:type="dxa"/>
+          </w:tcPr>
+          <w:p>
+            <w:pPr>
+              <w:spacing w:after="40" w:line="240" w:lineRule="auto"/>
+              <w:rPr>
+                <w:rFonts w:ascii="Arial" w:hAnsi="Arial" w:cs="Arial"/>
+              </w:rPr>
+            </w:pPr>
+            <w:r>
+              <w:rPr>
+                <w:rFonts w:ascii="Arial" w:hAnsi="Arial" w:cs="Arial"/>
+                <w:sz w:val="20"/>
+                <w:szCs w:val="20"/>
+              </w:rPr>
+              <w:t xml:space="preserve">Define a arquitetura e os padrões técnicos e registra as decisões (C4 e ADRs).</w:t>
+            </w:r>
+          </w:p>
+          <w:p>
+            <w:pPr>
+              <w:spacing w:after="40" w:line="240" w:lineRule="auto"/>
+              <w:rPr>
+                <w:rFonts w:ascii="Arial" w:hAnsi="Arial" w:cs="Arial"/>
+              </w:rPr>
+            </w:pPr>
+            <w:r>
+              <w:rPr>
+                <w:rFonts w:ascii="Arial" w:hAnsi="Arial" w:cs="Arial"/>
+                <w:sz w:val="20"/>
+                <w:szCs w:val="20"/>
+              </w:rPr>
+              <w:t xml:space="preserve">Revisa os pull requests e orienta tecnicamente o time.</w:t>
+            </w:r>
+          </w:p>
+          <w:p>
+            <w:pPr>
+              <w:spacing w:after="40" w:line="240" w:lineRule="auto"/>
+              <w:rPr>
+                <w:rFonts w:ascii="Arial" w:hAnsi="Arial" w:cs="Arial"/>
+              </w:rPr>
+            </w:pPr>
+            <w:r>
+              <w:rPr>
+                <w:rFonts w:ascii="Arial" w:hAnsi="Arial" w:cs="Arial"/>
+                <w:sz w:val="20"/>
+                <w:szCs w:val="20"/>
+              </w:rPr>
+              <w:t xml:space="preserve">Garante a integração entre backend, front-end e serviços.</w:t>
+            </w:r>
+          </w:p>
+        </w:tc>
+      </w:tr>
+      <w:tr>
+        <w:tc>
+          <w:tcPr>
+            <w:tcW w:w="2000" w:type="dxa"/>
+          </w:tcPr>
+          <w:p>
+            <w:pPr>
+              <w:spacing w:after="40" w:line="240" w:lineRule="auto"/>
+              <w:rPr>
+                <w:rFonts w:ascii="Arial" w:hAnsi="Arial" w:cs="Arial"/>
+              </w:rPr>
+            </w:pPr>
+            <w:r>
+              <w:rPr>
+                <w:rFonts w:ascii="Arial" w:hAnsi="Arial" w:cs="Arial"/>
+                <w:sz w:val="20"/>
+                <w:szCs w:val="20"/>
+              </w:rPr>
+              <w:t xml:space="preserve">Gustavo Gomes</w:t>
+            </w:r>
+          </w:p>
+        </w:tc>
+        <w:tc>
+          <w:tcPr>
+            <w:tcW w:w="1700" w:type="dxa"/>
+          </w:tcPr>
+          <w:p>
+            <w:pPr>
+              <w:spacing w:after="40" w:line="240" w:lineRule="auto"/>
+              <w:rPr>
+                <w:rFonts w:ascii="Arial" w:hAnsi="Arial" w:cs="Arial"/>
+              </w:rPr>
+            </w:pPr>
+            <w:r>
+              <w:rPr>
+                <w:rFonts w:ascii="Arial" w:hAnsi="Arial" w:cs="Arial"/>
+                <w:sz w:val="20"/>
+                <w:szCs w:val="20"/>
+              </w:rPr>
+              <w:t xml:space="preserve">Scrum Master</w:t>
+            </w:r>
+          </w:p>
+        </w:tc>
+        <w:tc>
+          <w:tcPr>
+            <w:tcW w:w="4800" w:type="dxa"/>
+          </w:tcPr>
+          <w:p>
+            <w:pPr>
+              <w:spacing w:after="40" w:line="240" w:lineRule="auto"/>
+              <w:rPr>
+                <w:rFonts w:ascii="Arial" w:hAnsi="Arial" w:cs="Arial"/>
+              </w:rPr>
+            </w:pPr>
+            <w:r>
+              <w:rPr>
+                <w:rFonts w:ascii="Arial" w:hAnsi="Arial" w:cs="Arial"/>
+                <w:sz w:val="20"/>
+                <w:szCs w:val="20"/>
+              </w:rPr>
+              <w:t xml:space="preserve">Conduz as cerimônias: planning, daily, review e retrospectiva.</w:t>
+            </w:r>
+          </w:p>
+          <w:p>
+            <w:pPr>
+              <w:spacing w:after="40" w:line="240" w:lineRule="auto"/>
+              <w:rPr>
+                <w:rFonts w:ascii="Arial" w:hAnsi="Arial" w:cs="Arial"/>
+              </w:rPr>
+            </w:pPr>
+            <w:r>
+              <w:rPr>
+                <w:rFonts w:ascii="Arial" w:hAnsi="Arial" w:cs="Arial"/>
+                <w:sz w:val="20"/>
+                <w:szCs w:val="20"/>
+              </w:rPr>
+              <w:t xml:space="preserve">Remove impedimentos do time.</w:t>
+            </w:r>
+          </w:p>
+          <w:p>
+            <w:pPr>
+              <w:spacing w:after="40" w:line="240" w:lineRule="auto"/>
+              <w:rPr>
+                <w:rFonts w:ascii="Arial" w:hAnsi="Arial" w:cs="Arial"/>
+              </w:rPr>
+            </w:pPr>
+            <w:r>
+              <w:rPr>
+                <w:rFonts w:ascii="Arial" w:hAnsi="Arial" w:cs="Arial"/>
+                <w:sz w:val="20"/>
+                <w:szCs w:val="20"/>
+              </w:rPr>
+              <w:t xml:space="preserve">Mantém o quadro do Jira atualizado e acompanha o andamento da sprint.</w:t>
+            </w:r>
+          </w:p>
+        </w:tc>
+      </w:tr>
+      <w:tr>
+        <w:tc>
+          <w:tcPr>
+            <w:tcW w:w="2000" w:type="dxa"/>
+          </w:tcPr>
+          <w:p>
+            <w:pPr>
+              <w:spacing w:after="40" w:line="240" w:lineRule="auto"/>
+              <w:rPr>
+                <w:rFonts w:ascii="Arial" w:hAnsi="Arial" w:cs="Arial"/>
+              </w:rPr>
+            </w:pPr>
+            <w:r>
+              <w:rPr>
+                <w:rFonts w:ascii="Arial" w:hAnsi="Arial" w:cs="Arial"/>
+                <w:sz w:val="20"/>
+                <w:szCs w:val="20"/>
+              </w:rPr>
+              <w:t xml:space="preserve">Ricardo Matteo</w:t>
+            </w:r>
+          </w:p>
+        </w:tc>
+        <w:tc>
+          <w:tcPr>
+            <w:tcW w:w="1700" w:type="dxa"/>
+          </w:tcPr>
+          <w:p>
+            <w:pPr>
+              <w:spacing w:after="40" w:line="240" w:lineRule="auto"/>
+              <w:rPr>
+                <w:rFonts w:ascii="Arial" w:hAnsi="Arial" w:cs="Arial"/>
+              </w:rPr>
+            </w:pPr>
+            <w:r>
+              <w:rPr>
+                <w:rFonts w:ascii="Arial" w:hAnsi="Arial" w:cs="Arial"/>
+                <w:sz w:val="20"/>
+                <w:szCs w:val="20"/>
+              </w:rPr>
+              <w:t xml:space="preserve">Product Owner</w:t>
+            </w:r>
+          </w:p>
+        </w:tc>
+        <w:tc>
+          <w:tcPr>
+            <w:tcW w:w="4800" w:type="dxa"/>
+          </w:tcPr>
+          <w:p>
+            <w:pPr>
+              <w:spacing w:after="40" w:line="240" w:lineRule="auto"/>
+              <w:rPr>
+                <w:rFonts w:ascii="Arial" w:hAnsi="Arial" w:cs="Arial"/>
+              </w:rPr>
+            </w:pPr>
+            <w:r>
+              <w:rPr>
+                <w:rFonts w:ascii="Arial" w:hAnsi="Arial" w:cs="Arial"/>
+                <w:sz w:val="20"/>
+                <w:szCs w:val="20"/>
+              </w:rPr>
+              <w:t xml:space="preserve">É o dono do product backlog: escreve e prioriza as histórias de usuário.</w:t>
+            </w:r>
+          </w:p>
+          <w:p>
+            <w:pPr>
+              <w:spacing w:after="40" w:line="240" w:lineRule="auto"/>
+              <w:rPr>
+                <w:rFonts w:ascii="Arial" w:hAnsi="Arial" w:cs="Arial"/>
+              </w:rPr>
+            </w:pPr>
+            <w:r>
+              <w:rPr>
+                <w:rFonts w:ascii="Arial" w:hAnsi="Arial" w:cs="Arial"/>
+                <w:sz w:val="20"/>
+                <w:szCs w:val="20"/>
+              </w:rPr>
+              <w:t xml:space="preserve">Define os critérios de aceitação.</w:t>
+            </w:r>
+          </w:p>
+          <w:p>
+            <w:pPr>
+              <w:spacing w:after="40" w:line="240" w:lineRule="auto"/>
+              <w:rPr>
+                <w:rFonts w:ascii="Arial" w:hAnsi="Arial" w:cs="Arial"/>
+              </w:rPr>
+            </w:pPr>
+            <w:r>
+              <w:rPr>
+                <w:rFonts w:ascii="Arial" w:hAnsi="Arial" w:cs="Arial"/>
+                <w:sz w:val="20"/>
+                <w:szCs w:val="20"/>
+              </w:rPr>
+              <w:t xml:space="preserve">Valida as entregas a partir das personas e da hipótese de inovação.</w:t>
+            </w:r>
+          </w:p>
+        </w:tc>
+      </w:tr>
+      <w:tr>
+        <w:tc>
+          <w:tcPr>
+            <w:tcW w:w="2000" w:type="dxa"/>
+          </w:tcPr>
+          <w:p>
+            <w:pPr>
+              <w:spacing w:after="40" w:line="240" w:lineRule="auto"/>
+              <w:rPr>
+                <w:rFonts w:ascii="Arial" w:hAnsi="Arial" w:cs="Arial"/>
+              </w:rPr>
+            </w:pPr>
+            <w:r>
+              <w:rPr>
+                <w:rFonts w:ascii="Arial" w:hAnsi="Arial" w:cs="Arial"/>
+                <w:sz w:val="20"/>
+                <w:szCs w:val="20"/>
+              </w:rPr>
+              <w:t xml:space="preserve">Kaique Lira</w:t>
+            </w:r>
+          </w:p>
+        </w:tc>
+        <w:tc>
+          <w:tcPr>
+            <w:tcW w:w="1700" w:type="dxa"/>
+          </w:tcPr>
+          <w:p>
+            <w:pPr>
+              <w:spacing w:after="40" w:line="240" w:lineRule="auto"/>
+              <w:rPr>
+                <w:rFonts w:ascii="Arial" w:hAnsi="Arial" w:cs="Arial"/>
+              </w:rPr>
+            </w:pPr>
+            <w:r>
+              <w:rPr>
+                <w:rFonts w:ascii="Arial" w:hAnsi="Arial" w:cs="Arial"/>
+                <w:sz w:val="20"/>
+                <w:szCs w:val="20"/>
+              </w:rPr>
+              <w:t xml:space="preserve">UX/UI e Scrum Master</w:t>
+            </w:r>
+          </w:p>
+        </w:tc>
+        <w:tc>
+          <w:tcPr>
+            <w:tcW w:w="4800" w:type="dxa"/>
+          </w:tcPr>
+          <w:p>
+            <w:pPr>
+              <w:spacing w:after="40" w:line="240" w:lineRule="auto"/>
+              <w:rPr>
+                <w:rFonts w:ascii="Arial" w:hAnsi="Arial" w:cs="Arial"/>
+              </w:rPr>
+            </w:pPr>
+            <w:r>
+              <w:rPr>
+                <w:rFonts w:ascii="Arial" w:hAnsi="Arial" w:cs="Arial"/>
+                <w:sz w:val="20"/>
+                <w:szCs w:val="20"/>
+              </w:rPr>
+              <w:t xml:space="preserve">Desenha a experiência e a interface a partir das personas: fluxos, telas e responsividade.</w:t>
+            </w:r>
+          </w:p>
+          <w:p>
+            <w:pPr>
+              <w:spacing w:after="40" w:line="240" w:lineRule="auto"/>
+              <w:rPr>
+                <w:rFonts w:ascii="Arial" w:hAnsi="Arial" w:cs="Arial"/>
+              </w:rPr>
+            </w:pPr>
+            <w:r>
+              <w:rPr>
+                <w:rFonts w:ascii="Arial" w:hAnsi="Arial" w:cs="Arial"/>
+                <w:sz w:val="20"/>
+                <w:szCs w:val="20"/>
+              </w:rPr>
+              <w:t xml:space="preserve">Conduz a validação da solução com usuários.</w:t>
+            </w:r>
+          </w:p>
+          <w:p>
+            <w:pPr>
+              <w:spacing w:after="40" w:line="240" w:lineRule="auto"/>
+              <w:rPr>
+                <w:rFonts w:ascii="Arial" w:hAnsi="Arial" w:cs="Arial"/>
+              </w:rPr>
+            </w:pPr>
+            <w:r>
+              <w:rPr>
+                <w:rFonts w:ascii="Arial" w:hAnsi="Arial" w:cs="Arial"/>
+                <w:sz w:val="20"/>
+                <w:szCs w:val="20"/>
+              </w:rPr>
+              <w:t xml:space="preserve">Divide com o Gustavo a facilitação das cerimônias e o acompanhamento do Jira.</w:t>
+            </w:r>
+          </w:p>
+        </w:tc>
+      </w:tr>
+    </w:tbl>
+    <w:p>
+      <w:pPr>
+        <w:spacing w:after="0" w:line="276" w:lineRule="auto"/>
+        <w:rPr>
+          <w:rFonts w:ascii="Arial" w:hAnsi="Arial" w:cs="Arial"/>
+        </w:rPr>
+      </w:pPr>
+      <w:r>
+        <w:rPr>
+          <w:rFonts w:ascii="Arial" w:hAnsi="Arial" w:cs="Arial"/>
+        </w:rPr>
+        <w:t xml:space="preserve"/>
+      </w:r>
+    </w:p>
+    <w:p>
+      <w:pPr>
+        <w:pStyle w:val="Ttulo1"/>
         <w:rPr>
           <w:rFonts w:ascii="Arial" w:eastAsia="Times New Roman" w:hAnsi="Arial" w:cs="Arial"/>
           <w:b/>
@@ -2594,25 +1968,85 @@
           <w:rFonts w:ascii="Arial" w:hAnsi="Arial" w:cs="Arial"/>
           <w:b w:val="0"/>
         </w:rPr>
-        <w:t xml:space="preserve">medir o uso produtivo da </w:t>
-      </w:r>
-      <w:proofErr w:type="gramStart"/>
+        <w:t xml:space="preserve">medir o uso produtivo da IA, acompanhar o desempenho dos colaboradores e equilibrar autonomia com segurança da informação</w:t>
+      </w:r>
+      <w:r>
+        <w:rPr>
+          <w:rFonts w:ascii="Arial" w:hAnsi="Arial" w:cs="Arial"/>
+          <w:b/>
+        </w:rPr>
+        <w:t>.</w:t>
+      </w:r>
+    </w:p>
+    <w:p>
+      <w:pPr>
+        <w:pStyle w:val="NormalWeb"/>
+        <w:rPr>
+          <w:rFonts w:ascii="Arial" w:hAnsi="Arial" w:cs="Arial"/>
+        </w:rPr>
+      </w:pPr>
+      <w:r>
+        <w:rPr>
+          <w:rFonts w:ascii="Arial" w:hAnsi="Arial" w:cs="Arial"/>
+        </w:rPr>
+        <w:t>Ao mesmo tempo, o acesso às ferramentas de IA costuma ser limitado por políticas de segurança, fazendo com que a IA seja vista como uma ferramenta controlada pela empresa, e não como uma competência que pode ser desenvolvida.</w:t>
+      </w:r>
+    </w:p>
+    <w:p>
+      <w:pPr>
+        <w:pStyle w:val="Ttulo3"/>
+        <w:rPr>
+          <w:rFonts w:ascii="Arial" w:hAnsi="Arial" w:cs="Arial"/>
+          <w:sz w:val="24"/>
+          <w:szCs w:val="24"/>
+        </w:rPr>
+      </w:pPr>
+      <w:bookmarkStart w:id="2" w:name="_Toc239409084"/>
+      <w:r>
+        <w:rPr>
+          <w:rFonts w:ascii="Arial" w:hAnsi="Arial" w:cs="Arial"/>
+          <w:sz w:val="24"/>
+          <w:szCs w:val="24"/>
+        </w:rPr>
+        <w:t>Solução</w:t>
+      </w:r>
+      <w:bookmarkEnd w:id="2"/>
+    </w:p>
+    <w:p>
+      <w:pPr>
+        <w:pStyle w:val="NormalWeb"/>
+        <w:rPr>
+          <w:rFonts w:ascii="Arial" w:hAnsi="Arial" w:cs="Arial"/>
+          <w:b/>
+        </w:rPr>
+      </w:pPr>
+      <w:r>
+        <w:rPr>
+          <w:rFonts w:ascii="Arial" w:hAnsi="Arial" w:cs="Arial"/>
+        </w:rPr>
+        <w:t xml:space="preserve">O </w:t>
+      </w:r>
       <w:r>
         <w:rPr>
           <w:rStyle w:val="Forte"/>
           <w:rFonts w:ascii="Arial" w:hAnsi="Arial" w:cs="Arial"/>
           <w:b w:val="0"/>
         </w:rPr>
-        <w:t>IA, acompanhar</w:t>
-      </w:r>
-      <w:proofErr w:type="gramEnd"/>
+        <w:t>DAMA Intelligence</w:t>
+      </w:r>
+      <w:r>
+        <w:rPr>
+          <w:rFonts w:ascii="Arial" w:hAnsi="Arial" w:cs="Arial"/>
+        </w:rPr>
+        <w:t xml:space="preserve"> propõe transformar o uso produtivo da Inteligência Artificial em um sistema mensurável de </w:t>
+      </w:r>
       <w:r>
         <w:rPr>
           <w:rStyle w:val="Forte"/>
           <w:rFonts w:ascii="Arial" w:hAnsi="Arial" w:cs="Arial"/>
           <w:b w:val="0"/>
         </w:rPr>
-        <w:t xml:space="preserve"> o desempenho dos colaboradores e equilibrar autonomia com segurança da informação</w:t>
+        <w:t>desempenho, evolução e conquista de autonomia</w:t>
       </w:r>
       <w:r>
         <w:rPr>
@@ -2633,42 +2067,7 @@
         <w:rPr>
           <w:rFonts w:ascii="Arial" w:hAnsi="Arial" w:cs="Arial"/>
         </w:rPr>
-        <w:t>Ao mesmo tempo, o acesso às ferramentas de IA costuma ser limitado por políticas de segurança, fazendo com que a IA seja vista como uma ferramenta controlada pela empresa, e não como uma competência que pode ser desenvolvida.</w:t>
-      </w:r>
-    </w:p>
-    <w:p>
-      <w:pPr>
-        <w:pStyle w:val="Ttulo3"/>
-        <w:rPr>
-          <w:rFonts w:ascii="Arial" w:hAnsi="Arial" w:cs="Arial"/>
-          <w:sz w:val="24"/>
-          <w:szCs w:val="24"/>
-        </w:rPr>
-      </w:pPr>
-      <w:bookmarkStart w:id="2" w:name="_Toc239409084"/>
-      <w:r>
-        <w:rPr>
-          <w:rFonts w:ascii="Arial" w:hAnsi="Arial" w:cs="Arial"/>
-          <w:sz w:val="24"/>
-          <w:szCs w:val="24"/>
-        </w:rPr>
-        <w:t>Solução</w:t>
-      </w:r>
-      <w:bookmarkEnd w:id="2"/>
-    </w:p>
-    <w:p>
-      <w:pPr>
-        <w:pStyle w:val="NormalWeb"/>
-        <w:rPr>
-          <w:rFonts w:ascii="Arial" w:hAnsi="Arial" w:cs="Arial"/>
-          <w:b/>
-        </w:rPr>
-      </w:pPr>
-      <w:r>
-        <w:rPr>
-          <w:rFonts w:ascii="Arial" w:hAnsi="Arial" w:cs="Arial"/>
-        </w:rPr>
-        <w:t xml:space="preserve">O </w:t>
+        <w:t xml:space="preserve">A plataforma acompanha indicadores de desempenho e produtividade, atribui </w:t>
       </w:r>
       <w:r>
         <w:rPr>
@@ -2676,61 +2075,8 @@
           <w:rFonts w:ascii="Arial" w:hAnsi="Arial" w:cs="Arial"/>
           <w:b w:val="0"/>
         </w:rPr>
-        <w:t>DAMA Intelligence</w:t>
-      </w:r>
-      <w:r>
-        <w:rPr>
-          <w:rFonts w:ascii="Arial" w:hAnsi="Arial" w:cs="Arial"/>
-        </w:rPr>
-        <w:t xml:space="preserve"> propõe transformar o uso produtivo da Inteligência Artificial em um sistema mensurável de </w:t>
-      </w:r>
-      <w:r>
-        <w:rPr>
-          <w:rStyle w:val="Forte"/>
-          <w:rFonts w:ascii="Arial" w:hAnsi="Arial" w:cs="Arial"/>
-          <w:b w:val="0"/>
-        </w:rPr>
-        <w:t>desempenho, evolução e conquista de autonomia</w:t>
-      </w:r>
-      <w:r>
-        <w:rPr>
-          <w:rFonts w:ascii="Arial" w:hAnsi="Arial" w:cs="Arial"/>
-          <w:b/>
-        </w:rPr>
-        <w:t>.</w:t>
-      </w:r>
-    </w:p>
-    <w:p>
-      <w:pPr>
-        <w:pStyle w:val="NormalWeb"/>
-        <w:rPr>
-          <w:rFonts w:ascii="Arial" w:hAnsi="Arial" w:cs="Arial"/>
-        </w:rPr>
-      </w:pPr>
-      <w:r>
-        <w:rPr>
-          <w:rFonts w:ascii="Arial" w:hAnsi="Arial" w:cs="Arial"/>
-        </w:rPr>
-        <w:t xml:space="preserve">A plataforma acompanha indicadores de desempenho e produtividade, atribui </w:t>
-      </w:r>
-      <w:r>
-        <w:rPr>
-          <w:rStyle w:val="Forte"/>
-          <w:rFonts w:ascii="Arial" w:hAnsi="Arial" w:cs="Arial"/>
-          <w:b w:val="0"/>
-        </w:rPr>
-        <w:t xml:space="preserve">AI </w:t>
-      </w:r>
-      <w:proofErr w:type="spellStart"/>
-      <w:r>
-        <w:rPr>
-          <w:rStyle w:val="Forte"/>
-          <w:rFonts w:ascii="Arial" w:hAnsi="Arial" w:cs="Arial"/>
-          <w:b w:val="0"/>
-        </w:rPr>
-        <w:t>Credits</w:t>
-      </w:r>
-      <w:proofErr w:type="spellEnd"/>
+        <w:t xml:space="preserve">AI Credits</w:t>
+      </w:r>
       <w:r>
         <w:rPr>
           <w:rFonts w:ascii="Arial" w:hAnsi="Arial" w:cs="Arial"/>
@@ -2834,9 +2180,16 @@
           <w:sz w:val="24"/>
           <w:szCs w:val="24"/>
         </w:rPr>
-        <w:t xml:space="preserve">AI </w:t>
-      </w:r>
-      <w:proofErr w:type="spellStart"/>
+        <w:t xml:space="preserve">AI Literacy Ranking</w:t>
+      </w:r>
+      <w:r>
+        <w:rPr>
+          <w:rFonts w:ascii="Arial" w:hAnsi="Arial" w:cs="Arial"/>
+          <w:sz w:val="24"/>
+          <w:szCs w:val="24"/>
+        </w:rPr>
+        <w:t xml:space="preserve">. Diferentemente de uma avaliação baseada apenas na frequência de utilização da IA, a DAMA busca medir </w:t>
+      </w:r>
       <w:r>
         <w:rPr>
           <w:rStyle w:val="Forte"/>
@@ -2844,40 +2197,53 @@
           <w:sz w:val="24"/>
           <w:szCs w:val="24"/>
         </w:rPr>
-        <w:t>Literacy</w:t>
-      </w:r>
-      <w:proofErr w:type="spellEnd"/>
+        <w:t>o quanto de valor o colaborador consegue gerar em relação aos recursos de IA que utiliza</w:t>
+      </w:r>
+      <w:r>
+        <w:rPr>
+          <w:rFonts w:ascii="Arial" w:hAnsi="Arial" w:cs="Arial"/>
+          <w:sz w:val="24"/>
+          <w:szCs w:val="24"/>
+        </w:rPr>
+        <w:t>.</w:t>
+      </w:r>
+    </w:p>
+    <w:p>
+      <w:pPr>
+        <w:pStyle w:val="NormalWeb"/>
+        <w:rPr>
+          <w:rFonts w:ascii="Arial" w:hAnsi="Arial" w:cs="Arial"/>
+        </w:rPr>
+      </w:pPr>
+      <w:r>
+        <w:rPr>
+          <w:rFonts w:ascii="Arial" w:hAnsi="Arial" w:cs="Arial"/>
+        </w:rPr>
+        <w:t xml:space="preserve">O sistema acompanha o consumo de </w:t>
+      </w:r>
       <w:r>
         <w:rPr>
           <w:rStyle w:val="Forte"/>
           <w:rFonts w:ascii="Arial" w:hAnsi="Arial" w:cs="Arial"/>
-          <w:sz w:val="24"/>
-          <w:szCs w:val="24"/>
-        </w:rPr>
-        <w:t xml:space="preserve"> Ranking</w:t>
-      </w:r>
-      <w:r>
-        <w:rPr>
-          <w:rFonts w:ascii="Arial" w:hAnsi="Arial" w:cs="Arial"/>
-          <w:sz w:val="24"/>
-          <w:szCs w:val="24"/>
-        </w:rPr>
-        <w:t xml:space="preserve">. Diferentemente de uma avaliação baseada apenas na frequência de utilização da IA, a DAMA busca medir </w:t>
+        </w:rPr>
+        <w:t>tokens</w:t>
+      </w:r>
+      <w:r>
+        <w:rPr>
+          <w:rFonts w:ascii="Arial" w:hAnsi="Arial" w:cs="Arial"/>
+        </w:rPr>
+        <w:t xml:space="preserve">, que representam os recursos computacionais utilizados nas interações com ferramentas de IA, e relaciona esse consumo aos resultados obtidos nas atividades realizadas. Dessa forma, </w:t>
       </w:r>
       <w:r>
         <w:rPr>
           <w:rStyle w:val="Forte"/>
           <w:rFonts w:ascii="Arial" w:hAnsi="Arial" w:cs="Arial"/>
-          <w:sz w:val="24"/>
-          <w:szCs w:val="24"/>
-        </w:rPr>
-        <w:t>o quanto de valor o colaborador consegue gerar em relação aos recursos de IA que utiliza</w:t>
-      </w:r>
-      <w:r>
-        <w:rPr>
-          <w:rFonts w:ascii="Arial" w:hAnsi="Arial" w:cs="Arial"/>
-          <w:sz w:val="24"/>
-          <w:szCs w:val="24"/>
+        </w:rPr>
+        <w:t>não é considerado melhor o colaborador que simplesmente utiliza mais IA, mas aquele que consegue utilizá-la de maneira mais eficiente para alcançar bons resultados</w:t>
+      </w:r>
+      <w:r>
+        <w:rPr>
+          <w:rFonts w:ascii="Arial" w:hAnsi="Arial" w:cs="Arial"/>
         </w:rPr>
         <w:t>.</w:t>
       </w:r>
@@ -2893,29 +2259,27 @@
         <w:rPr>
           <w:rFonts w:ascii="Arial" w:hAnsi="Arial" w:cs="Arial"/>
         </w:rPr>
-        <w:t xml:space="preserve">O sistema acompanha o consumo de </w:t>
-      </w:r>
-      <w:proofErr w:type="spellStart"/>
+        <w:t xml:space="preserve">Cada colaborador possui inicialmente uma </w:t>
+      </w:r>
       <w:r>
         <w:rPr>
           <w:rStyle w:val="Forte"/>
           <w:rFonts w:ascii="Arial" w:hAnsi="Arial" w:cs="Arial"/>
         </w:rPr>
-        <w:t>tokens</w:t>
-      </w:r>
-      <w:proofErr w:type="spellEnd"/>
-      <w:r>
-        <w:rPr>
-          <w:rFonts w:ascii="Arial" w:hAnsi="Arial" w:cs="Arial"/>
-        </w:rPr>
-        <w:t xml:space="preserve">, que representam os recursos computacionais utilizados nas interações com ferramentas de IA, e relaciona esse consumo aos resultados obtidos nas atividades realizadas. Dessa forma, </w:t>
+        <w:t xml:space="preserve">franquia de referência de tokens</w:t>
+      </w:r>
+      <w:r>
+        <w:rPr>
+          <w:rFonts w:ascii="Arial" w:hAnsi="Arial" w:cs="Arial"/>
+        </w:rPr>
+        <w:t xml:space="preserve">, por exemplo, 500 tokens semanais. Essa franquia não funciona como um bloqueio de acesso à IA. Mesmo após ultrapassá-la, o colaborador continua podendo utilizar as ferramentas, mas o consumo adicional passa a ser considerado na avaliação de sua eficiência. Assim, o objetivo não é impedir o uso da IA, mas incentivar o </w:t>
       </w:r>
       <w:r>
         <w:rPr>
           <w:rStyle w:val="Forte"/>
           <w:rFonts w:ascii="Arial" w:hAnsi="Arial" w:cs="Arial"/>
         </w:rPr>
-        <w:t>não é considerado melhor o colaborador que simplesmente utiliza mais IA, mas aquele que consegue utilizá-la de maneira mais eficiente para alcançar bons resultados</w:t>
+        <w:t>uso consciente e estratégico dos recursos computacionais</w:t>
       </w:r>
       <w:r>
         <w:rPr>
@@ -2935,50 +2299,134 @@
         <w:rPr>
           <w:rFonts w:ascii="Arial" w:hAnsi="Arial" w:cs="Arial"/>
         </w:rPr>
-        <w:t xml:space="preserve">Cada colaborador possui inicialmente uma </w:t>
+        <w:t xml:space="preserve">O </w:t>
       </w:r>
       <w:r>
         <w:rPr>
           <w:rStyle w:val="Forte"/>
           <w:rFonts w:ascii="Arial" w:hAnsi="Arial" w:cs="Arial"/>
         </w:rPr>
-        <w:t xml:space="preserve">franquia de referência de </w:t>
-      </w:r>
-      <w:proofErr w:type="spellStart"/>
+        <w:t xml:space="preserve">AI Literacy Score</w:t>
+      </w:r>
+      <w:r>
+        <w:rPr>
+          <w:rFonts w:ascii="Arial" w:hAnsi="Arial" w:cs="Arial"/>
+        </w:rPr>
+        <w:t xml:space="preserve"> é construído considerando fatores como </w:t>
+      </w:r>
       <w:r>
         <w:rPr>
           <w:rStyle w:val="Forte"/>
           <w:rFonts w:ascii="Arial" w:hAnsi="Arial" w:cs="Arial"/>
         </w:rPr>
-        <w:t>tokens</w:t>
-      </w:r>
-      <w:proofErr w:type="spellEnd"/>
-      <w:r>
-        <w:rPr>
-          <w:rFonts w:ascii="Arial" w:hAnsi="Arial" w:cs="Arial"/>
-        </w:rPr>
-        <w:t xml:space="preserve">, por exemplo, 500 </w:t>
-      </w:r>
-      <w:proofErr w:type="spellStart"/>
-      <w:r>
-        <w:rPr>
-          <w:rFonts w:ascii="Arial" w:hAnsi="Arial" w:cs="Arial"/>
-        </w:rPr>
-        <w:t>tokens</w:t>
-      </w:r>
-      <w:proofErr w:type="spellEnd"/>
-      <w:r>
-        <w:rPr>
-          <w:rFonts w:ascii="Arial" w:hAnsi="Arial" w:cs="Arial"/>
-        </w:rPr>
-        <w:t xml:space="preserve"> semanais. Essa franquia não funciona como um bloqueio de acesso à IA. Mesmo após ultrapassá-la, o colaborador continua podendo utilizar as ferramentas, mas o consumo adicional passa a ser considerado na avaliação de sua eficiência. Assim, o objetivo não é impedir o uso da IA, mas incentivar o </w:t>
+        <w:t xml:space="preserve">resultado obtido, quantidade de tokens utilizada, complexidade da atividade e eficiência da interação com a IA</w:t>
+      </w:r>
+      <w:r>
+        <w:rPr>
+          <w:rFonts w:ascii="Arial" w:hAnsi="Arial" w:cs="Arial"/>
+        </w:rPr>
+        <w:t xml:space="preserve">. Isso evita que tarefas naturalmente mais complexas sejam penalizadas apenas por exigirem maior utilização de tokens.</w:t>
+      </w:r>
+    </w:p>
+    <w:p>
+      <w:pPr>
+        <w:pStyle w:val="NormalWeb"/>
+        <w:rPr>
+          <w:rFonts w:ascii="Arial" w:hAnsi="Arial" w:cs="Arial"/>
+        </w:rPr>
+      </w:pPr>
+      <w:r>
+        <w:rPr>
+          <w:rFonts w:ascii="Arial" w:hAnsi="Arial" w:cs="Arial"/>
+        </w:rPr>
+        <w:t xml:space="preserve">Por exemplo, se dois colaboradores realizarem uma atividade de complexidade semelhante e alcançarem resultados igualmente bons, mas um deles utilizar significativamente menos tokens, esse colaborador demonstrará maior eficiência no uso da IA e poderá obter uma pontuação de </w:t>
       </w:r>
       <w:r>
         <w:rPr>
           <w:rStyle w:val="Forte"/>
           <w:rFonts w:ascii="Arial" w:hAnsi="Arial" w:cs="Arial"/>
         </w:rPr>
-        <w:t>uso consciente e estratégico dos recursos computacionais</w:t>
+        <w:t xml:space="preserve">AI Literacy</w:t>
+      </w:r>
+      <w:r>
+        <w:rPr>
+          <w:rFonts w:ascii="Arial" w:hAnsi="Arial" w:cs="Arial"/>
+        </w:rPr>
+        <w:t xml:space="preserve"> superior.</w:t>
+      </w:r>
+    </w:p>
+    <w:p>
+      <w:pPr>
+        <w:pStyle w:val="NormalWeb"/>
+        <w:rPr>
+          <w:rFonts w:ascii="Arial" w:hAnsi="Arial" w:cs="Arial"/>
+        </w:rPr>
+      </w:pPr>
+      <w:r>
+        <w:rPr>
+          <w:rFonts w:ascii="Arial" w:hAnsi="Arial" w:cs="Arial"/>
+        </w:rPr>
+        <w:t xml:space="preserve">O ranking também possui uma função de </w:t>
+      </w:r>
+      <w:r>
+        <w:rPr>
+          <w:rStyle w:val="Forte"/>
+          <w:rFonts w:ascii="Arial" w:hAnsi="Arial" w:cs="Arial"/>
+        </w:rPr>
+        <w:t>desenvolvimento profissional</w:t>
+      </w:r>
+      <w:r>
+        <w:rPr>
+          <w:rFonts w:ascii="Arial" w:hAnsi="Arial" w:cs="Arial"/>
+        </w:rPr>
+        <w:t xml:space="preserve">, e não apenas de classificação. Um colaborador que apresenta baixo desempenho ou baixo nível de eficiência pode ser identificado pela empresa para receber </w:t>
+      </w:r>
+      <w:r>
+        <w:rPr>
+          <w:rStyle w:val="Forte"/>
+          <w:rFonts w:ascii="Arial" w:hAnsi="Arial" w:cs="Arial"/>
+        </w:rPr>
+        <w:t>treinamentos, orientações e acompanhamento sobre o uso da Inteligência Artificial</w:t>
+      </w:r>
+      <w:r>
+        <w:rPr>
+          <w:rFonts w:ascii="Arial" w:hAnsi="Arial" w:cs="Arial"/>
+        </w:rPr>
+        <w:t>. Após o desenvolvimento, sua evolução pode ser acompanhada pelo próprio ranking.</w:t>
+      </w:r>
+    </w:p>
+    <w:p>
+      <w:pPr>
+        <w:pStyle w:val="NormalWeb"/>
+        <w:rPr>
+          <w:rFonts w:ascii="Arial" w:hAnsi="Arial" w:cs="Arial"/>
+        </w:rPr>
+      </w:pPr>
+      <w:r>
+        <w:rPr>
+          <w:rFonts w:ascii="Arial" w:hAnsi="Arial" w:cs="Arial"/>
+        </w:rPr>
+        <w:t xml:space="preserve">Dessa maneira, a DAMA transforma o uso da IA em uma oportunidade de </w:t>
+      </w:r>
+      <w:r>
+        <w:rPr>
+          <w:rStyle w:val="Forte"/>
+          <w:rFonts w:ascii="Arial" w:hAnsi="Arial" w:cs="Arial"/>
+        </w:rPr>
+        <w:t>medir, desenvolver e reconhecer a fluência digital dos colaboradores</w:t>
+      </w:r>
+      <w:r>
+        <w:rPr>
+          <w:rFonts w:ascii="Arial" w:hAnsi="Arial" w:cs="Arial"/>
+        </w:rPr>
+        <w:t xml:space="preserve">. A proposta incentiva uma mudança de comportamento: em vez de estimular o uso excessivo da tecnologia, estimula o colaborador a aprender a </w:t>
+      </w:r>
+      <w:r>
+        <w:rPr>
+          <w:rStyle w:val="Forte"/>
+          <w:rFonts w:ascii="Arial" w:hAnsi="Arial" w:cs="Arial"/>
+        </w:rPr>
+        <w:t>obter melhores resultados com o uso mais eficiente da IA</w:t>
       </w:r>
       <w:r>
         <w:rPr>
@@ -2996,242 +2444,10 @@
       </w:pPr>
       <w:r>
         <w:rPr>
-          <w:rFonts w:ascii="Arial" w:hAnsi="Arial" w:cs="Arial"/>
-        </w:rPr>
-        <w:t xml:space="preserve">O </w:t>
-      </w:r>
-      <w:r>
-        <w:rPr>
           <w:rStyle w:val="Forte"/>
           <w:rFonts w:ascii="Arial" w:hAnsi="Arial" w:cs="Arial"/>
         </w:rPr>
-        <w:t xml:space="preserve">AI </w:t>
-      </w:r>
-      <w:proofErr w:type="spellStart"/>
-      <w:r>
-        <w:rPr>
-          <w:rStyle w:val="Forte"/>
-          <w:rFonts w:ascii="Arial" w:hAnsi="Arial" w:cs="Arial"/>
-        </w:rPr>
-        <w:t>Literacy</w:t>
-      </w:r>
-      <w:proofErr w:type="spellEnd"/>
-      <w:r>
-        <w:rPr>
-          <w:rStyle w:val="Forte"/>
-          <w:rFonts w:ascii="Arial" w:hAnsi="Arial" w:cs="Arial"/>
-        </w:rPr>
-        <w:t xml:space="preserve"> Score</w:t>
-      </w:r>
-      <w:r>
-        <w:rPr>
-          <w:rFonts w:ascii="Arial" w:hAnsi="Arial" w:cs="Arial"/>
-        </w:rPr>
-        <w:t xml:space="preserve"> é construído considerando fatores como </w:t>
-      </w:r>
-      <w:r>
-        <w:rPr>
-          <w:rStyle w:val="Forte"/>
-          <w:rFonts w:ascii="Arial" w:hAnsi="Arial" w:cs="Arial"/>
-        </w:rPr>
-        <w:t xml:space="preserve">resultado obtido, quantidade de </w:t>
-      </w:r>
-      <w:proofErr w:type="spellStart"/>
-      <w:r>
-        <w:rPr>
-          <w:rStyle w:val="Forte"/>
-          <w:rFonts w:ascii="Arial" w:hAnsi="Arial" w:cs="Arial"/>
-        </w:rPr>
-        <w:t>tokens</w:t>
-      </w:r>
-      <w:proofErr w:type="spellEnd"/>
-      <w:r>
-        <w:rPr>
-          <w:rStyle w:val="Forte"/>
-          <w:rFonts w:ascii="Arial" w:hAnsi="Arial" w:cs="Arial"/>
-        </w:rPr>
-        <w:t xml:space="preserve"> utilizada, complexidade da atividade e eficiência da interação com a IA</w:t>
-      </w:r>
-      <w:r>
-        <w:rPr>
-          <w:rFonts w:ascii="Arial" w:hAnsi="Arial" w:cs="Arial"/>
-        </w:rPr>
-        <w:t xml:space="preserve">. Isso evita que tarefas naturalmente mais complexas sejam penalizadas apenas por exigirem maior utilização de </w:t>
-      </w:r>
-      <w:proofErr w:type="spellStart"/>
-      <w:r>
-        <w:rPr>
-          <w:rFonts w:ascii="Arial" w:hAnsi="Arial" w:cs="Arial"/>
-        </w:rPr>
-        <w:t>tokens</w:t>
-      </w:r>
-      <w:proofErr w:type="spellEnd"/>
-      <w:r>
-        <w:rPr>
-          <w:rFonts w:ascii="Arial" w:hAnsi="Arial" w:cs="Arial"/>
-        </w:rPr>
-        <w:t>.</w:t>
-      </w:r>
-    </w:p>
-    <w:p>
-      <w:pPr>
-        <w:pStyle w:val="NormalWeb"/>
-        <w:rPr>
-          <w:rFonts w:ascii="Arial" w:hAnsi="Arial" w:cs="Arial"/>
-        </w:rPr>
-      </w:pPr>
-      <w:r>
-        <w:rPr>
-          <w:rFonts w:ascii="Arial" w:hAnsi="Arial" w:cs="Arial"/>
-        </w:rPr>
-        <w:t xml:space="preserve">Por exemplo, se dois colaboradores realizarem uma atividade de complexidade semelhante e alcançarem resultados igualmente bons, mas um deles utilizar significativamente menos </w:t>
-      </w:r>
-      <w:proofErr w:type="spellStart"/>
-      <w:r>
-        <w:rPr>
-          <w:rFonts w:ascii="Arial" w:hAnsi="Arial" w:cs="Arial"/>
-        </w:rPr>
-        <w:t>tokens</w:t>
-      </w:r>
-      <w:proofErr w:type="spellEnd"/>
-      <w:r>
-        <w:rPr>
-          <w:rFonts w:ascii="Arial" w:hAnsi="Arial" w:cs="Arial"/>
-        </w:rPr>
-        <w:t xml:space="preserve">, esse colaborador demonstrará maior eficiência no uso da IA e poderá obter uma pontuação de </w:t>
-      </w:r>
-      <w:r>
-        <w:rPr>
-          <w:rStyle w:val="Forte"/>
-          <w:rFonts w:ascii="Arial" w:hAnsi="Arial" w:cs="Arial"/>
-        </w:rPr>
-        <w:t xml:space="preserve">AI </w:t>
-      </w:r>
-      <w:proofErr w:type="spellStart"/>
-      <w:r>
-        <w:rPr>
-          <w:rStyle w:val="Forte"/>
-          <w:rFonts w:ascii="Arial" w:hAnsi="Arial" w:cs="Arial"/>
-        </w:rPr>
-        <w:t>Literacy</w:t>
-      </w:r>
-      <w:proofErr w:type="spellEnd"/>
-      <w:r>
-        <w:rPr>
-          <w:rFonts w:ascii="Arial" w:hAnsi="Arial" w:cs="Arial"/>
-        </w:rPr>
-        <w:t xml:space="preserve"> superior.</w:t>
-      </w:r>
-    </w:p>
-    <w:p>
-      <w:pPr>
-        <w:pStyle w:val="NormalWeb"/>
-        <w:rPr>
-          <w:rFonts w:ascii="Arial" w:hAnsi="Arial" w:cs="Arial"/>
-        </w:rPr>
-      </w:pPr>
-      <w:r>
-        <w:rPr>
-          <w:rFonts w:ascii="Arial" w:hAnsi="Arial" w:cs="Arial"/>
-        </w:rPr>
-        <w:t xml:space="preserve">O ranking também possui uma função de </w:t>
-      </w:r>
-      <w:r>
-        <w:rPr>
-          <w:rStyle w:val="Forte"/>
-          <w:rFonts w:ascii="Arial" w:hAnsi="Arial" w:cs="Arial"/>
-        </w:rPr>
-        <w:t>desenvolvimento profissional</w:t>
-      </w:r>
-      <w:r>
-        <w:rPr>
-          <w:rFonts w:ascii="Arial" w:hAnsi="Arial" w:cs="Arial"/>
-        </w:rPr>
-        <w:t xml:space="preserve">, e não apenas de classificação. Um colaborador que apresenta baixo desempenho ou baixo nível de eficiência pode ser identificado pela empresa para receber </w:t>
-      </w:r>
-      <w:r>
-        <w:rPr>
-          <w:rStyle w:val="Forte"/>
-          <w:rFonts w:ascii="Arial" w:hAnsi="Arial" w:cs="Arial"/>
-        </w:rPr>
-        <w:t>treinamentos, orientações e acompanhamento sobre o uso da Inteligência Artificial</w:t>
-      </w:r>
-      <w:r>
-        <w:rPr>
-          <w:rFonts w:ascii="Arial" w:hAnsi="Arial" w:cs="Arial"/>
-        </w:rPr>
-        <w:t>. Após o desenvolvimento, sua evolução pode ser acompanhada pelo próprio ranking.</w:t>
-      </w:r>
-    </w:p>
-    <w:p>
-      <w:pPr>
-        <w:pStyle w:val="NormalWeb"/>
-        <w:rPr>
-          <w:rFonts w:ascii="Arial" w:hAnsi="Arial" w:cs="Arial"/>
-        </w:rPr>
-      </w:pPr>
-      <w:r>
-        <w:rPr>
-          <w:rFonts w:ascii="Arial" w:hAnsi="Arial" w:cs="Arial"/>
-        </w:rPr>
-        <w:t xml:space="preserve">Dessa maneira, a DAMA transforma o uso da IA em uma oportunidade de </w:t>
-      </w:r>
-      <w:r>
-        <w:rPr>
-          <w:rStyle w:val="Forte"/>
-          <w:rFonts w:ascii="Arial" w:hAnsi="Arial" w:cs="Arial"/>
-        </w:rPr>
-        <w:t>medir, desenvolver e reconhecer a fluência digital dos colaboradores</w:t>
-      </w:r>
-      <w:r>
-        <w:rPr>
-          <w:rFonts w:ascii="Arial" w:hAnsi="Arial" w:cs="Arial"/>
-        </w:rPr>
-        <w:t xml:space="preserve">. A proposta incentiva uma mudança de comportamento: em vez de estimular o uso excessivo da tecnologia, estimula o colaborador a aprender a </w:t>
-      </w:r>
-      <w:r>
-        <w:rPr>
-          <w:rStyle w:val="Forte"/>
-          <w:rFonts w:ascii="Arial" w:hAnsi="Arial" w:cs="Arial"/>
-        </w:rPr>
-        <w:t>obter melhores resultados com o uso mais eficiente da IA</w:t>
-      </w:r>
-      <w:r>
-        <w:rPr>
-          <w:rFonts w:ascii="Arial" w:hAnsi="Arial" w:cs="Arial"/>
-        </w:rPr>
-        <w:t>.</w:t>
-      </w:r>
-    </w:p>
-    <w:p>
-      <w:pPr>
-        <w:pStyle w:val="NormalWeb"/>
-        <w:rPr>
-          <w:rFonts w:ascii="Arial" w:hAnsi="Arial" w:cs="Arial"/>
-        </w:rPr>
-      </w:pPr>
-      <w:r>
-        <w:rPr>
-          <w:rStyle w:val="Forte"/>
-          <w:rFonts w:ascii="Arial" w:hAnsi="Arial" w:cs="Arial"/>
-        </w:rPr>
-        <w:t xml:space="preserve">A inovação da DAMA está em medir AI </w:t>
-      </w:r>
-      <w:proofErr w:type="spellStart"/>
-      <w:r>
-        <w:rPr>
-          <w:rStyle w:val="Forte"/>
-          <w:rFonts w:ascii="Arial" w:hAnsi="Arial" w:cs="Arial"/>
-        </w:rPr>
-        <w:t>Literacy</w:t>
-      </w:r>
-      <w:proofErr w:type="spellEnd"/>
-      <w:r>
-        <w:rPr>
-          <w:rStyle w:val="Forte"/>
-          <w:rFonts w:ascii="Arial" w:hAnsi="Arial" w:cs="Arial"/>
-        </w:rPr>
-        <w:t xml:space="preserve"> pela eficiência: quanto maior o valor gerado em relação aos recursos de IA utilizados, maior a demonstração de domínio e maturidade no uso da Inteligência Artificial</w:t>
+        <w:t xml:space="preserve">A inovação da DAMA está em medir AI Literacy pela eficiência: quanto maior o valor gerado em relação aos recursos de IA utilizados, maior a demonstração de domínio e maturidade no uso da Inteligência Artificial</w:t>
       </w:r>
       <w:bookmarkStart w:id="4" w:name="_Toc239409086"/>
       <w:r>
@@ -3303,11 +2519,6 @@
           <w:rFonts w:ascii="Arial" w:hAnsi="Arial" w:cs="Arial"/>
         </w:rPr>
         <w:t xml:space="preserve"> Mariana, 38 anos</w:t>
-      </w:r>
-      <w:r>
-        <w:rPr>
-          <w:rFonts w:ascii="Arial" w:hAnsi="Arial" w:cs="Arial"/>
-        </w:rPr>
         <w:br/>
       </w:r>
       <w:r>
@@ -3510,11 +2721,6 @@
           <w:rFonts w:ascii="Arial" w:hAnsi="Arial" w:cs="Arial"/>
         </w:rPr>
         <w:t xml:space="preserve"> Lucas, 26 anos</w:t>
-      </w:r>
-      <w:r>
-        <w:rPr>
-          <w:rFonts w:ascii="Arial" w:hAnsi="Arial" w:cs="Arial"/>
-        </w:rPr>
         <w:br/>
       </w:r>
       <w:r>
@@ -3717,11 +2923,6 @@
           <w:rFonts w:ascii="Arial" w:hAnsi="Arial" w:cs="Arial"/>
         </w:rPr>
         <w:t xml:space="preserve"> Ricardo, 45 anos</w:t>
-      </w:r>
-      <w:r>
-        <w:rPr>
-          <w:rFonts w:ascii="Arial" w:hAnsi="Arial" w:cs="Arial"/>
-        </w:rPr>
         <w:br/>
       </w:r>
       <w:r>
@@ -4111,35 +3312,186 @@
           <w:sz w:val="24"/>
           <w:szCs w:val="24"/>
         </w:rPr>
-        <w:t xml:space="preserve">RN06 — Geração de AI </w:t>
-      </w:r>
-      <w:proofErr w:type="spellStart"/>
-      <w:r>
+        <w:t xml:space="preserve">RN06 — Geração de AI Credits</w:t>
+      </w:r>
+    </w:p>
+    <w:p>
+      <w:pPr>
+        <w:rPr>
+          <w:rFonts w:ascii="Arial" w:hAnsi="Arial" w:cs="Arial"/>
+          <w:sz w:val="24"/>
+          <w:szCs w:val="24"/>
+        </w:rPr>
+      </w:pPr>
+      <w:r>
+        <w:rPr>
+          <w:rFonts w:ascii="Arial" w:hAnsi="Arial" w:cs="Arial"/>
+          <w:sz w:val="24"/>
+          <w:szCs w:val="24"/>
+        </w:rPr>
+        <w:t xml:space="preserve">Atividades elegíveis poderão gerar </w:t>
+      </w:r>
+      <w:r>
+        <w:rPr>
+          <w:rStyle w:val="Forte"/>
+          <w:rFonts w:ascii="Arial" w:hAnsi="Arial" w:cs="Arial"/>
+          <w:b w:val="0"/>
+          <w:sz w:val="24"/>
+          <w:szCs w:val="24"/>
+        </w:rPr>
+        <w:t xml:space="preserve">AI Credits</w:t>
+      </w:r>
+      <w:r>
+        <w:rPr>
+          <w:rFonts w:ascii="Arial" w:hAnsi="Arial" w:cs="Arial"/>
+          <w:sz w:val="24"/>
+          <w:szCs w:val="24"/>
+        </w:rPr>
+        <w:t xml:space="preserve"> para o colaborador de acordo com critérios definidos pela organização.</w:t>
+      </w:r>
+    </w:p>
+    <w:p>
+      <w:pPr>
         <w:rPr>
           <w:rFonts w:ascii="Arial" w:hAnsi="Arial" w:cs="Arial"/>
           <w:b/>
           <w:sz w:val="24"/>
           <w:szCs w:val="24"/>
         </w:rPr>
-        <w:t>Credits</w:t>
-      </w:r>
-      <w:proofErr w:type="spellEnd"/>
-    </w:p>
-    <w:p>
-      <w:pPr>
-        <w:rPr>
-          <w:rFonts w:ascii="Arial" w:hAnsi="Arial" w:cs="Arial"/>
-          <w:sz w:val="24"/>
-          <w:szCs w:val="24"/>
-        </w:rPr>
-      </w:pPr>
-      <w:r>
-        <w:rPr>
-          <w:rFonts w:ascii="Arial" w:hAnsi="Arial" w:cs="Arial"/>
-          <w:sz w:val="24"/>
-          <w:szCs w:val="24"/>
-        </w:rPr>
-        <w:t xml:space="preserve">Atividades elegíveis poderão gerar </w:t>
+      </w:pPr>
+      <w:r>
+        <w:rPr>
+          <w:rFonts w:ascii="Arial" w:hAnsi="Arial" w:cs="Arial"/>
+          <w:b/>
+          <w:sz w:val="24"/>
+          <w:szCs w:val="24"/>
+        </w:rPr>
+        <w:t>RN07 — Critério de geração</w:t>
+      </w:r>
+    </w:p>
+    <w:p>
+      <w:pPr>
+        <w:rPr>
+          <w:rFonts w:ascii="Arial" w:hAnsi="Arial" w:cs="Arial"/>
+          <w:sz w:val="24"/>
+          <w:szCs w:val="24"/>
+        </w:rPr>
+      </w:pPr>
+      <w:r>
+        <w:rPr>
+          <w:rFonts w:ascii="Arial" w:hAnsi="Arial" w:cs="Arial"/>
+          <w:sz w:val="24"/>
+          <w:szCs w:val="24"/>
+        </w:rPr>
+        <w:t xml:space="preserve">A quantidade de AI Credits concedida deverá estar relacionada ao valor ou resultado da atividade realizada, evitando que ações sem valor produtivo gerem créditos.</w:t>
+      </w:r>
+    </w:p>
+    <w:p>
+      <w:pPr>
+        <w:rPr>
+          <w:rFonts w:ascii="Arial" w:hAnsi="Arial" w:cs="Arial"/>
+          <w:b/>
+          <w:sz w:val="24"/>
+          <w:szCs w:val="24"/>
+        </w:rPr>
+      </w:pPr>
+      <w:r>
+        <w:rPr>
+          <w:rFonts w:ascii="Arial" w:hAnsi="Arial" w:cs="Arial"/>
+          <w:b/>
+          <w:sz w:val="24"/>
+          <w:szCs w:val="24"/>
+        </w:rPr>
+        <w:t>RN08 — Histórico de créditos</w:t>
+      </w:r>
+    </w:p>
+    <w:p>
+      <w:pPr>
+        <w:rPr>
+          <w:rFonts w:ascii="Arial" w:hAnsi="Arial" w:cs="Arial"/>
+          <w:sz w:val="24"/>
+          <w:szCs w:val="24"/>
+        </w:rPr>
+      </w:pPr>
+      <w:r>
+        <w:rPr>
+          <w:rFonts w:ascii="Arial" w:hAnsi="Arial" w:cs="Arial"/>
+          <w:sz w:val="24"/>
+          <w:szCs w:val="24"/>
+        </w:rPr>
+        <w:t xml:space="preserve">Toda entrada, utilização ou ajuste de AI Credits deverá permanecer registrada no histórico do colaborador.</w:t>
+      </w:r>
+    </w:p>
+    <w:p>
+      <w:pPr>
+        <w:rPr>
+          <w:rFonts w:ascii="Arial" w:hAnsi="Arial" w:cs="Arial"/>
+          <w:b/>
+          <w:sz w:val="24"/>
+          <w:szCs w:val="24"/>
+        </w:rPr>
+      </w:pPr>
+      <w:r>
+        <w:rPr>
+          <w:rFonts w:ascii="Arial" w:hAnsi="Arial" w:cs="Arial"/>
+          <w:b/>
+          <w:sz w:val="24"/>
+          <w:szCs w:val="24"/>
+        </w:rPr>
+        <w:t xml:space="preserve">RN09 — Saldo de AI Credits</w:t>
+      </w:r>
+    </w:p>
+    <w:p>
+      <w:pPr>
+        <w:rPr>
+          <w:rFonts w:ascii="Arial" w:hAnsi="Arial" w:cs="Arial"/>
+          <w:sz w:val="24"/>
+          <w:szCs w:val="24"/>
+        </w:rPr>
+      </w:pPr>
+      <w:r>
+        <w:rPr>
+          <w:rFonts w:ascii="Arial" w:hAnsi="Arial" w:cs="Arial"/>
+          <w:sz w:val="24"/>
+          <w:szCs w:val="24"/>
+        </w:rPr>
+        <w:t>O saldo do colaborador deverá corresponder à diferença entre os créditos acumulados e os créditos utilizados.</w:t>
+      </w:r>
+    </w:p>
+    <w:p>
+      <w:pPr>
+        <w:rPr>
+          <w:rFonts w:ascii="Arial" w:hAnsi="Arial" w:cs="Arial"/>
+          <w:b/>
+          <w:sz w:val="24"/>
+          <w:szCs w:val="24"/>
+        </w:rPr>
+      </w:pPr>
+      <w:r>
+        <w:rPr>
+          <w:rFonts w:ascii="Arial" w:hAnsi="Arial" w:cs="Arial"/>
+          <w:b/>
+          <w:sz w:val="24"/>
+          <w:szCs w:val="24"/>
+        </w:rPr>
+        <w:t xml:space="preserve">RN10 — Utilização dos AI Credits</w:t>
+      </w:r>
+    </w:p>
+    <w:p>
+      <w:pPr>
+        <w:rPr>
+          <w:rFonts w:ascii="Arial" w:hAnsi="Arial" w:cs="Arial"/>
+          <w:sz w:val="24"/>
+          <w:szCs w:val="24"/>
+        </w:rPr>
+      </w:pPr>
+      <w:r>
+        <w:rPr>
+          <w:rFonts w:ascii="Arial" w:hAnsi="Arial" w:cs="Arial"/>
+          <w:sz w:val="24"/>
+          <w:szCs w:val="24"/>
+        </w:rPr>
+        <w:t xml:space="preserve">Os AI Credits poderão ser utilizados pelo colaborador para desbloquear </w:t>
       </w:r>
       <w:r>
         <w:rPr>
@@ -4149,27 +3501,15 @@
           <w:sz w:val="24"/>
           <w:szCs w:val="24"/>
         </w:rPr>
-        <w:t xml:space="preserve">AI </w:t>
-      </w:r>
-      <w:proofErr w:type="spellStart"/>
-      <w:r>
-        <w:rPr>
-          <w:rStyle w:val="Forte"/>
-          <w:rFonts w:ascii="Arial" w:hAnsi="Arial" w:cs="Arial"/>
-          <w:b w:val="0"/>
-          <w:sz w:val="24"/>
-          <w:szCs w:val="24"/>
-        </w:rPr>
-        <w:t>Credits</w:t>
-      </w:r>
-      <w:proofErr w:type="spellEnd"/>
-      <w:r>
-        <w:rPr>
-          <w:rFonts w:ascii="Arial" w:hAnsi="Arial" w:cs="Arial"/>
-          <w:sz w:val="24"/>
-          <w:szCs w:val="24"/>
-        </w:rPr>
-        <w:t xml:space="preserve"> para o colaborador de acordo com critérios definidos pela organização.</w:t>
+        <w:t>níveis ou períodos de acesso diferenciado às ferramentas de IA corporativas</w:t>
+      </w:r>
+      <w:r>
+        <w:rPr>
+          <w:rFonts w:ascii="Arial" w:hAnsi="Arial" w:cs="Arial"/>
+          <w:sz w:val="24"/>
+          <w:szCs w:val="24"/>
+        </w:rPr>
+        <w:t>.</w:t>
       </w:r>
     </w:p>
     <w:p>
@@ -4188,244 +3528,6 @@
           <w:sz w:val="24"/>
           <w:szCs w:val="24"/>
         </w:rPr>
-        <w:t>RN07 — Critério de geração</w:t>
-      </w:r>
-    </w:p>
-    <w:p>
-      <w:pPr>
-        <w:rPr>
-          <w:rFonts w:ascii="Arial" w:hAnsi="Arial" w:cs="Arial"/>
-          <w:sz w:val="24"/>
-          <w:szCs w:val="24"/>
-        </w:rPr>
-      </w:pPr>
-      <w:r>
-        <w:rPr>
-          <w:rFonts w:ascii="Arial" w:hAnsi="Arial" w:cs="Arial"/>
-          <w:sz w:val="24"/>
-          <w:szCs w:val="24"/>
-        </w:rPr>
-        <w:t xml:space="preserve">A quantidade de AI </w:t>
-      </w:r>
-      <w:proofErr w:type="spellStart"/>
-      <w:r>
-        <w:rPr>
-          <w:rFonts w:ascii="Arial" w:hAnsi="Arial" w:cs="Arial"/>
-          <w:sz w:val="24"/>
-          <w:szCs w:val="24"/>
-        </w:rPr>
-        <w:t>Credits</w:t>
-      </w:r>
-      <w:proofErr w:type="spellEnd"/>
-      <w:r>
-        <w:rPr>
-          <w:rFonts w:ascii="Arial" w:hAnsi="Arial" w:cs="Arial"/>
-          <w:sz w:val="24"/>
-          <w:szCs w:val="24"/>
-        </w:rPr>
-        <w:t xml:space="preserve"> concedida deverá estar relacionada ao valor ou resultado da atividade realizada, evitando que ações sem valor produtivo gerem créditos.</w:t>
-      </w:r>
-    </w:p>
-    <w:p>
-      <w:pPr>
-        <w:rPr>
-          <w:rFonts w:ascii="Arial" w:hAnsi="Arial" w:cs="Arial"/>
-          <w:b/>
-          <w:sz w:val="24"/>
-          <w:szCs w:val="24"/>
-        </w:rPr>
-      </w:pPr>
-      <w:r>
-        <w:rPr>
-          <w:rFonts w:ascii="Arial" w:hAnsi="Arial" w:cs="Arial"/>
-          <w:b/>
-          <w:sz w:val="24"/>
-          <w:szCs w:val="24"/>
-        </w:rPr>
-        <w:t>RN08 — Histórico de créditos</w:t>
-      </w:r>
-    </w:p>
-    <w:p>
-      <w:pPr>
-        <w:rPr>
-          <w:rFonts w:ascii="Arial" w:hAnsi="Arial" w:cs="Arial"/>
-          <w:sz w:val="24"/>
-          <w:szCs w:val="24"/>
-        </w:rPr>
-      </w:pPr>
-      <w:r>
-        <w:rPr>
-          <w:rFonts w:ascii="Arial" w:hAnsi="Arial" w:cs="Arial"/>
-          <w:sz w:val="24"/>
-          <w:szCs w:val="24"/>
-        </w:rPr>
-        <w:t xml:space="preserve">Toda entrada, utilização ou ajuste de AI </w:t>
-      </w:r>
-      <w:proofErr w:type="spellStart"/>
-      <w:r>
-        <w:rPr>
-          <w:rFonts w:ascii="Arial" w:hAnsi="Arial" w:cs="Arial"/>
-          <w:sz w:val="24"/>
-          <w:szCs w:val="24"/>
-        </w:rPr>
-        <w:t>Credits</w:t>
-      </w:r>
-      <w:proofErr w:type="spellEnd"/>
-      <w:r>
-        <w:rPr>
-          <w:rFonts w:ascii="Arial" w:hAnsi="Arial" w:cs="Arial"/>
-          <w:sz w:val="24"/>
-          <w:szCs w:val="24"/>
-        </w:rPr>
-        <w:t xml:space="preserve"> deverá permanecer registrada no histórico do colaborador.</w:t>
-      </w:r>
-    </w:p>
-    <w:p>
-      <w:pPr>
-        <w:rPr>
-          <w:rFonts w:ascii="Arial" w:hAnsi="Arial" w:cs="Arial"/>
-          <w:b/>
-          <w:sz w:val="24"/>
-          <w:szCs w:val="24"/>
-        </w:rPr>
-      </w:pPr>
-      <w:r>
-        <w:rPr>
-          <w:rFonts w:ascii="Arial" w:hAnsi="Arial" w:cs="Arial"/>
-          <w:b/>
-          <w:sz w:val="24"/>
-          <w:szCs w:val="24"/>
-        </w:rPr>
-        <w:t xml:space="preserve">RN09 — Saldo de AI </w:t>
-      </w:r>
-      <w:proofErr w:type="spellStart"/>
-      <w:r>
-        <w:rPr>
-          <w:rFonts w:ascii="Arial" w:hAnsi="Arial" w:cs="Arial"/>
-          <w:b/>
-          <w:sz w:val="24"/>
-          <w:szCs w:val="24"/>
-        </w:rPr>
-        <w:t>Credits</w:t>
-      </w:r>
-      <w:proofErr w:type="spellEnd"/>
-    </w:p>
-    <w:p>
-      <w:pPr>
-        <w:rPr>
-          <w:rFonts w:ascii="Arial" w:hAnsi="Arial" w:cs="Arial"/>
-          <w:sz w:val="24"/>
-          <w:szCs w:val="24"/>
-        </w:rPr>
-      </w:pPr>
-      <w:r>
-        <w:rPr>
-          <w:rFonts w:ascii="Arial" w:hAnsi="Arial" w:cs="Arial"/>
-          <w:sz w:val="24"/>
-          <w:szCs w:val="24"/>
-        </w:rPr>
-        <w:t>O saldo do colaborador deverá corresponder à diferença entre os créditos acumulados e os créditos utilizados.</w:t>
-      </w:r>
-    </w:p>
-    <w:p>
-      <w:pPr>
-        <w:rPr>
-          <w:rFonts w:ascii="Arial" w:hAnsi="Arial" w:cs="Arial"/>
-          <w:b/>
-          <w:sz w:val="24"/>
-          <w:szCs w:val="24"/>
-        </w:rPr>
-      </w:pPr>
-      <w:r>
-        <w:rPr>
-          <w:rFonts w:ascii="Arial" w:hAnsi="Arial" w:cs="Arial"/>
-          <w:b/>
-          <w:sz w:val="24"/>
-          <w:szCs w:val="24"/>
-        </w:rPr>
-        <w:t xml:space="preserve">RN10 — Utilização dos AI </w:t>
-      </w:r>
-      <w:proofErr w:type="spellStart"/>
-      <w:r>
-        <w:rPr>
-          <w:rFonts w:ascii="Arial" w:hAnsi="Arial" w:cs="Arial"/>
-          <w:b/>
-          <w:sz w:val="24"/>
-          <w:szCs w:val="24"/>
-        </w:rPr>
-        <w:t>Credits</w:t>
-      </w:r>
-      <w:proofErr w:type="spellEnd"/>
-    </w:p>
-    <w:p>
-      <w:pPr>
-        <w:rPr>
-          <w:rFonts w:ascii="Arial" w:hAnsi="Arial" w:cs="Arial"/>
-          <w:sz w:val="24"/>
-          <w:szCs w:val="24"/>
-        </w:rPr>
-      </w:pPr>
-      <w:r>
-        <w:rPr>
-          <w:rFonts w:ascii="Arial" w:hAnsi="Arial" w:cs="Arial"/>
-          <w:sz w:val="24"/>
-          <w:szCs w:val="24"/>
-        </w:rPr>
-        <w:t xml:space="preserve">Os AI </w:t>
-      </w:r>
-      <w:proofErr w:type="spellStart"/>
-      <w:r>
-        <w:rPr>
-          <w:rFonts w:ascii="Arial" w:hAnsi="Arial" w:cs="Arial"/>
-          <w:sz w:val="24"/>
-          <w:szCs w:val="24"/>
-        </w:rPr>
-        <w:t>Credits</w:t>
-      </w:r>
-      <w:proofErr w:type="spellEnd"/>
-      <w:r>
-        <w:rPr>
-          <w:rFonts w:ascii="Arial" w:hAnsi="Arial" w:cs="Arial"/>
-          <w:sz w:val="24"/>
-          <w:szCs w:val="24"/>
-        </w:rPr>
-        <w:t xml:space="preserve"> poderão ser utilizados pelo colaborador para desbloquear </w:t>
-      </w:r>
-      <w:r>
-        <w:rPr>
-          <w:rStyle w:val="Forte"/>
-          <w:rFonts w:ascii="Arial" w:hAnsi="Arial" w:cs="Arial"/>
-          <w:b w:val="0"/>
-          <w:sz w:val="24"/>
-          <w:szCs w:val="24"/>
-        </w:rPr>
-        <w:t>níveis ou períodos de acesso diferenciado às ferramentas de IA corporativas</w:t>
-      </w:r>
-      <w:r>
-        <w:rPr>
-          <w:rFonts w:ascii="Arial" w:hAnsi="Arial" w:cs="Arial"/>
-          <w:sz w:val="24"/>
-          <w:szCs w:val="24"/>
-        </w:rPr>
-        <w:t>.</w:t>
-      </w:r>
-    </w:p>
-    <w:p>
-      <w:pPr>
-        <w:rPr>
-          <w:rFonts w:ascii="Arial" w:hAnsi="Arial" w:cs="Arial"/>
-          <w:b/>
-          <w:sz w:val="24"/>
-          <w:szCs w:val="24"/>
-        </w:rPr>
-      </w:pPr>
-      <w:r>
-        <w:rPr>
-          <w:rFonts w:ascii="Arial" w:hAnsi="Arial" w:cs="Arial"/>
-          <w:b/>
-          <w:sz w:val="24"/>
-          <w:szCs w:val="24"/>
-        </w:rPr>
         <w:t>RN11 — Acesso privilegiado</w:t>
       </w:r>
     </w:p>
@@ -4443,25 +3545,7 @@
           <w:sz w:val="24"/>
           <w:szCs w:val="24"/>
         </w:rPr>
-        <w:t xml:space="preserve">O acesso obtido por meio dos AI </w:t>
-      </w:r>
-      <w:proofErr w:type="spellStart"/>
-      <w:r>
-        <w:rPr>
-          <w:rFonts w:ascii="Arial" w:hAnsi="Arial" w:cs="Arial"/>
-          <w:sz w:val="24"/>
-          <w:szCs w:val="24"/>
-        </w:rPr>
-        <w:t>Credits</w:t>
-      </w:r>
-      <w:proofErr w:type="spellEnd"/>
-      <w:r>
-        <w:rPr>
-          <w:rFonts w:ascii="Arial" w:hAnsi="Arial" w:cs="Arial"/>
-          <w:sz w:val="24"/>
-          <w:szCs w:val="24"/>
-        </w:rPr>
-        <w:t xml:space="preserve"> deverá respeitar as políticas de segurança, governança e proteção de dados da organização.</w:t>
+        <w:t xml:space="preserve">O acesso obtido por meio dos AI Credits deverá respeitar as políticas de segurança, governança e proteção de dados da organização.</w:t>
       </w:r>
     </w:p>
     <w:p>
@@ -4498,25 +3582,7 @@
           <w:sz w:val="24"/>
           <w:szCs w:val="24"/>
         </w:rPr>
-        <w:t xml:space="preserve">A organização poderá definir diferentes níveis de acesso à IA de acordo com a quantidade de AI </w:t>
-      </w:r>
-      <w:proofErr w:type="spellStart"/>
-      <w:r>
-        <w:rPr>
-          <w:rFonts w:ascii="Arial" w:hAnsi="Arial" w:cs="Arial"/>
-          <w:sz w:val="24"/>
-          <w:szCs w:val="24"/>
-        </w:rPr>
-        <w:t>Credits</w:t>
-      </w:r>
-      <w:proofErr w:type="spellEnd"/>
-      <w:r>
-        <w:rPr>
-          <w:rFonts w:ascii="Arial" w:hAnsi="Arial" w:cs="Arial"/>
-          <w:sz w:val="24"/>
-          <w:szCs w:val="24"/>
-        </w:rPr>
-        <w:t xml:space="preserve"> ou o nível de fluência demonstrado pelo colaborador.</w:t>
+        <w:t xml:space="preserve">A organização poderá definir diferentes níveis de acesso à IA de acordo com a quantidade de AI Credits ou o nível de fluência demonstrado pelo colaborador.</w:t>
       </w:r>
     </w:p>
     <w:p>
@@ -4840,25 +3906,7 @@
           <w:sz w:val="24"/>
           <w:szCs w:val="24"/>
         </w:rPr>
-        <w:t xml:space="preserve">Os indicadores, pontuações e saldos de AI </w:t>
-      </w:r>
-      <w:proofErr w:type="spellStart"/>
-      <w:r>
-        <w:rPr>
-          <w:rFonts w:ascii="Arial" w:hAnsi="Arial" w:cs="Arial"/>
-          <w:sz w:val="24"/>
-          <w:szCs w:val="24"/>
-        </w:rPr>
-        <w:t>Credits</w:t>
-      </w:r>
-      <w:proofErr w:type="spellEnd"/>
-      <w:r>
-        <w:rPr>
-          <w:rFonts w:ascii="Arial" w:hAnsi="Arial" w:cs="Arial"/>
-          <w:sz w:val="24"/>
-          <w:szCs w:val="24"/>
-        </w:rPr>
-        <w:t xml:space="preserve"> deverão ser atualizados de acordo com as movimentações realizadas no sistema.</w:t>
+        <w:t xml:space="preserve">Os indicadores, pontuações e saldos de AI Credits deverão ser atualizados de acordo com as movimentações realizadas no sistema.</w:t>
       </w:r>
     </w:p>
     <w:p>
@@ -4931,25 +3979,7 @@
           <w:szCs w:val="24"/>
         </w:rPr>
         <w:lastRenderedPageBreak/>
-        <w:t xml:space="preserve">O colaborador poderá visualizar seus próprios indicadores, metas, pontuação, histórico e saldo de AI </w:t>
-      </w:r>
-      <w:proofErr w:type="spellStart"/>
-      <w:r>
-        <w:rPr>
-          <w:rFonts w:ascii="Arial" w:hAnsi="Arial" w:cs="Arial"/>
-          <w:sz w:val="24"/>
-          <w:szCs w:val="24"/>
-        </w:rPr>
-        <w:t>Credits</w:t>
-      </w:r>
-      <w:proofErr w:type="spellEnd"/>
-      <w:r>
-        <w:rPr>
-          <w:rFonts w:ascii="Arial" w:hAnsi="Arial" w:cs="Arial"/>
-          <w:sz w:val="24"/>
-          <w:szCs w:val="24"/>
-        </w:rPr>
-        <w:t>.</w:t>
+        <w:t xml:space="preserve">O colaborador poderá visualizar seus próprios indicadores, metas, pontuação, histórico e saldo de AI Credits.</w:t>
       </w:r>
     </w:p>
     <w:p>
@@ -5021,25 +4051,7 @@
           <w:sz w:val="24"/>
           <w:szCs w:val="24"/>
         </w:rPr>
-        <w:t xml:space="preserve">Uma movimentação de AI </w:t>
-      </w:r>
-      <w:proofErr w:type="spellStart"/>
-      <w:r>
-        <w:rPr>
-          <w:rFonts w:ascii="Arial" w:hAnsi="Arial" w:cs="Arial"/>
-          <w:sz w:val="24"/>
-          <w:szCs w:val="24"/>
-        </w:rPr>
-        <w:t>Credits</w:t>
-      </w:r>
-      <w:proofErr w:type="spellEnd"/>
-      <w:r>
-        <w:rPr>
-          <w:rFonts w:ascii="Arial" w:hAnsi="Arial" w:cs="Arial"/>
-          <w:sz w:val="24"/>
-          <w:szCs w:val="24"/>
-        </w:rPr>
-        <w:t xml:space="preserve"> não poderá existir sem estar associada a um colaborador e a uma atividade ou evento válido.</w:t>
+        <w:t xml:space="preserve">Uma movimentação de AI Credits não poderá existir sem estar associada a um colaborador e a uma atividade ou evento válido.</w:t>
       </w:r>
     </w:p>
     <w:p>
@@ -5075,25 +4087,7 @@
           <w:sz w:val="24"/>
           <w:szCs w:val="24"/>
         </w:rPr>
-        <w:t xml:space="preserve">O sistema deverá impedir a criação de AI </w:t>
-      </w:r>
-      <w:proofErr w:type="spellStart"/>
-      <w:r>
-        <w:rPr>
-          <w:rFonts w:ascii="Arial" w:hAnsi="Arial" w:cs="Arial"/>
-          <w:sz w:val="24"/>
-          <w:szCs w:val="24"/>
-        </w:rPr>
-        <w:t>Credits</w:t>
-      </w:r>
-      <w:proofErr w:type="spellEnd"/>
-      <w:r>
-        <w:rPr>
-          <w:rFonts w:ascii="Arial" w:hAnsi="Arial" w:cs="Arial"/>
-          <w:sz w:val="24"/>
-          <w:szCs w:val="24"/>
-        </w:rPr>
-        <w:t xml:space="preserve"> sem que os critérios definidos para sua concessão tenham sido atendidos.</w:t>
+        <w:t xml:space="preserve">O sistema deverá impedir a criação de AI Credits sem que os critérios definidos para sua concessão tenham sido atendidos.</w:t>
       </w:r>
     </w:p>
     <w:p>
@@ -5772,19 +4766,8 @@
                 <w:szCs w:val="24"/>
                 <w:lang w:eastAsia="pt-BR"/>
               </w:rPr>
-              <w:t xml:space="preserve">Avaliar a elegibilidade de uma atividade para geração de AI </w:t>
-            </w:r>
-            <w:proofErr w:type="spellStart"/>
-            <w:r>
-              <w:rPr>
-                <w:rFonts w:ascii="Arial" w:eastAsia="Times New Roman" w:hAnsi="Arial" w:cs="Arial"/>
-                <w:sz w:val="24"/>
-                <w:szCs w:val="24"/>
-                <w:lang w:eastAsia="pt-BR"/>
-              </w:rPr>
-              <w:t>Credits</w:t>
-            </w:r>
-            <w:proofErr w:type="spellEnd"/>
+              <w:t xml:space="preserve">Avaliar a elegibilidade de uma atividade para geração de AI Credits</w:t>
+            </w:r>
           </w:p>
         </w:tc>
       </w:tr>
@@ -5844,27 +4827,7 @@
                 <w:szCs w:val="24"/>
                 <w:lang w:eastAsia="pt-BR"/>
               </w:rPr>
-              <w:t xml:space="preserve">Atribuir AI </w:t>
-            </w:r>
-            <w:proofErr w:type="spellStart"/>
-            <w:r>
-              <w:rPr>
-                <w:rFonts w:ascii="Arial" w:eastAsia="Times New Roman" w:hAnsi="Arial" w:cs="Arial"/>
-                <w:sz w:val="24"/>
-                <w:szCs w:val="24"/>
-                <w:lang w:eastAsia="pt-BR"/>
-              </w:rPr>
-              <w:t>Credits</w:t>
-            </w:r>
-            <w:proofErr w:type="spellEnd"/>
-            <w:r>
-              <w:rPr>
-                <w:rFonts w:ascii="Arial" w:eastAsia="Times New Roman" w:hAnsi="Arial" w:cs="Arial"/>
-                <w:sz w:val="24"/>
-                <w:szCs w:val="24"/>
-                <w:lang w:eastAsia="pt-BR"/>
-              </w:rPr>
-              <w:t xml:space="preserve"> ao colaborador</w:t>
+              <w:t xml:space="preserve">Atribuir AI Credits ao colaborador</w:t>
             </w:r>
           </w:p>
         </w:tc>
@@ -5925,19 +4888,8 @@
                 <w:szCs w:val="24"/>
                 <w:lang w:eastAsia="pt-BR"/>
               </w:rPr>
-              <w:t xml:space="preserve">Consultar saldo de AI </w:t>
-            </w:r>
-            <w:proofErr w:type="spellStart"/>
-            <w:r>
-              <w:rPr>
-                <w:rFonts w:ascii="Arial" w:eastAsia="Times New Roman" w:hAnsi="Arial" w:cs="Arial"/>
-                <w:sz w:val="24"/>
-                <w:szCs w:val="24"/>
-                <w:lang w:eastAsia="pt-BR"/>
-              </w:rPr>
-              <w:t>Credits</w:t>
-            </w:r>
-            <w:proofErr w:type="spellEnd"/>
+              <w:t xml:space="preserve">Consultar saldo de AI Credits</w:t>
+            </w:r>
           </w:p>
         </w:tc>
       </w:tr>
@@ -5997,19 +4949,8 @@
                 <w:szCs w:val="24"/>
                 <w:lang w:eastAsia="pt-BR"/>
               </w:rPr>
-              <w:t xml:space="preserve">Visualizar histórico de AI </w:t>
-            </w:r>
-            <w:proofErr w:type="spellStart"/>
-            <w:r>
-              <w:rPr>
-                <w:rFonts w:ascii="Arial" w:eastAsia="Times New Roman" w:hAnsi="Arial" w:cs="Arial"/>
-                <w:sz w:val="24"/>
-                <w:szCs w:val="24"/>
-                <w:lang w:eastAsia="pt-BR"/>
-              </w:rPr>
-              <w:t>Credits</w:t>
-            </w:r>
-            <w:proofErr w:type="spellEnd"/>
+              <w:t xml:space="preserve">Visualizar histórico de AI Credits</w:t>
+            </w:r>
           </w:p>
         </w:tc>
       </w:tr>
@@ -6069,27 +5010,7 @@
                 <w:szCs w:val="24"/>
                 <w:lang w:eastAsia="pt-BR"/>
               </w:rPr>
-              <w:t xml:space="preserve">Utilizar AI </w:t>
-            </w:r>
-            <w:proofErr w:type="spellStart"/>
-            <w:r>
-              <w:rPr>
-                <w:rFonts w:ascii="Arial" w:eastAsia="Times New Roman" w:hAnsi="Arial" w:cs="Arial"/>
-                <w:sz w:val="24"/>
-                <w:szCs w:val="24"/>
-                <w:lang w:eastAsia="pt-BR"/>
-              </w:rPr>
-              <w:t>Credits</w:t>
-            </w:r>
-            <w:proofErr w:type="spellEnd"/>
-            <w:r>
-              <w:rPr>
-                <w:rFonts w:ascii="Arial" w:eastAsia="Times New Roman" w:hAnsi="Arial" w:cs="Arial"/>
-                <w:sz w:val="24"/>
-                <w:szCs w:val="24"/>
-                <w:lang w:eastAsia="pt-BR"/>
-              </w:rPr>
-              <w:t xml:space="preserve"> para desbloquear acesso ampliado à IA</w:t>
+              <w:t xml:space="preserve">Utilizar AI Credits para desbloquear acesso ampliado à IA</w:t>
             </w:r>
           </w:p>
         </w:tc>
@@ -7015,21 +5936,7 @@
           <w:rFonts w:ascii="Arial" w:hAnsi="Arial" w:cs="Arial"/>
         </w:rPr>
         <w:br/>
-        <w:t xml:space="preserve">A interface deve ser intuitiva e permitir que colaboradores e gestores compreendam os principais indicadores, pontuações e AI </w:t>
-      </w:r>
-      <w:proofErr w:type="spellStart"/>
-      <w:r>
-        <w:rPr>
-          <w:rFonts w:ascii="Arial" w:hAnsi="Arial" w:cs="Arial"/>
-        </w:rPr>
-        <w:t>Credits</w:t>
-      </w:r>
-      <w:proofErr w:type="spellEnd"/>
-      <w:r>
-        <w:rPr>
-          <w:rFonts w:ascii="Arial" w:hAnsi="Arial" w:cs="Arial"/>
-        </w:rPr>
-        <w:t xml:space="preserve"> sem necessidade de conhecimento técnico.</w:t>
+        <w:t xml:space="preserve">A interface deve ser intuitiva e permitir que colaboradores e gestores compreendam os principais indicadores, pontuações e AI Credits sem necessidade de conhecimento técnico.</w:t>
       </w:r>
     </w:p>
     <w:p>
@@ -7051,21 +5958,7 @@
           <w:rFonts w:ascii="Arial" w:hAnsi="Arial" w:cs="Arial"/>
         </w:rPr>
         <w:br/>
-        <w:t xml:space="preserve">As principais consultas, dashboards e operações relacionadas aos indicadores e AI </w:t>
-      </w:r>
-      <w:proofErr w:type="spellStart"/>
-      <w:r>
-        <w:rPr>
-          <w:rFonts w:ascii="Arial" w:hAnsi="Arial" w:cs="Arial"/>
-        </w:rPr>
-        <w:t>Credits</w:t>
-      </w:r>
-      <w:proofErr w:type="spellEnd"/>
-      <w:r>
-        <w:rPr>
-          <w:rFonts w:ascii="Arial" w:hAnsi="Arial" w:cs="Arial"/>
-        </w:rPr>
-        <w:t xml:space="preserve"> devem apresentar tempo de resposta adequado para utilização cotidiana.</w:t>
+        <w:t xml:space="preserve">As principais consultas, dashboards e operações relacionadas aos indicadores e AI Credits devem apresentar tempo de resposta adequado para utilização cotidiana.</w:t>
       </w:r>
     </w:p>
     <w:p>
@@ -7131,21 +6024,7 @@
           <w:rFonts w:ascii="Arial" w:hAnsi="Arial" w:cs="Arial"/>
         </w:rPr>
         <w:br/>
-        <w:t xml:space="preserve">Os dados de desempenho, pontuação, atividades e AI </w:t>
-      </w:r>
-      <w:proofErr w:type="spellStart"/>
-      <w:r>
-        <w:rPr>
-          <w:rFonts w:ascii="Arial" w:hAnsi="Arial" w:cs="Arial"/>
-        </w:rPr>
-        <w:t>Credits</w:t>
-      </w:r>
-      <w:proofErr w:type="spellEnd"/>
-      <w:r>
-        <w:rPr>
-          <w:rFonts w:ascii="Arial" w:hAnsi="Arial" w:cs="Arial"/>
-        </w:rPr>
-        <w:t xml:space="preserve"> devem permanecer consistentes, íntegros e rastreáveis durante todo o seu ciclo de utilização.</w:t>
+        <w:t xml:space="preserve">Os dados de desempenho, pontuação, atividades e AI Credits devem permanecer consistentes, íntegros e rastreáveis durante todo o seu ciclo de utilização.</w:t>
       </w:r>
     </w:p>
     <w:p>
@@ -7167,21 +6046,7 @@
           <w:rFonts w:ascii="Arial" w:hAnsi="Arial" w:cs="Arial"/>
         </w:rPr>
         <w:br/>
-        <w:t xml:space="preserve">As movimentações relevantes de AI </w:t>
-      </w:r>
-      <w:proofErr w:type="spellStart"/>
-      <w:r>
-        <w:rPr>
-          <w:rFonts w:ascii="Arial" w:hAnsi="Arial" w:cs="Arial"/>
-        </w:rPr>
-        <w:t>Credits</w:t>
-      </w:r>
-      <w:proofErr w:type="spellEnd"/>
-      <w:r>
-        <w:rPr>
-          <w:rFonts w:ascii="Arial" w:hAnsi="Arial" w:cs="Arial"/>
-        </w:rPr>
-        <w:t>, pontuação e alterações de dados devem possuir registros que permitam identificar a operação realizada e seu responsável.</w:t>
+        <w:t xml:space="preserve">As movimentações relevantes de AI Credits, pontuação e alterações de dados devem possuir registros que permitam identificar a operação realizada e seu responsável.</w:t>
       </w:r>
     </w:p>
     <w:p>
@@ -7267,15 +6132,7 @@
           <w:color w:val="auto"/>
         </w:rPr>
         <w:lastRenderedPageBreak/>
-        <w:t xml:space="preserve">7. </w:t>
-      </w:r>
-      <w:r>
-        <w:rPr>
-          <w:rFonts w:ascii="Arial" w:hAnsi="Arial" w:cs="Arial"/>
-          <w:b/>
-          <w:color w:val="auto"/>
-        </w:rPr>
-        <w:t>MVP 1</w:t>
+        <w:t xml:space="preserve">7. MVP 1</w:t>
       </w:r>
       <w:bookmarkEnd w:id="9"/>
     </w:p>
@@ -7431,17 +6288,8 @@
           <w:rStyle w:val="Forte"/>
           <w:rFonts w:ascii="Arial" w:hAnsi="Arial" w:cs="Arial"/>
         </w:rPr>
-        <w:t xml:space="preserve">3. AI </w:t>
-      </w:r>
-      <w:proofErr w:type="spellStart"/>
-      <w:r>
-        <w:rPr>
-          <w:rStyle w:val="Forte"/>
-          <w:rFonts w:ascii="Arial" w:hAnsi="Arial" w:cs="Arial"/>
-        </w:rPr>
-        <w:t>Credits</w:t>
-      </w:r>
-      <w:proofErr w:type="spellEnd"/>
+        <w:t xml:space="preserve">3. AI Credits</w:t>
+      </w:r>
     </w:p>
     <w:p>
       <w:pPr>
@@ -7705,23 +6553,7 @@
           <w:rStyle w:val="Forte"/>
           <w:rFonts w:ascii="Arial" w:hAnsi="Arial" w:cs="Arial"/>
         </w:rPr>
-        <w:t xml:space="preserve">Colaborador → realiza atividade → recebe AI </w:t>
-      </w:r>
-      <w:proofErr w:type="spellStart"/>
-      <w:r>
-        <w:rPr>
-          <w:rStyle w:val="Forte"/>
-          <w:rFonts w:ascii="Arial" w:hAnsi="Arial" w:cs="Arial"/>
-        </w:rPr>
-        <w:t>Credits</w:t>
-      </w:r>
-      <w:proofErr w:type="spellEnd"/>
-      <w:r>
-        <w:rPr>
-          <w:rStyle w:val="Forte"/>
-          <w:rFonts w:ascii="Arial" w:hAnsi="Arial" w:cs="Arial"/>
-        </w:rPr>
-        <w:t xml:space="preserve"> → acumula créditos → acompanha seu desempenho → participa do ranking/metas → evolui.</w:t>
+        <w:t xml:space="preserve">Colaborador → realiza atividade → recebe AI Credits → acumula créditos → acompanha seu desempenho → participa do ranking/metas → evolui.</w:t>
       </w:r>
     </w:p>
     <w:p>
@@ -7745,23 +6577,7 @@
           <w:rFonts w:ascii="Arial" w:hAnsi="Arial" w:cs="Arial"/>
           <w:color w:val="808080" w:themeColor="background1" w:themeShade="80"/>
         </w:rPr>
-        <w:t xml:space="preserve">selecionei apenas as funcionalidades essenciais para validar a proposta central do DAMA: registrar atividades, gerar e acompanhar AI </w:t>
-      </w:r>
-      <w:proofErr w:type="spellStart"/>
-      <w:r>
-        <w:rPr>
-          <w:rFonts w:ascii="Arial" w:hAnsi="Arial" w:cs="Arial"/>
-          <w:color w:val="808080" w:themeColor="background1" w:themeShade="80"/>
-        </w:rPr>
-        <w:t>Credits</w:t>
-      </w:r>
-      <w:proofErr w:type="spellEnd"/>
-      <w:r>
-        <w:rPr>
-          <w:rFonts w:ascii="Arial" w:hAnsi="Arial" w:cs="Arial"/>
-          <w:color w:val="808080" w:themeColor="background1" w:themeShade="80"/>
-        </w:rPr>
-        <w:t xml:space="preserve"> e visualizar a evolução do desempenho por meio de dashboards e gamificação. Funcionalidades mais avançadas ficam para versões futuras.</w:t>
+        <w:t xml:space="preserve">selecionei apenas as funcionalidades essenciais para validar a proposta central do DAMA: registrar atividades, gerar e acompanhar AI Credits e visualizar a evolução do desempenho por meio de dashboards e gamificação. Funcionalidades mais avançadas ficam para versões futuras.</w:t>
       </w:r>
     </w:p>
     <w:p>
@@ -7828,33 +6644,7 @@
         <w:rPr>
           <w:rFonts w:ascii="Arial" w:hAnsi="Arial" w:cs="Arial"/>
         </w:rPr>
-        <w:t xml:space="preserve">O </w:t>
-      </w:r>
-      <w:proofErr w:type="spellStart"/>
-      <w:r>
-        <w:rPr>
-          <w:rFonts w:ascii="Arial" w:hAnsi="Arial" w:cs="Arial"/>
-        </w:rPr>
-        <w:t>Product</w:t>
-      </w:r>
-      <w:proofErr w:type="spellEnd"/>
-      <w:r>
-        <w:rPr>
-          <w:rFonts w:ascii="Arial" w:hAnsi="Arial" w:cs="Arial"/>
-        </w:rPr>
-        <w:t xml:space="preserve"> Backlog</w:t>
-      </w:r>
-      <w:r>
-        <w:rPr>
-          <w:rFonts w:ascii="Arial" w:hAnsi="Arial" w:cs="Arial"/>
-        </w:rPr>
-        <w:t>=</w:t>
-      </w:r>
-      <w:r>
-        <w:rPr>
-          <w:rFonts w:ascii="Arial" w:hAnsi="Arial" w:cs="Arial"/>
-        </w:rPr>
-        <w:t>todas as funcionalidades, melhorias e necessidades identificadas para o desenvolvimento do DAMA Intelligence. Os itens são organizados por prioridade, valor para o usuário e complexidade de desenvolvimento.</w:t>
+        <w:t xml:space="preserve">O Product Backlog=todas as funcionalidades, melhorias e necessidades identificadas para o desenvolvimento do DAMA Intelligence. Os itens são organizados por prioridade, valor para o usuário e complexidade de desenvolvimento.</w:t>
       </w:r>
     </w:p>
     <w:p>
@@ -8744,25 +7534,7 @@
                 <w:sz w:val="18"/>
                 <w:szCs w:val="18"/>
               </w:rPr>
-              <w:t xml:space="preserve">Como gestor, quero cadastrar atividades para definir quais ações podem gerar </w:t>
-            </w:r>
-            <w:proofErr w:type="spellStart"/>
-            <w:r>
-              <w:rPr>
-                <w:rFonts w:ascii="Arial" w:hAnsi="Arial" w:cs="Arial"/>
-                <w:sz w:val="18"/>
-                <w:szCs w:val="18"/>
-              </w:rPr>
-              <w:t>tokens</w:t>
-            </w:r>
-            <w:proofErr w:type="spellEnd"/>
-            <w:r>
-              <w:rPr>
-                <w:rFonts w:ascii="Arial" w:hAnsi="Arial" w:cs="Arial"/>
-                <w:sz w:val="18"/>
-                <w:szCs w:val="18"/>
-              </w:rPr>
-              <w:t>.</w:t>
+              <w:t xml:space="preserve">Como gestor, quero cadastrar atividades para definir quais ações podem gerar tokens.</w:t>
             </w:r>
           </w:p>
         </w:tc>
@@ -9060,25 +7832,7 @@
                 <w:sz w:val="18"/>
                 <w:szCs w:val="18"/>
               </w:rPr>
-              <w:t xml:space="preserve">Como gestor, quero atribuir </w:t>
-            </w:r>
-            <w:proofErr w:type="spellStart"/>
-            <w:r>
-              <w:rPr>
-                <w:rFonts w:ascii="Arial" w:hAnsi="Arial" w:cs="Arial"/>
-                <w:sz w:val="18"/>
-                <w:szCs w:val="18"/>
-              </w:rPr>
-              <w:t>tokens</w:t>
-            </w:r>
-            <w:proofErr w:type="spellEnd"/>
-            <w:r>
-              <w:rPr>
-                <w:rFonts w:ascii="Arial" w:hAnsi="Arial" w:cs="Arial"/>
-                <w:sz w:val="18"/>
-                <w:szCs w:val="18"/>
-              </w:rPr>
-              <w:t xml:space="preserve"> aos colaboradores para reconhecer suas atividades.</w:t>
+              <w:t xml:space="preserve">Como gestor, quero atribuir tokens aos colaboradores para reconhecer suas atividades.</w:t>
             </w:r>
           </w:p>
         </w:tc>
@@ -9227,25 +7981,7 @@
                 <w:sz w:val="18"/>
                 <w:szCs w:val="18"/>
               </w:rPr>
-              <w:t xml:space="preserve">Como colaborador, quero visualizar meus </w:t>
-            </w:r>
-            <w:proofErr w:type="spellStart"/>
-            <w:r>
-              <w:rPr>
-                <w:rFonts w:ascii="Arial" w:hAnsi="Arial" w:cs="Arial"/>
-                <w:sz w:val="18"/>
-                <w:szCs w:val="18"/>
-              </w:rPr>
-              <w:t>tokens</w:t>
-            </w:r>
-            <w:proofErr w:type="spellEnd"/>
-            <w:r>
-              <w:rPr>
-                <w:rFonts w:ascii="Arial" w:hAnsi="Arial" w:cs="Arial"/>
-                <w:sz w:val="18"/>
-                <w:szCs w:val="18"/>
-              </w:rPr>
-              <w:t xml:space="preserve"> para acompanhar minha evolução.</w:t>
+              <w:t xml:space="preserve">Como colaborador, quero visualizar meus tokens para acompanhar minha evolução.</w:t>
             </w:r>
           </w:p>
         </w:tc>
@@ -9394,25 +8130,7 @@
                 <w:sz w:val="18"/>
                 <w:szCs w:val="18"/>
               </w:rPr>
-              <w:t xml:space="preserve">Como colaborador, quero consultar meu histórico de </w:t>
-            </w:r>
-            <w:proofErr w:type="spellStart"/>
-            <w:r>
-              <w:rPr>
-                <w:rFonts w:ascii="Arial" w:hAnsi="Arial" w:cs="Arial"/>
-                <w:sz w:val="18"/>
-                <w:szCs w:val="18"/>
-              </w:rPr>
-              <w:t>tokens</w:t>
-            </w:r>
-            <w:proofErr w:type="spellEnd"/>
-            <w:r>
-              <w:rPr>
-                <w:rFonts w:ascii="Arial" w:hAnsi="Arial" w:cs="Arial"/>
-                <w:sz w:val="18"/>
-                <w:szCs w:val="18"/>
-              </w:rPr>
-              <w:t xml:space="preserve"> para entender como minha pontuação foi construída.</w:t>
+              <w:t xml:space="preserve">Como colaborador, quero consultar meu histórico de tokens para entender como minha pontuação foi construída.</w:t>
             </w:r>
           </w:p>
         </w:tc>
@@ -9561,25 +8279,7 @@
                 <w:sz w:val="18"/>
                 <w:szCs w:val="18"/>
               </w:rPr>
-              <w:t xml:space="preserve">Como sistema, quero calcular a pontuação dos colaboradores com base nos </w:t>
-            </w:r>
-            <w:proofErr w:type="spellStart"/>
-            <w:r>
-              <w:rPr>
-                <w:rFonts w:ascii="Arial" w:hAnsi="Arial" w:cs="Arial"/>
-                <w:sz w:val="18"/>
-                <w:szCs w:val="18"/>
-              </w:rPr>
-              <w:t>tokens</w:t>
-            </w:r>
-            <w:proofErr w:type="spellEnd"/>
-            <w:r>
-              <w:rPr>
-                <w:rFonts w:ascii="Arial" w:hAnsi="Arial" w:cs="Arial"/>
-                <w:sz w:val="18"/>
-                <w:szCs w:val="18"/>
-              </w:rPr>
-              <w:t xml:space="preserve"> registrados.</w:t>
+              <w:t xml:space="preserve">Como sistema, quero calcular a pontuação dos colaboradores com base nos tokens registrados.</w:t>
             </w:r>
           </w:p>
         </w:tc>
@@ -10742,7 +9442,6 @@
                 <w:szCs w:val="18"/>
               </w:rPr>
             </w:pPr>
-            <w:proofErr w:type="spellStart"/>
             <w:r>
               <w:rPr>
                 <w:rFonts w:ascii="Arial" w:hAnsi="Arial" w:cs="Arial"/>
@@ -10751,7 +9450,6 @@
               </w:rPr>
               <w:t>Analytics</w:t>
             </w:r>
-            <w:proofErr w:type="spellEnd"/>
           </w:p>
         </w:tc>
         <w:tc>
@@ -10893,7 +9591,6 @@
                 <w:szCs w:val="18"/>
               </w:rPr>
             </w:pPr>
-            <w:proofErr w:type="spellStart"/>
             <w:r>
               <w:rPr>
                 <w:rFonts w:ascii="Arial" w:hAnsi="Arial" w:cs="Arial"/>
@@ -10902,7 +9599,6 @@
               </w:rPr>
               <w:t>Analytics</w:t>
             </w:r>
-            <w:proofErr w:type="spellEnd"/>
           </w:p>
         </w:tc>
         <w:tc>
@@ -11640,7 +10336,6 @@
                 <w:szCs w:val="18"/>
               </w:rPr>
             </w:pPr>
-            <w:proofErr w:type="spellStart"/>
             <w:r>
               <w:rPr>
                 <w:rFonts w:ascii="Arial" w:hAnsi="Arial" w:cs="Arial"/>
@@ -11649,7 +10344,6 @@
               </w:rPr>
               <w:t>Analytics</w:t>
             </w:r>
-            <w:proofErr w:type="spellEnd"/>
           </w:p>
         </w:tc>
         <w:tc>
@@ -11791,23 +10485,13 @@
                 <w:szCs w:val="18"/>
               </w:rPr>
             </w:pPr>
-            <w:proofErr w:type="spellStart"/>
-            <w:r>
-              <w:rPr>
-                <w:rFonts w:ascii="Arial" w:hAnsi="Arial" w:cs="Arial"/>
-                <w:sz w:val="18"/>
-                <w:szCs w:val="18"/>
-              </w:rPr>
-              <w:t>Analytics</w:t>
-            </w:r>
-            <w:proofErr w:type="spellEnd"/>
-            <w:r>
-              <w:rPr>
-                <w:rFonts w:ascii="Arial" w:hAnsi="Arial" w:cs="Arial"/>
-                <w:sz w:val="18"/>
-                <w:szCs w:val="18"/>
-              </w:rPr>
-              <w:t>/ML</w:t>
+            <w:r>
+              <w:rPr>
+                <w:rFonts w:ascii="Arial" w:hAnsi="Arial" w:cs="Arial"/>
+                <w:sz w:val="18"/>
+                <w:szCs w:val="18"/>
+              </w:rPr>
+              <w:t>Analytics/ML</w:t>
             </w:r>
           </w:p>
         </w:tc>
@@ -12396,16 +11080,8 @@
         <w:rPr>
           <w:rFonts w:ascii="Arial" w:hAnsi="Arial" w:cs="Arial"/>
         </w:rPr>
-        <w:t xml:space="preserve">EP06 — </w:t>
-      </w:r>
-      <w:proofErr w:type="spellStart"/>
-      <w:r>
-        <w:rPr>
-          <w:rFonts w:ascii="Arial" w:hAnsi="Arial" w:cs="Arial"/>
-        </w:rPr>
-        <w:t>Analytics</w:t>
-      </w:r>
-      <w:proofErr w:type="spellEnd"/>
+        <w:t xml:space="preserve">EP06 — Analytics</w:t>
+      </w:r>
     </w:p>
     <w:p>
       <w:pPr>
@@ -12613,17 +11289,477 @@
     </w:p>
     <w:p>
       <w:pPr>
+        <w:spacing w:after="160" w:line="276" w:lineRule="auto"/>
+        <w:rPr>
+          <w:rFonts w:ascii="Arial" w:hAnsi="Arial" w:cs="Arial"/>
+        </w:rPr>
+      </w:pPr>
+      <w:r>
         <w:rPr>
           <w:rFonts w:ascii="Arial" w:hAnsi="Arial" w:cs="Arial"/>
           <w:b/>
         </w:rPr>
+        <w:t xml:space="preserve">Método: MoSCoW</w:t>
+      </w:r>
+    </w:p>
+    <w:p>
+      <w:pPr>
+        <w:spacing w:after="160" w:line="276" w:lineRule="auto"/>
+        <w:rPr>
+          <w:rFonts w:ascii="Arial" w:hAnsi="Arial" w:cs="Arial"/>
+        </w:rPr>
+      </w:pPr>
+      <w:r>
+        <w:rPr>
+          <w:rFonts w:ascii="Arial" w:hAnsi="Arial" w:cs="Arial"/>
+        </w:rPr>
+        <w:t xml:space="preserve">O Product Owner classifica cada história de usuário em uma das quatro categorias do MoSCoW. A classificação usa três critérios da tabela 8.1 (prioridade, valor para o usuário e complexidade) e as dependências entre as histórias: uma história que depende de outra entra no mesmo MVP ou em um posterior.</w:t>
+      </w:r>
+    </w:p>
+    <w:tbl>
+      <w:tblPr>
+        <w:tblW w:w="8500" w:type="dxa"/>
+        <w:tblBorders>
+          <w:top w:val="single" w:sz="4" w:space="0" w:color="BFBFBF"/>
+          <w:left w:val="single" w:sz="4" w:space="0" w:color="BFBFBF"/>
+          <w:bottom w:val="single" w:sz="4" w:space="0" w:color="BFBFBF"/>
+          <w:right w:val="single" w:sz="4" w:space="0" w:color="BFBFBF"/>
+          <w:insideH w:val="single" w:sz="4" w:space="0" w:color="BFBFBF"/>
+          <w:insideV w:val="single" w:sz="4" w:space="0" w:color="BFBFBF"/>
+        </w:tblBorders>
+        <w:tblLayout w:type="fixed"/>
+        <w:tblCellMar>
+          <w:top w:w="60" w:type="dxa"/>
+          <w:left w:w="100" w:type="dxa"/>
+          <w:bottom w:w="60" w:type="dxa"/>
+          <w:right w:w="100" w:type="dxa"/>
+        </w:tblCellMar>
+        <w:tblLook w:val="04A0" w:firstRow="1" w:lastRow="0" w:firstColumn="1" w:lastColumn="0" w:noHBand="0" w:noVBand="1"/>
+      </w:tblPr>
+      <w:tblGrid>
+        <w:gridCol w:w="2300"/>
+        <w:gridCol w:w="4200"/>
+        <w:gridCol w:w="2000"/>
+      </w:tblGrid>
+      <w:tr>
+        <w:trPr>
+          <w:tblHeader/>
+        </w:trPr>
+        <w:tc>
+          <w:tcPr>
+            <w:tcW w:w="2300" w:type="dxa"/>
+            <w:shd w:val="clear" w:color="auto" w:fill="F2F2F2"/>
+          </w:tcPr>
+          <w:p>
+            <w:pPr>
+              <w:spacing w:after="40" w:line="240" w:lineRule="auto"/>
+              <w:rPr>
+                <w:rFonts w:ascii="Arial" w:hAnsi="Arial" w:cs="Arial"/>
+              </w:rPr>
+            </w:pPr>
+            <w:r>
+              <w:rPr>
+                <w:rFonts w:ascii="Arial" w:hAnsi="Arial" w:cs="Arial"/>
+                <w:b/>
+                <w:sz w:val="20"/>
+                <w:szCs w:val="20"/>
+              </w:rPr>
+              <w:t xml:space="preserve">Categoria</w:t>
+            </w:r>
+          </w:p>
+        </w:tc>
+        <w:tc>
+          <w:tcPr>
+            <w:tcW w:w="4200" w:type="dxa"/>
+            <w:shd w:val="clear" w:color="auto" w:fill="F2F2F2"/>
+          </w:tcPr>
+          <w:p>
+            <w:pPr>
+              <w:spacing w:after="40" w:line="240" w:lineRule="auto"/>
+              <w:rPr>
+                <w:rFonts w:ascii="Arial" w:hAnsi="Arial" w:cs="Arial"/>
+              </w:rPr>
+            </w:pPr>
+            <w:r>
+              <w:rPr>
+                <w:rFonts w:ascii="Arial" w:hAnsi="Arial" w:cs="Arial"/>
+                <w:b/>
+                <w:sz w:val="20"/>
+                <w:szCs w:val="20"/>
+              </w:rPr>
+              <w:t xml:space="preserve">Critério</w:t>
+            </w:r>
+          </w:p>
+        </w:tc>
+        <w:tc>
+          <w:tcPr>
+            <w:tcW w:w="2000" w:type="dxa"/>
+            <w:shd w:val="clear" w:color="auto" w:fill="F2F2F2"/>
+          </w:tcPr>
+          <w:p>
+            <w:pPr>
+              <w:spacing w:after="40" w:line="240" w:lineRule="auto"/>
+              <w:rPr>
+                <w:rFonts w:ascii="Arial" w:hAnsi="Arial" w:cs="Arial"/>
+              </w:rPr>
+            </w:pPr>
+            <w:r>
+              <w:rPr>
+                <w:rFonts w:ascii="Arial" w:hAnsi="Arial" w:cs="Arial"/>
+                <w:b/>
+                <w:sz w:val="20"/>
+                <w:szCs w:val="20"/>
+              </w:rPr>
+              <w:t xml:space="preserve">Onde entra</w:t>
+            </w:r>
+          </w:p>
+        </w:tc>
+      </w:tr>
+      <w:tr>
+        <w:tc>
+          <w:tcPr>
+            <w:tcW w:w="2300" w:type="dxa"/>
+          </w:tcPr>
+          <w:p>
+            <w:pPr>
+              <w:spacing w:after="40" w:line="240" w:lineRule="auto"/>
+              <w:rPr>
+                <w:rFonts w:ascii="Arial" w:hAnsi="Arial" w:cs="Arial"/>
+              </w:rPr>
+            </w:pPr>
+            <w:r>
+              <w:rPr>
+                <w:rFonts w:ascii="Arial" w:hAnsi="Arial" w:cs="Arial"/>
+                <w:sz w:val="20"/>
+                <w:szCs w:val="20"/>
+              </w:rPr>
+              <w:t xml:space="preserve">Must have (obrigatório)</w:t>
+            </w:r>
+          </w:p>
+        </w:tc>
+        <w:tc>
+          <w:tcPr>
+            <w:tcW w:w="4200" w:type="dxa"/>
+          </w:tcPr>
+          <w:p>
+            <w:pPr>
+              <w:spacing w:after="40" w:line="240" w:lineRule="auto"/>
+              <w:rPr>
+                <w:rFonts w:ascii="Arial" w:hAnsi="Arial" w:cs="Arial"/>
+              </w:rPr>
+            </w:pPr>
+            <w:r>
+              <w:rPr>
+                <w:rFonts w:ascii="Arial" w:hAnsi="Arial" w:cs="Arial"/>
+                <w:sz w:val="20"/>
+                <w:szCs w:val="20"/>
+              </w:rPr>
+              <w:t xml:space="preserve">Sem a história, o MVP não demonstra a proposta de valor. Em geral, prioridade alta e valor alto.</w:t>
+            </w:r>
+          </w:p>
+        </w:tc>
+        <w:tc>
+          <w:tcPr>
+            <w:tcW w:w="2000" w:type="dxa"/>
+          </w:tcPr>
+          <w:p>
+            <w:pPr>
+              <w:spacing w:after="40" w:line="240" w:lineRule="auto"/>
+              <w:rPr>
+                <w:rFonts w:ascii="Arial" w:hAnsi="Arial" w:cs="Arial"/>
+              </w:rPr>
+            </w:pPr>
+            <w:r>
+              <w:rPr>
+                <w:rFonts w:ascii="Arial" w:hAnsi="Arial" w:cs="Arial"/>
+                <w:sz w:val="20"/>
+                <w:szCs w:val="20"/>
+              </w:rPr>
+              <w:t xml:space="preserve">MVP 1</w:t>
+            </w:r>
+          </w:p>
+        </w:tc>
+      </w:tr>
+      <w:tr>
+        <w:tc>
+          <w:tcPr>
+            <w:tcW w:w="2300" w:type="dxa"/>
+          </w:tcPr>
+          <w:p>
+            <w:pPr>
+              <w:spacing w:after="40" w:line="240" w:lineRule="auto"/>
+              <w:rPr>
+                <w:rFonts w:ascii="Arial" w:hAnsi="Arial" w:cs="Arial"/>
+              </w:rPr>
+            </w:pPr>
+            <w:r>
+              <w:rPr>
+                <w:rFonts w:ascii="Arial" w:hAnsi="Arial" w:cs="Arial"/>
+                <w:sz w:val="20"/>
+                <w:szCs w:val="20"/>
+              </w:rPr>
+              <w:t xml:space="preserve">Should have (importante)</w:t>
+            </w:r>
+          </w:p>
+        </w:tc>
+        <w:tc>
+          <w:tcPr>
+            <w:tcW w:w="4200" w:type="dxa"/>
+          </w:tcPr>
+          <w:p>
+            <w:pPr>
+              <w:spacing w:after="40" w:line="240" w:lineRule="auto"/>
+              <w:rPr>
+                <w:rFonts w:ascii="Arial" w:hAnsi="Arial" w:cs="Arial"/>
+              </w:rPr>
+            </w:pPr>
+            <w:r>
+              <w:rPr>
+                <w:rFonts w:ascii="Arial" w:hAnsi="Arial" w:cs="Arial"/>
+                <w:sz w:val="20"/>
+                <w:szCs w:val="20"/>
+              </w:rPr>
+              <w:t xml:space="preserve">Valor alto ou médio, mas o produto funciona sem ela no primeiro ciclo, ou ela depende de dados gerados pelo MVP 1.</w:t>
+            </w:r>
+          </w:p>
+        </w:tc>
+        <w:tc>
+          <w:tcPr>
+            <w:tcW w:w="2000" w:type="dxa"/>
+          </w:tcPr>
+          <w:p>
+            <w:pPr>
+              <w:spacing w:after="40" w:line="240" w:lineRule="auto"/>
+              <w:rPr>
+                <w:rFonts w:ascii="Arial" w:hAnsi="Arial" w:cs="Arial"/>
+              </w:rPr>
+            </w:pPr>
+            <w:r>
+              <w:rPr>
+                <w:rFonts w:ascii="Arial" w:hAnsi="Arial" w:cs="Arial"/>
+                <w:sz w:val="20"/>
+                <w:szCs w:val="20"/>
+              </w:rPr>
+              <w:t xml:space="preserve">MVP 2</w:t>
+            </w:r>
+          </w:p>
+        </w:tc>
+      </w:tr>
+      <w:tr>
+        <w:tc>
+          <w:tcPr>
+            <w:tcW w:w="2300" w:type="dxa"/>
+          </w:tcPr>
+          <w:p>
+            <w:pPr>
+              <w:spacing w:after="40" w:line="240" w:lineRule="auto"/>
+              <w:rPr>
+                <w:rFonts w:ascii="Arial" w:hAnsi="Arial" w:cs="Arial"/>
+              </w:rPr>
+            </w:pPr>
+            <w:r>
+              <w:rPr>
+                <w:rFonts w:ascii="Arial" w:hAnsi="Arial" w:cs="Arial"/>
+                <w:sz w:val="20"/>
+                <w:szCs w:val="20"/>
+              </w:rPr>
+              <w:t xml:space="preserve">Could have (desejável)</w:t>
+            </w:r>
+          </w:p>
+        </w:tc>
+        <w:tc>
+          <w:tcPr>
+            <w:tcW w:w="4200" w:type="dxa"/>
+          </w:tcPr>
+          <w:p>
+            <w:pPr>
+              <w:spacing w:after="40" w:line="240" w:lineRule="auto"/>
+              <w:rPr>
+                <w:rFonts w:ascii="Arial" w:hAnsi="Arial" w:cs="Arial"/>
+              </w:rPr>
+            </w:pPr>
+            <w:r>
+              <w:rPr>
+                <w:rFonts w:ascii="Arial" w:hAnsi="Arial" w:cs="Arial"/>
+                <w:sz w:val="20"/>
+                <w:szCs w:val="20"/>
+              </w:rPr>
+              <w:t xml:space="preserve">Prioridade baixa, ou depende de histórico acumulado e de modelos analíticos.</w:t>
+            </w:r>
+          </w:p>
+        </w:tc>
+        <w:tc>
+          <w:tcPr>
+            <w:tcW w:w="2000" w:type="dxa"/>
+          </w:tcPr>
+          <w:p>
+            <w:pPr>
+              <w:spacing w:after="40" w:line="240" w:lineRule="auto"/>
+              <w:rPr>
+                <w:rFonts w:ascii="Arial" w:hAnsi="Arial" w:cs="Arial"/>
+              </w:rPr>
+            </w:pPr>
+            <w:r>
+              <w:rPr>
+                <w:rFonts w:ascii="Arial" w:hAnsi="Arial" w:cs="Arial"/>
+                <w:sz w:val="20"/>
+                <w:szCs w:val="20"/>
+              </w:rPr>
+              <w:t xml:space="preserve">MVP 3</w:t>
+            </w:r>
+          </w:p>
+        </w:tc>
+      </w:tr>
+      <w:tr>
+        <w:tc>
+          <w:tcPr>
+            <w:tcW w:w="2300" w:type="dxa"/>
+          </w:tcPr>
+          <w:p>
+            <w:pPr>
+              <w:spacing w:after="40" w:line="240" w:lineRule="auto"/>
+              <w:rPr>
+                <w:rFonts w:ascii="Arial" w:hAnsi="Arial" w:cs="Arial"/>
+              </w:rPr>
+            </w:pPr>
+            <w:r>
+              <w:rPr>
+                <w:rFonts w:ascii="Arial" w:hAnsi="Arial" w:cs="Arial"/>
+                <w:sz w:val="20"/>
+                <w:szCs w:val="20"/>
+              </w:rPr>
+              <w:t xml:space="preserve">Won't have (por agora)</w:t>
+            </w:r>
+          </w:p>
+        </w:tc>
+        <w:tc>
+          <w:tcPr>
+            <w:tcW w:w="4200" w:type="dxa"/>
+          </w:tcPr>
+          <w:p>
+            <w:pPr>
+              <w:spacing w:after="40" w:line="240" w:lineRule="auto"/>
+              <w:rPr>
+                <w:rFonts w:ascii="Arial" w:hAnsi="Arial" w:cs="Arial"/>
+              </w:rPr>
+            </w:pPr>
+            <w:r>
+              <w:rPr>
+                <w:rFonts w:ascii="Arial" w:hAnsi="Arial" w:cs="Arial"/>
+                <w:sz w:val="20"/>
+                <w:szCs w:val="20"/>
+              </w:rPr>
+              <w:t xml:space="preserve">Fora do escopo dos próximos ciclos.</w:t>
+            </w:r>
+          </w:p>
+        </w:tc>
+        <w:tc>
+          <w:tcPr>
+            <w:tcW w:w="2000" w:type="dxa"/>
+          </w:tcPr>
+          <w:p>
+            <w:pPr>
+              <w:spacing w:after="40" w:line="240" w:lineRule="auto"/>
+              <w:rPr>
+                <w:rFonts w:ascii="Arial" w:hAnsi="Arial" w:cs="Arial"/>
+              </w:rPr>
+            </w:pPr>
+            <w:r>
+              <w:rPr>
+                <w:rFonts w:ascii="Arial" w:hAnsi="Arial" w:cs="Arial"/>
+                <w:sz w:val="20"/>
+                <w:szCs w:val="20"/>
+              </w:rPr>
+              <w:t xml:space="preserve">8.4 Backlog futuro</w:t>
+            </w:r>
+          </w:p>
+        </w:tc>
+      </w:tr>
+    </w:tbl>
+    <w:p>
+      <w:pPr>
+        <w:spacing w:after="0" w:line="276" w:lineRule="auto"/>
+        <w:rPr>
+          <w:rFonts w:ascii="Arial" w:hAnsi="Arial" w:cs="Arial"/>
+        </w:rPr>
+      </w:pPr>
+      <w:r>
+        <w:rPr>
+          <w:rFonts w:ascii="Arial" w:hAnsi="Arial" w:cs="Arial"/>
+        </w:rPr>
+        <w:t xml:space="preserve"/>
+      </w:r>
+    </w:p>
+    <w:p>
+      <w:pPr>
+        <w:spacing w:after="80" w:line="276" w:lineRule="auto"/>
+        <w:rPr>
+          <w:rFonts w:ascii="Arial" w:hAnsi="Arial" w:cs="Arial"/>
+        </w:rPr>
       </w:pPr>
       <w:r>
         <w:rPr>
           <w:rFonts w:ascii="Arial" w:hAnsi="Arial" w:cs="Arial"/>
           <w:b/>
         </w:rPr>
-        <w:t>Prioridade alta — MVP 1</w:t>
+        <w:t xml:space="preserve">Exceções em relação à tabela 8.1:</w:t>
+      </w:r>
+    </w:p>
+    <w:p>
+      <w:pPr>
+        <w:spacing w:after="80" w:line="276" w:lineRule="auto"/>
+        <w:rPr>
+          <w:rFonts w:ascii="Arial" w:hAnsi="Arial" w:cs="Arial"/>
+        </w:rPr>
+      </w:pPr>
+      <w:r>
+        <w:rPr>
+          <w:rFonts w:ascii="Arial" w:hAnsi="Arial" w:cs="Arial"/>
+          <w:b/>
+        </w:rPr>
+        <w:t xml:space="preserve">US11 (Ranking)</w:t>
+      </w:r>
+      <w:r>
+        <w:rPr>
+          <w:rFonts w:ascii="Arial" w:hAnsi="Arial" w:cs="Arial"/>
+        </w:rPr>
+        <w:t xml:space="preserve"> tem prioridade média, mas entrou como Must have: a pontuação (US10) só gera engajamento se o colaborador puder se comparar com os colegas.</w:t>
+      </w:r>
+    </w:p>
+    <w:p>
+      <w:pPr>
+        <w:spacing w:after="160" w:line="276" w:lineRule="auto"/>
+        <w:rPr>
+          <w:rFonts w:ascii="Arial" w:hAnsi="Arial" w:cs="Arial"/>
+        </w:rPr>
+      </w:pPr>
+      <w:r>
+        <w:rPr>
+          <w:rFonts w:ascii="Arial" w:hAnsi="Arial" w:cs="Arial"/>
+          <w:b/>
+        </w:rPr>
+        <w:t xml:space="preserve">US18 (Evolução dos indicadores)</w:t>
+      </w:r>
+      <w:r>
+        <w:rPr>
+          <w:rFonts w:ascii="Arial" w:hAnsi="Arial" w:cs="Arial"/>
+        </w:rPr>
+        <w:t xml:space="preserve"> tem prioridade alta, mas entrou como Should have: depende de vários meses de indicadores registrados, que só existem depois do MVP 1.</w:t>
+      </w:r>
+    </w:p>
+    <w:p>
+      <w:pPr>
+        <w:rPr>
+          <w:rFonts w:ascii="Arial" w:hAnsi="Arial" w:cs="Arial"/>
+          <w:b/>
+        </w:rPr>
+      </w:pPr>
+      <w:r>
+        <w:rPr>
+          <w:rFonts w:ascii="Arial" w:hAnsi="Arial" w:cs="Arial"/>
+          <w:b/>
+        </w:rPr>
+        <w:t>Must have — MVP 1</w:t>
       </w:r>
     </w:p>
     <w:p>
@@ -12651,31 +11787,34 @@
           <w:szCs w:val="22"/>
         </w:rPr>
         <w:t xml:space="preserve"> — Login</w:t>
-      </w:r>
-      <w:r>
-        <w:rPr>
+        <w:br/>
+      </w:r>
+      <w:r>
+        <w:rPr>
+          <w:rStyle w:val="Forte"/>
           <w:rFonts w:ascii="Arial" w:hAnsi="Arial" w:cs="Arial"/>
           <w:sz w:val="22"/>
           <w:szCs w:val="22"/>
         </w:rPr>
-        <w:br/>
-      </w:r>
-      <w:r>
-        <w:rPr>
-          <w:rStyle w:val="Forte"/>
+        <w:t>US02</w:t>
+      </w:r>
+      <w:r>
+        <w:rPr>
           <w:rFonts w:ascii="Arial" w:hAnsi="Arial" w:cs="Arial"/>
           <w:sz w:val="22"/>
           <w:szCs w:val="22"/>
         </w:rPr>
-        <w:t>US02</w:t>
-      </w:r>
-      <w:r>
-        <w:rPr>
+        <w:t xml:space="preserve"> — Cadastro de colaboradores</w:t>
+        <w:br/>
+      </w:r>
+      <w:r>
+        <w:rPr>
+          <w:rStyle w:val="Forte"/>
           <w:rFonts w:ascii="Arial" w:hAnsi="Arial" w:cs="Arial"/>
           <w:sz w:val="22"/>
           <w:szCs w:val="22"/>
         </w:rPr>
-        <w:t xml:space="preserve"> — Cadastro de colaboradores</w:t>
+        <w:t>US04</w:t>
       </w:r>
       <w:r>
         <w:rPr>
@@ -12683,6 +11822,7 @@
           <w:sz w:val="22"/>
           <w:szCs w:val="22"/>
         </w:rPr>
+        <w:t xml:space="preserve"> — Perfis de acesso</w:t>
         <w:br/>
       </w:r>
       <w:r>
@@ -12692,7 +11832,7 @@
           <w:sz w:val="22"/>
           <w:szCs w:val="22"/>
         </w:rPr>
-        <w:t>US04</w:t>
+        <w:t>US05</w:t>
       </w:r>
       <w:r>
         <w:rPr>
@@ -12700,32 +11840,35 @@
           <w:sz w:val="22"/>
           <w:szCs w:val="22"/>
         </w:rPr>
-        <w:t xml:space="preserve"> — Perfis de acesso</w:t>
-      </w:r>
-      <w:r>
-        <w:rPr>
+        <w:t xml:space="preserve"> — Cadastro de atividades</w:t>
+        <w:br/>
+      </w:r>
+      <w:r>
+        <w:rPr>
+          <w:rStyle w:val="Forte"/>
           <w:rFonts w:ascii="Arial" w:hAnsi="Arial" w:cs="Arial"/>
           <w:sz w:val="22"/>
           <w:szCs w:val="22"/>
         </w:rPr>
-        <w:br/>
-      </w:r>
-      <w:r>
-        <w:rPr>
-          <w:rStyle w:val="Forte"/>
+        <w:t>US06</w:t>
+      </w:r>
+      <w:r>
+        <w:rPr>
           <w:rFonts w:ascii="Arial" w:hAnsi="Arial" w:cs="Arial"/>
           <w:sz w:val="22"/>
           <w:szCs w:val="22"/>
         </w:rPr>
-        <w:t>US05</w:t>
-      </w:r>
-      <w:r>
-        <w:rPr>
+        <w:t xml:space="preserve"> — Registro de atividades</w:t>
+        <w:br/>
+      </w:r>
+      <w:r>
+        <w:rPr>
+          <w:rStyle w:val="Forte"/>
           <w:rFonts w:ascii="Arial" w:hAnsi="Arial" w:cs="Arial"/>
           <w:sz w:val="22"/>
           <w:szCs w:val="22"/>
         </w:rPr>
-        <w:t xml:space="preserve"> — Cadastro de atividades</w:t>
+        <w:t>US07</w:t>
       </w:r>
       <w:r>
         <w:rPr>
@@ -12733,6 +11876,7 @@
           <w:sz w:val="22"/>
           <w:szCs w:val="22"/>
         </w:rPr>
+        <w:t xml:space="preserve"> — Atribuição de AI Credits</w:t>
         <w:br/>
       </w:r>
       <w:r>
@@ -12742,7 +11886,7 @@
           <w:sz w:val="22"/>
           <w:szCs w:val="22"/>
         </w:rPr>
-        <w:t>US06</w:t>
+        <w:t>US08</w:t>
       </w:r>
       <w:r>
         <w:rPr>
@@ -12750,201 +11894,96 @@
           <w:sz w:val="22"/>
           <w:szCs w:val="22"/>
         </w:rPr>
-        <w:t xml:space="preserve"> — Registro de atividades</w:t>
-      </w:r>
-      <w:r>
-        <w:rPr>
+        <w:t xml:space="preserve"> — Consulta de AI Credits</w:t>
+        <w:br/>
+      </w:r>
+      <w:r>
+        <w:rPr>
+          <w:rStyle w:val="Forte"/>
           <w:rFonts w:ascii="Arial" w:hAnsi="Arial" w:cs="Arial"/>
           <w:sz w:val="22"/>
           <w:szCs w:val="22"/>
         </w:rPr>
-        <w:br/>
-      </w:r>
-      <w:r>
-        <w:rPr>
-          <w:rStyle w:val="Forte"/>
+        <w:t>US10</w:t>
+      </w:r>
+      <w:r>
+        <w:rPr>
           <w:rFonts w:ascii="Arial" w:hAnsi="Arial" w:cs="Arial"/>
           <w:sz w:val="22"/>
           <w:szCs w:val="22"/>
         </w:rPr>
-        <w:t>US07</w:t>
-      </w:r>
-      <w:r>
-        <w:rPr>
+        <w:t xml:space="preserve"> — Cálculo de pontuação</w:t>
+        <w:br/>
+      </w:r>
+      <w:r>
+        <w:rPr>
+          <w:rStyle w:val="Forte"/>
           <w:rFonts w:ascii="Arial" w:hAnsi="Arial" w:cs="Arial"/>
           <w:sz w:val="22"/>
           <w:szCs w:val="22"/>
         </w:rPr>
-        <w:t xml:space="preserve"> — Atribuição de AI </w:t>
-      </w:r>
-      <w:proofErr w:type="spellStart"/>
+        <w:t>US11</w:t>
+      </w:r>
       <w:r>
         <w:rPr>
           <w:rFonts w:ascii="Arial" w:hAnsi="Arial" w:cs="Arial"/>
           <w:sz w:val="22"/>
           <w:szCs w:val="22"/>
         </w:rPr>
-        <w:t>Credits</w:t>
-      </w:r>
-      <w:proofErr w:type="spellEnd"/>
-      <w:r>
-        <w:rPr>
+        <w:t xml:space="preserve"> — Ranking</w:t>
+        <w:br/>
+      </w:r>
+      <w:r>
+        <w:rPr>
+          <w:rStyle w:val="Forte"/>
           <w:rFonts w:ascii="Arial" w:hAnsi="Arial" w:cs="Arial"/>
           <w:sz w:val="22"/>
           <w:szCs w:val="22"/>
         </w:rPr>
-        <w:br/>
-      </w:r>
-      <w:r>
-        <w:rPr>
-          <w:rStyle w:val="Forte"/>
+        <w:t>US12</w:t>
+      </w:r>
+      <w:r>
+        <w:rPr>
           <w:rFonts w:ascii="Arial" w:hAnsi="Arial" w:cs="Arial"/>
           <w:sz w:val="22"/>
           <w:szCs w:val="22"/>
         </w:rPr>
-        <w:t>US08</w:t>
-      </w:r>
-      <w:r>
-        <w:rPr>
+        <w:t xml:space="preserve"> — Criação de metas</w:t>
+        <w:br/>
+      </w:r>
+      <w:r>
+        <w:rPr>
+          <w:rStyle w:val="Forte"/>
           <w:rFonts w:ascii="Arial" w:hAnsi="Arial" w:cs="Arial"/>
           <w:sz w:val="22"/>
           <w:szCs w:val="22"/>
         </w:rPr>
-        <w:t xml:space="preserve"> — Consulta de AI </w:t>
-      </w:r>
-      <w:proofErr w:type="spellStart"/>
+        <w:t>US13</w:t>
+      </w:r>
       <w:r>
         <w:rPr>
           <w:rFonts w:ascii="Arial" w:hAnsi="Arial" w:cs="Arial"/>
           <w:sz w:val="22"/>
           <w:szCs w:val="22"/>
         </w:rPr>
-        <w:t>Credits</w:t>
-      </w:r>
-      <w:proofErr w:type="spellEnd"/>
-      <w:r>
-        <w:rPr>
+        <w:t xml:space="preserve"> — Acompanhamento de metas</w:t>
+        <w:br/>
+      </w:r>
+      <w:r>
+        <w:rPr>
+          <w:rStyle w:val="Forte"/>
           <w:rFonts w:ascii="Arial" w:hAnsi="Arial" w:cs="Arial"/>
           <w:sz w:val="22"/>
           <w:szCs w:val="22"/>
         </w:rPr>
-        <w:br/>
-      </w:r>
-      <w:r>
-        <w:rPr>
-          <w:rStyle w:val="Forte"/>
+        <w:t>US15</w:t>
+      </w:r>
+      <w:r>
+        <w:rPr>
           <w:rFonts w:ascii="Arial" w:hAnsi="Arial" w:cs="Arial"/>
           <w:sz w:val="22"/>
           <w:szCs w:val="22"/>
         </w:rPr>
-        <w:t>US10</w:t>
-      </w:r>
-      <w:r>
-        <w:rPr>
-          <w:rFonts w:ascii="Arial" w:hAnsi="Arial" w:cs="Arial"/>
-          <w:sz w:val="22"/>
-          <w:szCs w:val="22"/>
-        </w:rPr>
-        <w:t xml:space="preserve"> — Cálculo de pontuação</w:t>
-      </w:r>
-      <w:r>
-        <w:rPr>
-          <w:rFonts w:ascii="Arial" w:hAnsi="Arial" w:cs="Arial"/>
-          <w:sz w:val="22"/>
-          <w:szCs w:val="22"/>
-        </w:rPr>
-        <w:br/>
-      </w:r>
-      <w:r>
-        <w:rPr>
-          <w:rStyle w:val="Forte"/>
-          <w:rFonts w:ascii="Arial" w:hAnsi="Arial" w:cs="Arial"/>
-          <w:sz w:val="22"/>
-          <w:szCs w:val="22"/>
-        </w:rPr>
-        <w:t>US11</w:t>
-      </w:r>
-      <w:r>
-        <w:rPr>
-          <w:rFonts w:ascii="Arial" w:hAnsi="Arial" w:cs="Arial"/>
-          <w:sz w:val="22"/>
-          <w:szCs w:val="22"/>
-        </w:rPr>
-        <w:t xml:space="preserve"> — Ranking</w:t>
-      </w:r>
-      <w:r>
-        <w:rPr>
-          <w:rFonts w:ascii="Arial" w:hAnsi="Arial" w:cs="Arial"/>
-          <w:sz w:val="22"/>
-          <w:szCs w:val="22"/>
-        </w:rPr>
-        <w:br/>
-      </w:r>
-      <w:r>
-        <w:rPr>
-          <w:rStyle w:val="Forte"/>
-          <w:rFonts w:ascii="Arial" w:hAnsi="Arial" w:cs="Arial"/>
-          <w:sz w:val="22"/>
-          <w:szCs w:val="22"/>
-        </w:rPr>
-        <w:t>US12</w:t>
-      </w:r>
-      <w:r>
-        <w:rPr>
-          <w:rFonts w:ascii="Arial" w:hAnsi="Arial" w:cs="Arial"/>
-          <w:sz w:val="22"/>
-          <w:szCs w:val="22"/>
-        </w:rPr>
-        <w:t xml:space="preserve"> — Criação de metas</w:t>
-      </w:r>
-      <w:r>
-        <w:rPr>
-          <w:rFonts w:ascii="Arial" w:hAnsi="Arial" w:cs="Arial"/>
-          <w:sz w:val="22"/>
-          <w:szCs w:val="22"/>
-        </w:rPr>
-        <w:br/>
-      </w:r>
-      <w:r>
-        <w:rPr>
-          <w:rStyle w:val="Forte"/>
-          <w:rFonts w:ascii="Arial" w:hAnsi="Arial" w:cs="Arial"/>
-          <w:sz w:val="22"/>
-          <w:szCs w:val="22"/>
-        </w:rPr>
-        <w:t>US13</w:t>
-      </w:r>
-      <w:r>
-        <w:rPr>
-          <w:rFonts w:ascii="Arial" w:hAnsi="Arial" w:cs="Arial"/>
-          <w:sz w:val="22"/>
-          <w:szCs w:val="22"/>
-        </w:rPr>
-        <w:t xml:space="preserve"> — Acompanhamento de metas</w:t>
-      </w:r>
-      <w:r>
-        <w:rPr>
-          <w:rFonts w:ascii="Arial" w:hAnsi="Arial" w:cs="Arial"/>
-          <w:sz w:val="22"/>
-          <w:szCs w:val="22"/>
-        </w:rPr>
-        <w:br/>
-      </w:r>
-      <w:r>
-        <w:rPr>
-          <w:rStyle w:val="Forte"/>
-          <w:rFonts w:ascii="Arial" w:hAnsi="Arial" w:cs="Arial"/>
-          <w:sz w:val="22"/>
-          <w:szCs w:val="22"/>
-        </w:rPr>
-        <w:t>US15</w:t>
-      </w:r>
-      <w:r>
-        <w:rPr>
-          <w:rFonts w:ascii="Arial" w:hAnsi="Arial" w:cs="Arial"/>
-          <w:sz w:val="22"/>
-          <w:szCs w:val="22"/>
-        </w:rPr>
         <w:t xml:space="preserve"> — Dashboard</w:t>
       </w:r>
     </w:p>
@@ -12960,7 +11999,7 @@
           <w:rFonts w:ascii="Arial" w:hAnsi="Arial" w:cs="Arial"/>
           <w:b/>
         </w:rPr>
-        <w:t>MVP 2</w:t>
+        <w:t>Should have — MVP 2</w:t>
       </w:r>
     </w:p>
     <w:p>
@@ -12996,21 +12035,7 @@
         <w:rPr>
           <w:rFonts w:ascii="Arial" w:hAnsi="Arial" w:cs="Arial"/>
         </w:rPr>
-        <w:t xml:space="preserve">US09 — Histórico de AI </w:t>
-      </w:r>
-      <w:proofErr w:type="spellStart"/>
-      <w:r>
-        <w:rPr>
-          <w:rFonts w:ascii="Arial" w:hAnsi="Arial" w:cs="Arial"/>
-        </w:rPr>
-        <w:t>Credits</w:t>
-      </w:r>
-      <w:proofErr w:type="spellEnd"/>
-      <w:r>
-        <w:rPr>
-          <w:rFonts w:ascii="Arial" w:hAnsi="Arial" w:cs="Arial"/>
-        </w:rPr>
-        <w:t xml:space="preserve"> </w:t>
+        <w:t xml:space="preserve">US09 — Histórico de AI Credits </w:t>
       </w:r>
     </w:p>
     <w:p>
@@ -13169,7 +12194,7 @@
           <w:rFonts w:ascii="Arial" w:hAnsi="Arial" w:cs="Arial"/>
           <w:b/>
         </w:rPr>
-        <w:t>MVP 3</w:t>
+        <w:t>Could have — MVP 3</w:t>
       </w:r>
     </w:p>
     <w:p>
@@ -13237,19 +12262,11 @@
           <w:rFonts w:ascii="Arial" w:hAnsi="Arial" w:cs="Arial"/>
         </w:rPr>
       </w:pPr>
-      <w:proofErr w:type="spellStart"/>
-      <w:r>
-        <w:rPr>
-          <w:rFonts w:ascii="Arial" w:hAnsi="Arial" w:cs="Arial"/>
-        </w:rPr>
-        <w:t>Machine</w:t>
-      </w:r>
-      <w:proofErr w:type="spellEnd"/>
-      <w:r>
-        <w:rPr>
-          <w:rFonts w:ascii="Arial" w:hAnsi="Arial" w:cs="Arial"/>
-        </w:rPr>
-        <w:t xml:space="preserve"> Learning avançado</w:t>
+      <w:r>
+        <w:rPr>
+          <w:rFonts w:ascii="Arial" w:hAnsi="Arial" w:cs="Arial"/>
+        </w:rPr>
+        <w:t xml:space="preserve">Machine Learning avançado</w:t>
       </w:r>
     </w:p>
     <w:p>
@@ -13793,19 +12810,8 @@
           <w:sz w:val="24"/>
           <w:szCs w:val="24"/>
         </w:rPr>
-        <w:t xml:space="preserve">US07 — Atribuir </w:t>
-      </w:r>
-      <w:proofErr w:type="spellStart"/>
-      <w:r>
-        <w:rPr>
-          <w:rFonts w:ascii="Arial" w:hAnsi="Arial" w:cs="Arial"/>
-          <w:b/>
-          <w:sz w:val="24"/>
-          <w:szCs w:val="24"/>
-        </w:rPr>
-        <w:t>tokens</w:t>
-      </w:r>
-      <w:proofErr w:type="spellEnd"/>
+        <w:t xml:space="preserve">US07 — Atribuir tokens</w:t>
+      </w:r>
     </w:p>
     <w:p>
       <w:pPr>
@@ -13833,21 +12839,7 @@
         <w:rPr>
           <w:rFonts w:ascii="Arial" w:hAnsi="Arial" w:cs="Arial"/>
         </w:rPr>
-        <w:t xml:space="preserve">Como gestor, quero atribuir </w:t>
-      </w:r>
-      <w:proofErr w:type="spellStart"/>
-      <w:r>
-        <w:rPr>
-          <w:rFonts w:ascii="Arial" w:hAnsi="Arial" w:cs="Arial"/>
-        </w:rPr>
-        <w:t>tokens</w:t>
-      </w:r>
-      <w:proofErr w:type="spellEnd"/>
-      <w:r>
-        <w:rPr>
-          <w:rFonts w:ascii="Arial" w:hAnsi="Arial" w:cs="Arial"/>
-        </w:rPr>
-        <w:t xml:space="preserve"> aos colaboradores para reconhecer suas atividades.</w:t>
+        <w:t xml:space="preserve">Como gestor, quero atribuir tokens aos colaboradores para reconhecer suas atividades.</w:t>
       </w:r>
     </w:p>
     <w:p>
@@ -13928,25 +12920,7 @@
           <w:sz w:val="24"/>
           <w:szCs w:val="24"/>
         </w:rPr>
-        <w:t xml:space="preserve">O sistema deve permitir informar a quantidade de AI </w:t>
-      </w:r>
-      <w:proofErr w:type="spellStart"/>
-      <w:r>
-        <w:rPr>
-          <w:rFonts w:ascii="Arial" w:hAnsi="Arial" w:cs="Arial"/>
-          <w:sz w:val="24"/>
-          <w:szCs w:val="24"/>
-        </w:rPr>
-        <w:t>Credits</w:t>
-      </w:r>
-      <w:proofErr w:type="spellEnd"/>
-      <w:r>
-        <w:rPr>
-          <w:rFonts w:ascii="Arial" w:hAnsi="Arial" w:cs="Arial"/>
-          <w:sz w:val="24"/>
-          <w:szCs w:val="24"/>
-        </w:rPr>
-        <w:t xml:space="preserve"> a ser atribuída, respeitando as regras de negócio definidas.</w:t>
+        <w:t xml:space="preserve">O sistema deve permitir informar a quantidade de AI Credits a ser atribuída, respeitando as regras de negócio definidas.</w:t>
       </w:r>
     </w:p>
     <w:p>
@@ -13990,25 +12964,7 @@
           <w:sz w:val="24"/>
           <w:szCs w:val="24"/>
         </w:rPr>
-        <w:t xml:space="preserve">Os </w:t>
-      </w:r>
-      <w:proofErr w:type="spellStart"/>
-      <w:r>
-        <w:rPr>
-          <w:rFonts w:ascii="Arial" w:hAnsi="Arial" w:cs="Arial"/>
-          <w:sz w:val="24"/>
-          <w:szCs w:val="24"/>
-        </w:rPr>
-        <w:t>tokens</w:t>
-      </w:r>
-      <w:proofErr w:type="spellEnd"/>
-      <w:r>
-        <w:rPr>
-          <w:rFonts w:ascii="Arial" w:hAnsi="Arial" w:cs="Arial"/>
-          <w:sz w:val="24"/>
-          <w:szCs w:val="24"/>
-        </w:rPr>
-        <w:t xml:space="preserve"> devem ser adicionados ao saldo do colaborador. </w:t>
+        <w:t xml:space="preserve">Os tokens devem ser adicionados ao saldo do colaborador. </w:t>
       </w:r>
     </w:p>
     <w:p>
@@ -14086,25 +13042,7 @@
           <w:sz w:val="24"/>
           <w:szCs w:val="24"/>
         </w:rPr>
-        <w:t xml:space="preserve">O sistema deve considerar os </w:t>
-      </w:r>
-      <w:proofErr w:type="spellStart"/>
-      <w:r>
-        <w:rPr>
-          <w:rFonts w:ascii="Arial" w:hAnsi="Arial" w:cs="Arial"/>
-          <w:sz w:val="24"/>
-          <w:szCs w:val="24"/>
-        </w:rPr>
-        <w:t>tokens</w:t>
-      </w:r>
-      <w:proofErr w:type="spellEnd"/>
-      <w:r>
-        <w:rPr>
-          <w:rFonts w:ascii="Arial" w:hAnsi="Arial" w:cs="Arial"/>
-          <w:sz w:val="24"/>
-          <w:szCs w:val="24"/>
-        </w:rPr>
-        <w:t xml:space="preserve"> registrados. </w:t>
+        <w:t xml:space="preserve">O sistema deve considerar os tokens registrados. </w:t>
       </w:r>
     </w:p>
     <w:p>
@@ -14486,15 +13424,7 @@
           <w:color w:val="auto"/>
         </w:rPr>
         <w:lastRenderedPageBreak/>
-        <w:t>9</w:t>
-      </w:r>
-      <w:r>
-        <w:rPr>
-          <w:rFonts w:ascii="Arial" w:hAnsi="Arial" w:cs="Arial"/>
-          <w:b/>
-          <w:color w:val="auto"/>
-        </w:rPr>
-        <w:t>. PROPOSTA DE VALOR</w:t>
+        <w:t>9. PROPOSTA DE VALOR</w:t>
       </w:r>
       <w:bookmarkEnd w:id="15"/>
     </w:p>
@@ -14749,27 +13679,7 @@
           <w:szCs w:val="24"/>
           <w:lang w:eastAsia="pt-BR"/>
         </w:rPr>
-        <w:t xml:space="preserve">acumula AI </w:t>
-      </w:r>
-      <w:proofErr w:type="spellStart"/>
-      <w:r>
-        <w:rPr>
-          <w:rFonts w:ascii="Arial" w:eastAsia="Times New Roman" w:hAnsi="Arial" w:cs="Arial"/>
-          <w:sz w:val="24"/>
-          <w:szCs w:val="24"/>
-          <w:lang w:eastAsia="pt-BR"/>
-        </w:rPr>
-        <w:t>Credits</w:t>
-      </w:r>
-      <w:proofErr w:type="spellEnd"/>
-      <w:r>
-        <w:rPr>
-          <w:rFonts w:ascii="Arial" w:eastAsia="Times New Roman" w:hAnsi="Arial" w:cs="Arial"/>
-          <w:sz w:val="24"/>
-          <w:szCs w:val="24"/>
-          <w:lang w:eastAsia="pt-BR"/>
-        </w:rPr>
-        <w:t xml:space="preserve">; </w:t>
+        <w:t xml:space="preserve">acumula AI Credits; </w:t>
       </w:r>
     </w:p>
     <w:p>
@@ -14853,327 +13763,293 @@
           <w:color w:val="auto"/>
         </w:rPr>
         <w:lastRenderedPageBreak/>
-        <w:t>10</w:t>
-      </w:r>
-      <w:r>
+        <w:t>10. DIFERENCIAL</w:t>
+      </w:r>
+      <w:bookmarkEnd w:id="16"/>
+    </w:p>
+    <w:p>
+      <w:pPr>
+        <w:pStyle w:val="pdq2pgselectionanchorcontainer"/>
+        <w:rPr>
+          <w:rFonts w:ascii="Arial" w:hAnsi="Arial" w:cs="Arial"/>
+        </w:rPr>
+      </w:pPr>
+      <w:r>
+        <w:rPr>
+          <w:rFonts w:ascii="Arial" w:hAnsi="Arial" w:cs="Arial"/>
+        </w:rPr>
+        <w:t xml:space="preserve">O principal diferencial do </w:t>
+      </w:r>
+      <w:r>
+        <w:rPr>
+          <w:rStyle w:val="Forte"/>
+          <w:rFonts w:ascii="Arial" w:hAnsi="Arial" w:cs="Arial"/>
+          <w:b w:val="0"/>
+        </w:rPr>
+        <w:t>DAMA Intelligence</w:t>
+      </w:r>
+      <w:r>
+        <w:rPr>
+          <w:rFonts w:ascii="Arial" w:hAnsi="Arial" w:cs="Arial"/>
+        </w:rPr>
+        <w:t xml:space="preserve"> é transformar </w:t>
+      </w:r>
+      <w:r>
+        <w:rPr>
+          <w:rStyle w:val="Forte"/>
+          <w:rFonts w:ascii="Arial" w:hAnsi="Arial" w:cs="Arial"/>
+          <w:b w:val="0"/>
+        </w:rPr>
+        <w:t>produtividade e</w:t>
+      </w:r>
+      <w:r>
+        <w:rPr>
+          <w:rStyle w:val="Forte"/>
+          <w:rFonts w:ascii="Arial" w:hAnsi="Arial" w:cs="Arial"/>
+        </w:rPr>
+        <w:t xml:space="preserve"> </w:t>
+      </w:r>
+      <w:r>
+        <w:rPr>
+          <w:rStyle w:val="Forte"/>
+          <w:rFonts w:ascii="Arial" w:hAnsi="Arial" w:cs="Arial"/>
+          <w:b w:val="0"/>
+        </w:rPr>
+        <w:t>fluência no uso de Inteligência Artificial em uma moeda de desenvolvimento</w:t>
+      </w:r>
+      <w:r>
+        <w:rPr>
+          <w:rFonts w:ascii="Arial" w:hAnsi="Arial" w:cs="Arial"/>
+        </w:rPr>
+        <w:t xml:space="preserve">, os </w:t>
+      </w:r>
+      <w:r>
+        <w:rPr>
+          <w:rStyle w:val="Forte"/>
+          <w:rFonts w:ascii="Arial" w:hAnsi="Arial" w:cs="Arial"/>
+          <w:b w:val="0"/>
+        </w:rPr>
+        <w:t xml:space="preserve">AI Credits</w:t>
+      </w:r>
+      <w:r>
+        <w:rPr>
+          <w:rFonts w:ascii="Arial" w:hAnsi="Arial" w:cs="Arial"/>
+        </w:rPr>
+        <w:t>.</w:t>
+      </w:r>
+    </w:p>
+    <w:p>
+      <w:pPr>
+        <w:pStyle w:val="NormalWeb"/>
+        <w:rPr>
+          <w:rFonts w:ascii="Arial" w:hAnsi="Arial" w:cs="Arial"/>
+        </w:rPr>
+      </w:pPr>
+      <w:r>
+        <w:rPr>
+          <w:rFonts w:ascii="Arial" w:hAnsi="Arial" w:cs="Arial"/>
+        </w:rPr>
+        <w:t xml:space="preserve">Enquanto soluções tradicionais utilizam a segurança da informação principalmente para </w:t>
+      </w:r>
+      <w:r>
+        <w:rPr>
+          <w:rStyle w:val="Forte"/>
+          <w:rFonts w:ascii="Arial" w:hAnsi="Arial" w:cs="Arial"/>
+          <w:b w:val="0"/>
+        </w:rPr>
+        <w:t>restringir ou controlar o acesso à IA</w:t>
+      </w:r>
+      <w:r>
+        <w:rPr>
+          <w:rFonts w:ascii="Arial" w:hAnsi="Arial" w:cs="Arial"/>
+        </w:rPr>
+        <w:t xml:space="preserve">, o DAMA propõe uma lógica diferente: o colaborador pode </w:t>
+      </w:r>
+      <w:r>
+        <w:rPr>
+          <w:rStyle w:val="Forte"/>
+          <w:rFonts w:ascii="Arial" w:hAnsi="Arial" w:cs="Arial"/>
+          <w:b w:val="0"/>
+        </w:rPr>
+        <w:t>conquistar maior autonomia de acesso</w:t>
+      </w:r>
+      <w:r>
+        <w:rPr>
+          <w:rFonts w:ascii="Arial" w:hAnsi="Arial" w:cs="Arial"/>
+        </w:rPr>
+        <w:t xml:space="preserve"> conforme demonstra produtividade, evolução e maturidade no uso da Inteligência Artificial.</w:t>
+      </w:r>
+    </w:p>
+    <w:p>
+      <w:pPr>
+        <w:pStyle w:val="NormalWeb"/>
+        <w:rPr>
+          <w:rFonts w:ascii="Arial" w:hAnsi="Arial" w:cs="Arial"/>
+        </w:rPr>
+      </w:pPr>
+    </w:p>
+    <w:p>
+      <w:pPr>
+        <w:pStyle w:val="NormalWeb"/>
+        <w:rPr>
+          <w:rFonts w:ascii="Arial" w:hAnsi="Arial" w:cs="Arial"/>
+        </w:rPr>
+      </w:pPr>
+    </w:p>
+    <w:p>
+      <w:pPr>
+        <w:pStyle w:val="NormalWeb"/>
+        <w:rPr>
+          <w:rFonts w:ascii="Arial" w:hAnsi="Arial" w:cs="Arial"/>
+        </w:rPr>
+      </w:pPr>
+    </w:p>
+    <w:p>
+      <w:pPr>
+        <w:pStyle w:val="NormalWeb"/>
+        <w:rPr>
+          <w:rFonts w:ascii="Arial" w:hAnsi="Arial" w:cs="Arial"/>
+        </w:rPr>
+      </w:pPr>
+    </w:p>
+    <w:p>
+      <w:pPr>
+        <w:pStyle w:val="NormalWeb"/>
+        <w:rPr>
+          <w:rFonts w:ascii="Arial" w:hAnsi="Arial" w:cs="Arial"/>
+        </w:rPr>
+      </w:pPr>
+    </w:p>
+    <w:p>
+      <w:pPr>
+        <w:pStyle w:val="NormalWeb"/>
+        <w:rPr>
+          <w:rFonts w:ascii="Arial" w:hAnsi="Arial" w:cs="Arial"/>
+        </w:rPr>
+      </w:pPr>
+    </w:p>
+    <w:p>
+      <w:pPr>
+        <w:pStyle w:val="NormalWeb"/>
+        <w:rPr>
+          <w:rFonts w:ascii="Arial" w:hAnsi="Arial" w:cs="Arial"/>
+        </w:rPr>
+      </w:pPr>
+    </w:p>
+    <w:p>
+      <w:pPr>
+        <w:pStyle w:val="NormalWeb"/>
+        <w:rPr>
+          <w:rFonts w:ascii="Arial" w:hAnsi="Arial" w:cs="Arial"/>
+        </w:rPr>
+      </w:pPr>
+    </w:p>
+    <w:p>
+      <w:pPr>
+        <w:pStyle w:val="NormalWeb"/>
+        <w:rPr>
+          <w:rFonts w:ascii="Arial" w:hAnsi="Arial" w:cs="Arial"/>
+        </w:rPr>
+      </w:pPr>
+    </w:p>
+    <w:p>
+      <w:pPr>
+        <w:pStyle w:val="NormalWeb"/>
+        <w:rPr>
+          <w:rFonts w:ascii="Arial" w:hAnsi="Arial" w:cs="Arial"/>
+        </w:rPr>
+      </w:pPr>
+    </w:p>
+    <w:p>
+      <w:pPr>
+        <w:pStyle w:val="NormalWeb"/>
+        <w:rPr>
+          <w:rFonts w:ascii="Arial" w:hAnsi="Arial" w:cs="Arial"/>
+        </w:rPr>
+      </w:pPr>
+    </w:p>
+    <w:p>
+      <w:pPr>
+        <w:pStyle w:val="NormalWeb"/>
+        <w:rPr>
+          <w:rFonts w:ascii="Arial" w:hAnsi="Arial" w:cs="Arial"/>
+        </w:rPr>
+      </w:pPr>
+    </w:p>
+    <w:p>
+      <w:pPr>
+        <w:pStyle w:val="NormalWeb"/>
+        <w:rPr>
+          <w:rFonts w:ascii="Arial" w:hAnsi="Arial" w:cs="Arial"/>
+        </w:rPr>
+      </w:pPr>
+    </w:p>
+    <w:p>
+      <w:pPr>
+        <w:pStyle w:val="NormalWeb"/>
+        <w:rPr>
+          <w:rFonts w:ascii="Arial" w:hAnsi="Arial" w:cs="Arial"/>
+        </w:rPr>
+      </w:pPr>
+    </w:p>
+    <w:p>
+      <w:pPr>
+        <w:pStyle w:val="NormalWeb"/>
+        <w:rPr>
+          <w:rFonts w:ascii="Arial" w:hAnsi="Arial" w:cs="Arial"/>
+        </w:rPr>
+      </w:pPr>
+    </w:p>
+    <w:p>
+      <w:pPr>
+        <w:pStyle w:val="NormalWeb"/>
+        <w:rPr>
+          <w:rFonts w:ascii="Arial" w:hAnsi="Arial" w:cs="Arial"/>
+        </w:rPr>
+      </w:pPr>
+    </w:p>
+    <w:p>
+      <w:pPr>
+        <w:pStyle w:val="NormalWeb"/>
+        <w:rPr>
+          <w:rFonts w:ascii="Arial" w:hAnsi="Arial" w:cs="Arial"/>
+        </w:rPr>
+      </w:pPr>
+    </w:p>
+    <w:p>
+      <w:pPr>
+        <w:pStyle w:val="NormalWeb"/>
+        <w:rPr>
+          <w:rFonts w:ascii="Arial" w:hAnsi="Arial" w:cs="Arial"/>
+        </w:rPr>
+      </w:pPr>
+    </w:p>
+    <w:p>
+      <w:pPr>
+        <w:pStyle w:val="NormalWeb"/>
+        <w:rPr>
+          <w:rFonts w:ascii="Arial" w:hAnsi="Arial" w:cs="Arial"/>
+        </w:rPr>
+      </w:pPr>
+    </w:p>
+    <w:p>
+      <w:pPr>
+        <w:pStyle w:val="Ttulo1"/>
         <w:rPr>
           <w:rFonts w:ascii="Arial" w:hAnsi="Arial" w:cs="Arial"/>
           <w:b/>
           <w:color w:val="auto"/>
         </w:rPr>
-        <w:t>. DIFERENCIAL</w:t>
-      </w:r>
-      <w:bookmarkEnd w:id="16"/>
-    </w:p>
-    <w:p>
-      <w:pPr>
-        <w:pStyle w:val="pdq2pgselectionanchorcontainer"/>
-        <w:rPr>
-          <w:rFonts w:ascii="Arial" w:hAnsi="Arial" w:cs="Arial"/>
-        </w:rPr>
-      </w:pPr>
-      <w:r>
-        <w:rPr>
-          <w:rFonts w:ascii="Arial" w:hAnsi="Arial" w:cs="Arial"/>
-        </w:rPr>
-        <w:t xml:space="preserve">O principal diferencial do </w:t>
-      </w:r>
-      <w:r>
-        <w:rPr>
-          <w:rStyle w:val="Forte"/>
-          <w:rFonts w:ascii="Arial" w:hAnsi="Arial" w:cs="Arial"/>
-          <w:b w:val="0"/>
-        </w:rPr>
-        <w:t>DAMA Intelligence</w:t>
-      </w:r>
-      <w:r>
-        <w:rPr>
-          <w:rFonts w:ascii="Arial" w:hAnsi="Arial" w:cs="Arial"/>
-        </w:rPr>
-        <w:t xml:space="preserve"> é transformar </w:t>
-      </w:r>
-      <w:r>
-        <w:rPr>
-          <w:rStyle w:val="Forte"/>
-          <w:rFonts w:ascii="Arial" w:hAnsi="Arial" w:cs="Arial"/>
-          <w:b w:val="0"/>
-        </w:rPr>
-        <w:t>produtividade e</w:t>
-      </w:r>
-      <w:r>
-        <w:rPr>
-          <w:rStyle w:val="Forte"/>
-          <w:rFonts w:ascii="Arial" w:hAnsi="Arial" w:cs="Arial"/>
-        </w:rPr>
-        <w:t xml:space="preserve"> </w:t>
-      </w:r>
-      <w:r>
-        <w:rPr>
-          <w:rStyle w:val="Forte"/>
-          <w:rFonts w:ascii="Arial" w:hAnsi="Arial" w:cs="Arial"/>
-          <w:b w:val="0"/>
-        </w:rPr>
-        <w:t>fluência no uso de Inteligência Artificial em uma moeda de desenvolvimento</w:t>
-      </w:r>
-      <w:r>
-        <w:rPr>
-          <w:rFonts w:ascii="Arial" w:hAnsi="Arial" w:cs="Arial"/>
-        </w:rPr>
-        <w:t xml:space="preserve">, os </w:t>
-      </w:r>
-      <w:r>
-        <w:rPr>
-          <w:rStyle w:val="Forte"/>
-          <w:rFonts w:ascii="Arial" w:hAnsi="Arial" w:cs="Arial"/>
-          <w:b w:val="0"/>
-        </w:rPr>
-        <w:t xml:space="preserve">AI </w:t>
-      </w:r>
-      <w:proofErr w:type="spellStart"/>
-      <w:r>
-        <w:rPr>
-          <w:rStyle w:val="Forte"/>
-          <w:rFonts w:ascii="Arial" w:hAnsi="Arial" w:cs="Arial"/>
-          <w:b w:val="0"/>
-        </w:rPr>
-        <w:t>Credits</w:t>
-      </w:r>
-      <w:proofErr w:type="spellEnd"/>
-      <w:r>
-        <w:rPr>
-          <w:rFonts w:ascii="Arial" w:hAnsi="Arial" w:cs="Arial"/>
-        </w:rPr>
-        <w:t>.</w:t>
-      </w:r>
-    </w:p>
-    <w:p>
-      <w:pPr>
-        <w:pStyle w:val="NormalWeb"/>
-        <w:rPr>
-          <w:rFonts w:ascii="Arial" w:hAnsi="Arial" w:cs="Arial"/>
-        </w:rPr>
-      </w:pPr>
-      <w:r>
-        <w:rPr>
-          <w:rFonts w:ascii="Arial" w:hAnsi="Arial" w:cs="Arial"/>
-        </w:rPr>
-        <w:t xml:space="preserve">Enquanto soluções tradicionais utilizam a segurança da informação principalmente para </w:t>
-      </w:r>
-      <w:r>
-        <w:rPr>
-          <w:rStyle w:val="Forte"/>
-          <w:rFonts w:ascii="Arial" w:hAnsi="Arial" w:cs="Arial"/>
-          <w:b w:val="0"/>
-        </w:rPr>
-        <w:t>restringir ou controlar o acesso à IA</w:t>
-      </w:r>
-      <w:r>
-        <w:rPr>
-          <w:rFonts w:ascii="Arial" w:hAnsi="Arial" w:cs="Arial"/>
-        </w:rPr>
-        <w:t xml:space="preserve">, o DAMA propõe uma lógica diferente: o colaborador pode </w:t>
-      </w:r>
-      <w:r>
-        <w:rPr>
-          <w:rStyle w:val="Forte"/>
-          <w:rFonts w:ascii="Arial" w:hAnsi="Arial" w:cs="Arial"/>
-          <w:b w:val="0"/>
-        </w:rPr>
-        <w:t>conquistar maior autonomia de acesso</w:t>
-      </w:r>
-      <w:r>
-        <w:rPr>
-          <w:rFonts w:ascii="Arial" w:hAnsi="Arial" w:cs="Arial"/>
-        </w:rPr>
-        <w:t xml:space="preserve"> conforme demonstra produtividade, evolução e maturidade no uso da Inteligência Artificial.</w:t>
-      </w:r>
-    </w:p>
-    <w:p>
-      <w:pPr>
-        <w:pStyle w:val="NormalWeb"/>
-        <w:rPr>
-          <w:rFonts w:ascii="Arial" w:hAnsi="Arial" w:cs="Arial"/>
-        </w:rPr>
-      </w:pPr>
-    </w:p>
-    <w:p>
-      <w:pPr>
-        <w:pStyle w:val="NormalWeb"/>
-        <w:rPr>
-          <w:rFonts w:ascii="Arial" w:hAnsi="Arial" w:cs="Arial"/>
-        </w:rPr>
-      </w:pPr>
-    </w:p>
-    <w:p>
-      <w:pPr>
-        <w:pStyle w:val="NormalWeb"/>
-        <w:rPr>
-          <w:rFonts w:ascii="Arial" w:hAnsi="Arial" w:cs="Arial"/>
-        </w:rPr>
-      </w:pPr>
-    </w:p>
-    <w:p>
-      <w:pPr>
-        <w:pStyle w:val="NormalWeb"/>
-        <w:rPr>
-          <w:rFonts w:ascii="Arial" w:hAnsi="Arial" w:cs="Arial"/>
-        </w:rPr>
-      </w:pPr>
-    </w:p>
-    <w:p>
-      <w:pPr>
-        <w:pStyle w:val="NormalWeb"/>
-        <w:rPr>
-          <w:rFonts w:ascii="Arial" w:hAnsi="Arial" w:cs="Arial"/>
-        </w:rPr>
-      </w:pPr>
-    </w:p>
-    <w:p>
-      <w:pPr>
-        <w:pStyle w:val="NormalWeb"/>
-        <w:rPr>
-          <w:rFonts w:ascii="Arial" w:hAnsi="Arial" w:cs="Arial"/>
-        </w:rPr>
-      </w:pPr>
-    </w:p>
-    <w:p>
-      <w:pPr>
-        <w:pStyle w:val="NormalWeb"/>
-        <w:rPr>
-          <w:rFonts w:ascii="Arial" w:hAnsi="Arial" w:cs="Arial"/>
-        </w:rPr>
-      </w:pPr>
-    </w:p>
-    <w:p>
-      <w:pPr>
-        <w:pStyle w:val="NormalWeb"/>
-        <w:rPr>
-          <w:rFonts w:ascii="Arial" w:hAnsi="Arial" w:cs="Arial"/>
-        </w:rPr>
-      </w:pPr>
-    </w:p>
-    <w:p>
-      <w:pPr>
-        <w:pStyle w:val="NormalWeb"/>
-        <w:rPr>
-          <w:rFonts w:ascii="Arial" w:hAnsi="Arial" w:cs="Arial"/>
-        </w:rPr>
-      </w:pPr>
-    </w:p>
-    <w:p>
-      <w:pPr>
-        <w:pStyle w:val="NormalWeb"/>
-        <w:rPr>
-          <w:rFonts w:ascii="Arial" w:hAnsi="Arial" w:cs="Arial"/>
-        </w:rPr>
-      </w:pPr>
-    </w:p>
-    <w:p>
-      <w:pPr>
-        <w:pStyle w:val="NormalWeb"/>
-        <w:rPr>
-          <w:rFonts w:ascii="Arial" w:hAnsi="Arial" w:cs="Arial"/>
-        </w:rPr>
-      </w:pPr>
-    </w:p>
-    <w:p>
-      <w:pPr>
-        <w:pStyle w:val="NormalWeb"/>
-        <w:rPr>
-          <w:rFonts w:ascii="Arial" w:hAnsi="Arial" w:cs="Arial"/>
-        </w:rPr>
-      </w:pPr>
-    </w:p>
-    <w:p>
-      <w:pPr>
-        <w:pStyle w:val="NormalWeb"/>
-        <w:rPr>
-          <w:rFonts w:ascii="Arial" w:hAnsi="Arial" w:cs="Arial"/>
-        </w:rPr>
-      </w:pPr>
-    </w:p>
-    <w:p>
-      <w:pPr>
-        <w:pStyle w:val="NormalWeb"/>
-        <w:rPr>
-          <w:rFonts w:ascii="Arial" w:hAnsi="Arial" w:cs="Arial"/>
-        </w:rPr>
-      </w:pPr>
-    </w:p>
-    <w:p>
-      <w:pPr>
-        <w:pStyle w:val="NormalWeb"/>
-        <w:rPr>
-          <w:rFonts w:ascii="Arial" w:hAnsi="Arial" w:cs="Arial"/>
-        </w:rPr>
-      </w:pPr>
-    </w:p>
-    <w:p>
-      <w:pPr>
-        <w:pStyle w:val="NormalWeb"/>
-        <w:rPr>
-          <w:rFonts w:ascii="Arial" w:hAnsi="Arial" w:cs="Arial"/>
-        </w:rPr>
-      </w:pPr>
-    </w:p>
-    <w:p>
-      <w:pPr>
-        <w:pStyle w:val="NormalWeb"/>
-        <w:rPr>
-          <w:rFonts w:ascii="Arial" w:hAnsi="Arial" w:cs="Arial"/>
-        </w:rPr>
-      </w:pPr>
-    </w:p>
-    <w:p>
-      <w:pPr>
-        <w:pStyle w:val="NormalWeb"/>
-        <w:rPr>
-          <w:rFonts w:ascii="Arial" w:hAnsi="Arial" w:cs="Arial"/>
-        </w:rPr>
-      </w:pPr>
-    </w:p>
-    <w:p>
-      <w:pPr>
-        <w:pStyle w:val="NormalWeb"/>
-        <w:rPr>
-          <w:rFonts w:ascii="Arial" w:hAnsi="Arial" w:cs="Arial"/>
-        </w:rPr>
-      </w:pPr>
-    </w:p>
-    <w:p>
-      <w:pPr>
-        <w:pStyle w:val="Ttulo1"/>
+      </w:pPr>
+      <w:bookmarkStart w:id="17" w:name="_Toc239409098"/>
+      <w:r>
         <w:rPr>
           <w:rFonts w:ascii="Arial" w:hAnsi="Arial" w:cs="Arial"/>
           <w:b/>
           <w:color w:val="auto"/>
         </w:rPr>
-      </w:pPr>
-      <w:bookmarkStart w:id="17" w:name="_Toc239409098"/>
-      <w:r>
-        <w:rPr>
-          <w:rFonts w:ascii="Arial" w:hAnsi="Arial" w:cs="Arial"/>
-          <w:b/>
-          <w:color w:val="auto"/>
-        </w:rPr>
         <w:lastRenderedPageBreak/>
-        <w:t>1</w:t>
-      </w:r>
-      <w:r>
-        <w:rPr>
-          <w:rFonts w:ascii="Arial" w:hAnsi="Arial" w:cs="Arial"/>
-          <w:b/>
-          <w:color w:val="auto"/>
-        </w:rPr>
-        <w:t>1</w:t>
-      </w:r>
-      <w:r>
-        <w:rPr>
-          <w:rFonts w:ascii="Arial" w:hAnsi="Arial" w:cs="Arial"/>
-          <w:b/>
-          <w:color w:val="auto"/>
-        </w:rPr>
-        <w:t>. FUNCIONALIDADES</w:t>
+        <w:t>11. FUNCIONALIDADES</w:t>
       </w:r>
       <w:bookmarkEnd w:id="17"/>
     </w:p>
@@ -15222,19 +14098,11 @@
           <w:rFonts w:ascii="Arial" w:hAnsi="Arial" w:cs="Arial"/>
         </w:rPr>
       </w:pPr>
-      <w:proofErr w:type="spellStart"/>
-      <w:r>
-        <w:rPr>
-          <w:rFonts w:ascii="Arial" w:hAnsi="Arial" w:cs="Arial"/>
-        </w:rPr>
-        <w:t>Logout</w:t>
-      </w:r>
-      <w:proofErr w:type="spellEnd"/>
-      <w:r>
-        <w:rPr>
-          <w:rFonts w:ascii="Arial" w:hAnsi="Arial" w:cs="Arial"/>
-        </w:rPr>
-        <w:t xml:space="preserve">; </w:t>
+      <w:r>
+        <w:rPr>
+          <w:rFonts w:ascii="Arial" w:hAnsi="Arial" w:cs="Arial"/>
+        </w:rPr>
+        <w:t xml:space="preserve">Logout; </w:t>
       </w:r>
     </w:p>
     <w:p>
@@ -15416,18 +14284,8 @@
           <w:rFonts w:ascii="Arial" w:hAnsi="Arial" w:cs="Arial"/>
           <w:b w:val="0"/>
         </w:rPr>
-        <w:t xml:space="preserve">AI </w:t>
-      </w:r>
-      <w:proofErr w:type="spellStart"/>
-      <w:r>
-        <w:rPr>
-          <w:rStyle w:val="Forte"/>
-          <w:rFonts w:ascii="Arial" w:hAnsi="Arial" w:cs="Arial"/>
-          <w:b w:val="0"/>
-        </w:rPr>
-        <w:t>Credits</w:t>
-      </w:r>
-      <w:proofErr w:type="spellEnd"/>
+        <w:t xml:space="preserve">AI Credits</w:t>
+      </w:r>
     </w:p>
     <w:p>
       <w:pPr>
@@ -15654,21 +14512,7 @@
         <w:rPr>
           <w:rFonts w:ascii="Arial" w:hAnsi="Arial" w:cs="Arial"/>
         </w:rPr>
-        <w:t xml:space="preserve">AI </w:t>
-      </w:r>
-      <w:proofErr w:type="spellStart"/>
-      <w:r>
-        <w:rPr>
-          <w:rFonts w:ascii="Arial" w:hAnsi="Arial" w:cs="Arial"/>
-        </w:rPr>
-        <w:t>Credits</w:t>
-      </w:r>
-      <w:proofErr w:type="spellEnd"/>
-      <w:r>
-        <w:rPr>
-          <w:rFonts w:ascii="Arial" w:hAnsi="Arial" w:cs="Arial"/>
-        </w:rPr>
-        <w:t xml:space="preserve">; </w:t>
+        <w:t xml:space="preserve">AI Credits; </w:t>
       </w:r>
     </w:p>
     <w:p>
@@ -15749,7 +14593,6 @@
           <w:rFonts w:ascii="Arial" w:hAnsi="Arial" w:cs="Arial"/>
         </w:rPr>
       </w:pPr>
-      <w:proofErr w:type="spellStart"/>
       <w:r>
         <w:rPr>
           <w:rStyle w:val="Forte"/>
@@ -15758,7 +14601,6 @@
         </w:rPr>
         <w:t>Analytics</w:t>
       </w:r>
-      <w:proofErr w:type="spellEnd"/>
     </w:p>
     <w:p>
       <w:pPr>
@@ -16053,20 +14895,8 @@
           <w:sz w:val="24"/>
           <w:szCs w:val="24"/>
         </w:rPr>
-        <w:t xml:space="preserve">AI </w:t>
-      </w:r>
-      <w:proofErr w:type="spellStart"/>
-      <w:r>
-        <w:rPr>
-          <w:rStyle w:val="Forte"/>
-          <w:rFonts w:ascii="Arial" w:hAnsi="Arial" w:cs="Arial"/>
-          <w:b w:val="0"/>
-          <w:sz w:val="24"/>
-          <w:szCs w:val="24"/>
-        </w:rPr>
-        <w:t>Credits</w:t>
-      </w:r>
-      <w:proofErr w:type="spellEnd"/>
+        <w:t xml:space="preserve">AI Credits</w:t>
+      </w:r>
       <w:r>
         <w:rPr>
           <w:rFonts w:ascii="Arial" w:hAnsi="Arial" w:cs="Arial"/>
@@ -16221,20 +15051,8 @@
           <w:sz w:val="24"/>
           <w:szCs w:val="24"/>
         </w:rPr>
-        <w:t xml:space="preserve">AI </w:t>
-      </w:r>
-      <w:proofErr w:type="spellStart"/>
-      <w:r>
-        <w:rPr>
-          <w:rStyle w:val="Forte"/>
-          <w:rFonts w:ascii="Arial" w:hAnsi="Arial" w:cs="Arial"/>
-          <w:b w:val="0"/>
-          <w:sz w:val="24"/>
-          <w:szCs w:val="24"/>
-        </w:rPr>
-        <w:t>Credits</w:t>
-      </w:r>
-      <w:proofErr w:type="spellEnd"/>
+        <w:t xml:space="preserve">AI Credits</w:t>
+      </w:r>
       <w:r>
         <w:rPr>
           <w:rFonts w:ascii="Arial" w:hAnsi="Arial" w:cs="Arial"/>
@@ -16263,25 +15081,7 @@
           <w:sz w:val="24"/>
           <w:szCs w:val="24"/>
         </w:rPr>
-        <w:t xml:space="preserve">Utilizar AI </w:t>
-      </w:r>
-      <w:proofErr w:type="spellStart"/>
-      <w:r>
-        <w:rPr>
-          <w:rFonts w:ascii="Arial" w:hAnsi="Arial" w:cs="Arial"/>
-          <w:sz w:val="24"/>
-          <w:szCs w:val="24"/>
-        </w:rPr>
-        <w:t>Credits</w:t>
-      </w:r>
-      <w:proofErr w:type="spellEnd"/>
-      <w:r>
-        <w:rPr>
-          <w:rFonts w:ascii="Arial" w:hAnsi="Arial" w:cs="Arial"/>
-          <w:sz w:val="24"/>
-          <w:szCs w:val="24"/>
-        </w:rPr>
-        <w:t xml:space="preserve"> como mecanismo de acesso diferenciado às ferramentas de IA; </w:t>
+        <w:t xml:space="preserve">Utilizar AI Credits como mecanismo de acesso diferenciado às ferramentas de IA; </w:t>
       </w:r>
     </w:p>
     <w:p>
@@ -16406,25 +15206,7 @@
           <w:sz w:val="24"/>
           <w:szCs w:val="24"/>
         </w:rPr>
-        <w:t xml:space="preserve">Uso de AI </w:t>
-      </w:r>
-      <w:proofErr w:type="spellStart"/>
-      <w:r>
-        <w:rPr>
-          <w:rFonts w:ascii="Arial" w:hAnsi="Arial" w:cs="Arial"/>
-          <w:sz w:val="24"/>
-          <w:szCs w:val="24"/>
-        </w:rPr>
-        <w:t>Credits</w:t>
-      </w:r>
-      <w:proofErr w:type="spellEnd"/>
-      <w:r>
-        <w:rPr>
-          <w:rFonts w:ascii="Arial" w:hAnsi="Arial" w:cs="Arial"/>
-          <w:sz w:val="24"/>
-          <w:szCs w:val="24"/>
-        </w:rPr>
-        <w:t xml:space="preserve"> como mecanismo de incentivo; </w:t>
+        <w:t xml:space="preserve">Uso de AI Credits como mecanismo de incentivo; </w:t>
       </w:r>
     </w:p>
     <w:p>
@@ -16619,25 +15401,7 @@
           <w:sz w:val="24"/>
           <w:szCs w:val="24"/>
         </w:rPr>
-        <w:t xml:space="preserve">Complexidade para desenvolver funcionalidades avançadas de IA e </w:t>
-      </w:r>
-      <w:proofErr w:type="spellStart"/>
-      <w:r>
-        <w:rPr>
-          <w:rFonts w:ascii="Arial" w:hAnsi="Arial" w:cs="Arial"/>
-          <w:sz w:val="24"/>
-          <w:szCs w:val="24"/>
-        </w:rPr>
-        <w:t>Analytics</w:t>
-      </w:r>
-      <w:proofErr w:type="spellEnd"/>
-      <w:r>
-        <w:rPr>
-          <w:rFonts w:ascii="Arial" w:hAnsi="Arial" w:cs="Arial"/>
-          <w:sz w:val="24"/>
-          <w:szCs w:val="24"/>
-        </w:rPr>
-        <w:t xml:space="preserve">; </w:t>
+        <w:t xml:space="preserve">Complexidade para desenvolver funcionalidades avançadas de IA e Analytics; </w:t>
       </w:r>
     </w:p>
     <w:p>
@@ -16659,25 +15423,7 @@
           <w:sz w:val="24"/>
           <w:szCs w:val="24"/>
         </w:rPr>
-        <w:t xml:space="preserve">Necessidade de estabelecer critérios claros e equilibrados para concessão e utilização dos AI </w:t>
-      </w:r>
-      <w:proofErr w:type="spellStart"/>
-      <w:r>
-        <w:rPr>
-          <w:rFonts w:ascii="Arial" w:hAnsi="Arial" w:cs="Arial"/>
-          <w:sz w:val="24"/>
-          <w:szCs w:val="24"/>
-        </w:rPr>
-        <w:t>Credits</w:t>
-      </w:r>
-      <w:proofErr w:type="spellEnd"/>
-      <w:r>
-        <w:rPr>
-          <w:rFonts w:ascii="Arial" w:hAnsi="Arial" w:cs="Arial"/>
-          <w:sz w:val="24"/>
-          <w:szCs w:val="24"/>
-        </w:rPr>
-        <w:t>.</w:t>
+        <w:t xml:space="preserve">Necessidade de estabelecer critérios claros e equilibrados para concessão e utilização dos AI Credits.</w:t>
       </w:r>
     </w:p>
     <w:p>
@@ -16950,25 +15696,7 @@
                 <w:sz w:val="24"/>
                 <w:szCs w:val="24"/>
               </w:rPr>
-              <w:t xml:space="preserve">Integração de </w:t>
-            </w:r>
-            <w:proofErr w:type="spellStart"/>
-            <w:r>
-              <w:rPr>
-                <w:rFonts w:ascii="Arial" w:hAnsi="Arial" w:cs="Arial"/>
-                <w:sz w:val="24"/>
-                <w:szCs w:val="24"/>
-              </w:rPr>
-              <w:t>Analytics</w:t>
-            </w:r>
-            <w:proofErr w:type="spellEnd"/>
-            <w:r>
-              <w:rPr>
-                <w:rFonts w:ascii="Arial" w:hAnsi="Arial" w:cs="Arial"/>
-                <w:sz w:val="24"/>
-                <w:szCs w:val="24"/>
-              </w:rPr>
-              <w:t xml:space="preserve"> + gamificação</w:t>
+              <w:t xml:space="preserve">Integração de Analytics + gamificação</w:t>
             </w:r>
           </w:p>
         </w:tc>
@@ -17091,27 +15819,7 @@
                 <w:sz w:val="24"/>
                 <w:szCs w:val="24"/>
               </w:rPr>
-              <w:t xml:space="preserve">Vantagem competitiva </w:t>
-            </w:r>
-            <w:r>
-              <w:rPr>
-                <w:rStyle w:val="Forte"/>
-                <w:rFonts w:ascii="Arial" w:hAnsi="Arial" w:cs="Arial"/>
-                <w:b w:val="0"/>
-                <w:sz w:val="24"/>
-                <w:szCs w:val="24"/>
-              </w:rPr>
-              <w:t xml:space="preserve">        </w:t>
-            </w:r>
-            <w:r>
-              <w:rPr>
-                <w:rStyle w:val="Forte"/>
-                <w:rFonts w:ascii="Arial" w:hAnsi="Arial" w:cs="Arial"/>
-                <w:b w:val="0"/>
-                <w:sz w:val="24"/>
-                <w:szCs w:val="24"/>
-              </w:rPr>
-              <w:t>potencial</w:t>
+              <w:t xml:space="preserve">Vantagem competitiva         potencial</w:t>
             </w:r>
           </w:p>
         </w:tc>
@@ -17750,7 +16458,6 @@
         </w:rPr>
         <w:t xml:space="preserve">O principal potencial de vantagem competitiva da DAMA está na combinação de </w:t>
       </w:r>
-      <w:proofErr w:type="spellStart"/>
       <w:r>
         <w:rPr>
           <w:rStyle w:val="Forte"/>
@@ -17759,31 +16466,8 @@
           <w:sz w:val="24"/>
           <w:szCs w:val="24"/>
         </w:rPr>
-        <w:t>Analytics</w:t>
-      </w:r>
-      <w:proofErr w:type="spellEnd"/>
-      <w:r>
-        <w:rPr>
-          <w:rStyle w:val="Forte"/>
-          <w:rFonts w:ascii="Arial" w:hAnsi="Arial" w:cs="Arial"/>
-          <w:b w:val="0"/>
-          <w:sz w:val="24"/>
-          <w:szCs w:val="24"/>
-        </w:rPr>
-        <w:t xml:space="preserve">, gestão de desempenho, gamificação e AI </w:t>
-      </w:r>
-      <w:proofErr w:type="spellStart"/>
-      <w:r>
-        <w:rPr>
-          <w:rStyle w:val="Forte"/>
-          <w:rFonts w:ascii="Arial" w:hAnsi="Arial" w:cs="Arial"/>
-          <w:b w:val="0"/>
-          <w:sz w:val="24"/>
-          <w:szCs w:val="24"/>
-        </w:rPr>
-        <w:t>Credits</w:t>
-      </w:r>
-      <w:proofErr w:type="spellEnd"/>
+        <w:t xml:space="preserve">Analytics, gestão de desempenho, gamificação e AI Credits</w:t>
+      </w:r>
       <w:r>
         <w:rPr>
           <w:rFonts w:ascii="Arial" w:hAnsi="Arial" w:cs="Arial"/>
@@ -17962,7 +16646,6 @@
           <w:szCs w:val="24"/>
         </w:rPr>
       </w:pPr>
-      <w:proofErr w:type="spellStart"/>
       <w:r>
         <w:rPr>
           <w:rFonts w:ascii="Arial" w:hAnsi="Arial" w:cs="Arial"/>
@@ -17972,7 +16655,6 @@
         </w:rPr>
         <w:t>Sensing</w:t>
       </w:r>
-      <w:proofErr w:type="spellEnd"/>
     </w:p>
     <w:p>
       <w:pPr>
@@ -18073,25 +16755,7 @@
           <w:sz w:val="24"/>
           <w:szCs w:val="24"/>
         </w:rPr>
-        <w:t xml:space="preserve">novas demandas de People </w:t>
-      </w:r>
-      <w:proofErr w:type="spellStart"/>
-      <w:r>
-        <w:rPr>
-          <w:rFonts w:ascii="Arial" w:hAnsi="Arial" w:cs="Arial"/>
-          <w:sz w:val="24"/>
-          <w:szCs w:val="24"/>
-        </w:rPr>
-        <w:t>Analytics</w:t>
-      </w:r>
-      <w:proofErr w:type="spellEnd"/>
-      <w:r>
-        <w:rPr>
-          <w:rFonts w:ascii="Arial" w:hAnsi="Arial" w:cs="Arial"/>
-          <w:sz w:val="24"/>
-          <w:szCs w:val="24"/>
-        </w:rPr>
-        <w:t xml:space="preserve">. </w:t>
+        <w:t xml:space="preserve">novas demandas de People Analytics. </w:t>
       </w:r>
     </w:p>
     <w:p>
@@ -18103,7 +16767,6 @@
           <w:szCs w:val="24"/>
         </w:rPr>
       </w:pPr>
-      <w:proofErr w:type="spellStart"/>
       <w:r>
         <w:rPr>
           <w:rFonts w:ascii="Arial" w:hAnsi="Arial" w:cs="Arial"/>
@@ -18111,17 +16774,7 @@
           <w:sz w:val="24"/>
           <w:szCs w:val="24"/>
         </w:rPr>
-        <w:t>Seizing</w:t>
-      </w:r>
-      <w:proofErr w:type="spellEnd"/>
-      <w:r>
-        <w:rPr>
-          <w:rFonts w:ascii="Arial" w:hAnsi="Arial" w:cs="Arial"/>
-          <w:b/>
-          <w:sz w:val="24"/>
-          <w:szCs w:val="24"/>
-        </w:rPr>
-        <w:t xml:space="preserve"> </w:t>
+        <w:t xml:space="preserve">Seizing </w:t>
       </w:r>
     </w:p>
     <w:p>
@@ -18257,7 +16910,6 @@
           <w:szCs w:val="24"/>
         </w:rPr>
       </w:pPr>
-      <w:proofErr w:type="spellStart"/>
       <w:r>
         <w:rPr>
           <w:rFonts w:ascii="Arial" w:hAnsi="Arial" w:cs="Arial"/>
@@ -18265,17 +16917,7 @@
           <w:sz w:val="24"/>
           <w:szCs w:val="24"/>
         </w:rPr>
-        <w:t>Transforming</w:t>
-      </w:r>
-      <w:proofErr w:type="spellEnd"/>
-      <w:r>
-        <w:rPr>
-          <w:rFonts w:ascii="Arial" w:hAnsi="Arial" w:cs="Arial"/>
-          <w:b/>
-          <w:sz w:val="24"/>
-          <w:szCs w:val="24"/>
-        </w:rPr>
-        <w:t xml:space="preserve"> </w:t>
+        <w:t xml:space="preserve">Transforming </w:t>
       </w:r>
     </w:p>
     <w:p>
@@ -18823,25 +17465,7 @@
                 <w:sz w:val="24"/>
                 <w:szCs w:val="24"/>
               </w:rPr>
-              <w:t xml:space="preserve">IA, Big Data, </w:t>
-            </w:r>
-            <w:proofErr w:type="spellStart"/>
-            <w:r>
-              <w:rPr>
-                <w:rFonts w:ascii="Arial" w:hAnsi="Arial" w:cs="Arial"/>
-                <w:sz w:val="24"/>
-                <w:szCs w:val="24"/>
-              </w:rPr>
-              <w:t>Analytics</w:t>
-            </w:r>
-            <w:proofErr w:type="spellEnd"/>
-            <w:r>
-              <w:rPr>
-                <w:rFonts w:ascii="Arial" w:hAnsi="Arial" w:cs="Arial"/>
-                <w:sz w:val="24"/>
-                <w:szCs w:val="24"/>
-              </w:rPr>
-              <w:t xml:space="preserve"> e automação criam oportunidades para evolução da DAMA.</w:t>
+              <w:t xml:space="preserve">IA, Big Data, Analytics e automação criam oportunidades para evolução da DAMA.</w:t>
             </w:r>
           </w:p>
         </w:tc>
@@ -19226,25 +17850,7 @@
           <w:sz w:val="24"/>
           <w:szCs w:val="24"/>
         </w:rPr>
-        <w:t xml:space="preserve">Departamentos de People </w:t>
-      </w:r>
-      <w:proofErr w:type="spellStart"/>
-      <w:r>
-        <w:rPr>
-          <w:rFonts w:ascii="Arial" w:hAnsi="Arial" w:cs="Arial"/>
-          <w:sz w:val="24"/>
-          <w:szCs w:val="24"/>
-        </w:rPr>
-        <w:t>Analytics</w:t>
-      </w:r>
-      <w:proofErr w:type="spellEnd"/>
-      <w:r>
-        <w:rPr>
-          <w:rFonts w:ascii="Arial" w:hAnsi="Arial" w:cs="Arial"/>
-          <w:sz w:val="24"/>
-          <w:szCs w:val="24"/>
-        </w:rPr>
-        <w:t xml:space="preserve">. </w:t>
+        <w:t xml:space="preserve">Departamentos de People Analytics. </w:t>
       </w:r>
     </w:p>
     <w:p>
@@ -19284,9 +17890,17 @@
           <w:szCs w:val="24"/>
           <w:lang w:eastAsia="pt-BR"/>
         </w:rPr>
-        <w:t xml:space="preserve">Grandes Consultorias de BI e </w:t>
-      </w:r>
-      <w:proofErr w:type="spellStart"/>
+        <w:t xml:space="preserve">Grandes Consultorias de BI e Advanced Analytics:</w:t>
+      </w:r>
+      <w:r>
+        <w:rPr>
+          <w:rFonts w:ascii="Arial" w:hAnsi="Arial" w:cs="Arial"/>
+          <w:sz w:val="24"/>
+          <w:szCs w:val="24"/>
+          <w:lang w:eastAsia="pt-BR"/>
+        </w:rPr>
+        <w:t xml:space="preserve"> </w:t>
+      </w:r>
       <w:r>
         <w:rPr>
           <w:rFonts w:ascii="Arial" w:hAnsi="Arial" w:cs="Arial"/>
@@ -19295,9 +17909,17 @@
           <w:szCs w:val="24"/>
           <w:lang w:eastAsia="pt-BR"/>
         </w:rPr>
-        <w:t>Advanced</w:t>
-      </w:r>
-      <w:proofErr w:type="spellEnd"/>
+        <w:t>Keyrus</w:t>
+      </w:r>
+      <w:r>
+        <w:rPr>
+          <w:rFonts w:ascii="Arial" w:hAnsi="Arial" w:cs="Arial"/>
+          <w:sz w:val="24"/>
+          <w:szCs w:val="24"/>
+          <w:lang w:eastAsia="pt-BR"/>
+        </w:rPr>
+        <w:t xml:space="preserve">, </w:t>
+      </w:r>
       <w:r>
         <w:rPr>
           <w:rFonts w:ascii="Arial" w:hAnsi="Arial" w:cs="Arial"/>
@@ -19306,9 +17928,17 @@
           <w:szCs w:val="24"/>
           <w:lang w:eastAsia="pt-BR"/>
         </w:rPr>
-        <w:t xml:space="preserve"> </w:t>
-      </w:r>
-      <w:proofErr w:type="spellStart"/>
+        <w:t>Matera</w:t>
+      </w:r>
+      <w:r>
+        <w:rPr>
+          <w:rFonts w:ascii="Arial" w:hAnsi="Arial" w:cs="Arial"/>
+          <w:sz w:val="24"/>
+          <w:szCs w:val="24"/>
+          <w:lang w:eastAsia="pt-BR"/>
+        </w:rPr>
+        <w:t xml:space="preserve">, </w:t>
+      </w:r>
       <w:r>
         <w:rPr>
           <w:rFonts w:ascii="Arial" w:hAnsi="Arial" w:cs="Arial"/>
@@ -19317,9 +17947,17 @@
           <w:szCs w:val="24"/>
           <w:lang w:eastAsia="pt-BR"/>
         </w:rPr>
-        <w:t>Analytics</w:t>
-      </w:r>
-      <w:proofErr w:type="spellEnd"/>
+        <w:t>Stefanini</w:t>
+      </w:r>
+      <w:r>
+        <w:rPr>
+          <w:rFonts w:ascii="Arial" w:hAnsi="Arial" w:cs="Arial"/>
+          <w:sz w:val="24"/>
+          <w:szCs w:val="24"/>
+          <w:lang w:eastAsia="pt-BR"/>
+        </w:rPr>
+        <w:t xml:space="preserve">, </w:t>
+      </w:r>
       <w:r>
         <w:rPr>
           <w:rFonts w:ascii="Arial" w:hAnsi="Arial" w:cs="Arial"/>
@@ -19328,7 +17966,7 @@
           <w:szCs w:val="24"/>
           <w:lang w:eastAsia="pt-BR"/>
         </w:rPr>
-        <w:t>:</w:t>
+        <w:t>Edge UOL</w:t>
       </w:r>
       <w:r>
         <w:rPr>
@@ -19337,9 +17975,8 @@
           <w:szCs w:val="24"/>
           <w:lang w:eastAsia="pt-BR"/>
         </w:rPr>
-        <w:t xml:space="preserve"> </w:t>
-      </w:r>
-      <w:proofErr w:type="spellStart"/>
+        <w:t xml:space="preserve"> e </w:t>
+      </w:r>
       <w:r>
         <w:rPr>
           <w:rFonts w:ascii="Arial" w:hAnsi="Arial" w:cs="Arial"/>
@@ -19348,9 +17985,8 @@
           <w:szCs w:val="24"/>
           <w:lang w:eastAsia="pt-BR"/>
         </w:rPr>
-        <w:t>Keyrus</w:t>
-      </w:r>
-      <w:proofErr w:type="spellEnd"/>
+        <w:t>Birlasoft</w:t>
+      </w:r>
       <w:r>
         <w:rPr>
           <w:rFonts w:ascii="Arial" w:hAnsi="Arial" w:cs="Arial"/>
@@ -19358,9 +17994,19 @@
           <w:szCs w:val="24"/>
           <w:lang w:eastAsia="pt-BR"/>
         </w:rPr>
-        <w:t xml:space="preserve">, </w:t>
-      </w:r>
-      <w:proofErr w:type="spellStart"/>
+        <w:t>. Elas disputam os mesmos contratos de implementação de infraestrutura de dados corporativos.</w:t>
+      </w:r>
+    </w:p>
+    <w:p>
+      <w:pPr>
+        <w:pStyle w:val="SemEspaamento"/>
+        <w:rPr>
+          <w:rFonts w:ascii="Arial" w:hAnsi="Arial" w:cs="Arial"/>
+          <w:sz w:val="24"/>
+          <w:szCs w:val="24"/>
+          <w:lang w:eastAsia="pt-BR"/>
+        </w:rPr>
+      </w:pPr>
       <w:r>
         <w:rPr>
           <w:rFonts w:ascii="Arial" w:hAnsi="Arial" w:cs="Arial"/>
@@ -19369,9 +18015,8 @@
           <w:szCs w:val="24"/>
           <w:lang w:eastAsia="pt-BR"/>
         </w:rPr>
-        <w:t>Matera</w:t>
-      </w:r>
-      <w:proofErr w:type="spellEnd"/>
+        <w:t>Consultorias Parceiras Oficiais (Boutiques de BI):</w:t>
+      </w:r>
       <w:r>
         <w:rPr>
           <w:rFonts w:ascii="Arial" w:hAnsi="Arial" w:cs="Arial"/>
@@ -19379,98 +18024,8 @@
           <w:szCs w:val="24"/>
           <w:lang w:eastAsia="pt-BR"/>
         </w:rPr>
-        <w:t xml:space="preserve">, </w:t>
-      </w:r>
-      <w:r>
-        <w:rPr>
-          <w:rFonts w:ascii="Arial" w:hAnsi="Arial" w:cs="Arial"/>
-          <w:bCs/>
-          <w:sz w:val="24"/>
-          <w:szCs w:val="24"/>
-          <w:lang w:eastAsia="pt-BR"/>
-        </w:rPr>
-        <w:t>Stefanini</w:t>
-      </w:r>
-      <w:r>
-        <w:rPr>
-          <w:rFonts w:ascii="Arial" w:hAnsi="Arial" w:cs="Arial"/>
-          <w:sz w:val="24"/>
-          <w:szCs w:val="24"/>
-          <w:lang w:eastAsia="pt-BR"/>
-        </w:rPr>
-        <w:t xml:space="preserve">, </w:t>
-      </w:r>
-      <w:r>
-        <w:rPr>
-          <w:rFonts w:ascii="Arial" w:hAnsi="Arial" w:cs="Arial"/>
-          <w:bCs/>
-          <w:sz w:val="24"/>
-          <w:szCs w:val="24"/>
-          <w:lang w:eastAsia="pt-BR"/>
-        </w:rPr>
-        <w:t>Edge UOL</w:t>
-      </w:r>
-      <w:r>
-        <w:rPr>
-          <w:rFonts w:ascii="Arial" w:hAnsi="Arial" w:cs="Arial"/>
-          <w:sz w:val="24"/>
-          <w:szCs w:val="24"/>
-          <w:lang w:eastAsia="pt-BR"/>
-        </w:rPr>
-        <w:t xml:space="preserve"> e </w:t>
-      </w:r>
-      <w:proofErr w:type="spellStart"/>
-      <w:r>
-        <w:rPr>
-          <w:rFonts w:ascii="Arial" w:hAnsi="Arial" w:cs="Arial"/>
-          <w:bCs/>
-          <w:sz w:val="24"/>
-          <w:szCs w:val="24"/>
-          <w:lang w:eastAsia="pt-BR"/>
-        </w:rPr>
-        <w:t>Birlasoft</w:t>
-      </w:r>
-      <w:proofErr w:type="spellEnd"/>
-      <w:r>
-        <w:rPr>
-          <w:rFonts w:ascii="Arial" w:hAnsi="Arial" w:cs="Arial"/>
-          <w:sz w:val="24"/>
-          <w:szCs w:val="24"/>
-          <w:lang w:eastAsia="pt-BR"/>
-        </w:rPr>
-        <w:t>. Elas disputam os mesmos contratos de implementação de infraestrutura de dados corporativos.</w:t>
-      </w:r>
-    </w:p>
-    <w:p>
-      <w:pPr>
-        <w:pStyle w:val="SemEspaamento"/>
-        <w:rPr>
-          <w:rFonts w:ascii="Arial" w:hAnsi="Arial" w:cs="Arial"/>
-          <w:sz w:val="24"/>
-          <w:szCs w:val="24"/>
-          <w:lang w:eastAsia="pt-BR"/>
-        </w:rPr>
-      </w:pPr>
-      <w:r>
-        <w:rPr>
-          <w:rFonts w:ascii="Arial" w:hAnsi="Arial" w:cs="Arial"/>
-          <w:bCs/>
-          <w:sz w:val="24"/>
-          <w:szCs w:val="24"/>
-          <w:lang w:eastAsia="pt-BR"/>
-        </w:rPr>
-        <w:t>Consultorias Parceiras Oficiais (Boutiques de BI):</w:t>
-      </w:r>
-      <w:r>
-        <w:rPr>
-          <w:rFonts w:ascii="Arial" w:hAnsi="Arial" w:cs="Arial"/>
-          <w:sz w:val="24"/>
-          <w:szCs w:val="24"/>
-          <w:lang w:eastAsia="pt-BR"/>
-        </w:rPr>
         <w:t xml:space="preserve"> Qualquer integrador oficial da </w:t>
       </w:r>
-      <w:proofErr w:type="spellStart"/>
       <w:r>
         <w:rPr>
           <w:rFonts w:ascii="Arial" w:hAnsi="Arial" w:cs="Arial"/>
@@ -19480,27 +18035,15 @@
           <w:szCs w:val="24"/>
           <w:lang w:eastAsia="pt-BR"/>
         </w:rPr>
-        <w:t>Salesforce</w:t>
-      </w:r>
-      <w:proofErr w:type="spellEnd"/>
-      <w:r>
-        <w:rPr>
-          <w:rFonts w:ascii="Arial" w:hAnsi="Arial" w:cs="Arial"/>
-          <w:i/>
-          <w:iCs/>
+        <w:t>Salesforce/Tableau</w:t>
+      </w:r>
+      <w:r>
+        <w:rPr>
+          <w:rFonts w:ascii="Arial" w:hAnsi="Arial" w:cs="Arial"/>
           <w:sz w:val="24"/>
           <w:szCs w:val="24"/>
           <w:lang w:eastAsia="pt-BR"/>
         </w:rPr>
-        <w:t>/Tableau</w:t>
-      </w:r>
-      <w:r>
-        <w:rPr>
-          <w:rFonts w:ascii="Arial" w:hAnsi="Arial" w:cs="Arial"/>
-          <w:sz w:val="24"/>
-          <w:szCs w:val="24"/>
-          <w:lang w:eastAsia="pt-BR"/>
-        </w:rPr>
         <w:t xml:space="preserve"> e de ecossistemas de computação em nuvem concorre diretamente no fornecimento de mão de obra especializada.</w:t>
       </w:r>
     </w:p>
@@ -19547,15 +18090,7 @@
           <w:sz w:val="24"/>
           <w:szCs w:val="24"/>
         </w:rPr>
-        <w:t>G</w:t>
-      </w:r>
-      <w:r>
-        <w:rPr>
-          <w:rFonts w:ascii="Arial" w:hAnsi="Arial" w:cs="Arial"/>
-          <w:sz w:val="24"/>
-          <w:szCs w:val="24"/>
-        </w:rPr>
-        <w:t>randes provedores e parceiros estratégicos de tecnologia</w:t>
+        <w:t>Grandes provedores e parceiros estratégicos de tecnologia</w:t>
       </w:r>
     </w:p>
     <w:p>
@@ -19587,79 +18122,27 @@
           <w:sz w:val="24"/>
           <w:szCs w:val="24"/>
         </w:rPr>
-        <w:t xml:space="preserve">: Provedor oficial de computação em nuvem, onde a QSOFT atua como parceira certificada em infraestrutura GCP, </w:t>
-      </w:r>
-      <w:proofErr w:type="spellStart"/>
+        <w:t xml:space="preserve">: Provedor oficial de computação em nuvem, onde a QSOFT atua como parceira certificada em infraestrutura GCP, BigQuery e Looker.</w:t>
+      </w:r>
+    </w:p>
+    <w:p>
+      <w:pPr>
+        <w:rPr>
+          <w:rFonts w:ascii="Arial" w:hAnsi="Arial" w:cs="Arial"/>
+          <w:sz w:val="24"/>
+          <w:szCs w:val="24"/>
+        </w:rPr>
+      </w:pPr>
       <w:r>
         <w:rPr>
           <w:rStyle w:val="inqyif"/>
           <w:rFonts w:ascii="Arial" w:hAnsi="Arial" w:cs="Arial"/>
-          <w:sz w:val="24"/>
-          <w:szCs w:val="24"/>
-        </w:rPr>
-        <w:t>BigQuery</w:t>
-      </w:r>
-      <w:proofErr w:type="spellEnd"/>
-      <w:r>
-        <w:rPr>
-          <w:rStyle w:val="inqyif"/>
-          <w:rFonts w:ascii="Arial" w:hAnsi="Arial" w:cs="Arial"/>
-          <w:sz w:val="24"/>
-          <w:szCs w:val="24"/>
-        </w:rPr>
-        <w:t xml:space="preserve"> e </w:t>
-      </w:r>
-      <w:proofErr w:type="spellStart"/>
-      <w:r>
-        <w:rPr>
-          <w:rStyle w:val="inqyif"/>
-          <w:rFonts w:ascii="Arial" w:hAnsi="Arial" w:cs="Arial"/>
-          <w:sz w:val="24"/>
-          <w:szCs w:val="24"/>
-        </w:rPr>
-        <w:t>Looker</w:t>
-      </w:r>
-      <w:proofErr w:type="spellEnd"/>
-      <w:r>
-        <w:rPr>
-          <w:rStyle w:val="inqyif"/>
-          <w:rFonts w:ascii="Arial" w:hAnsi="Arial" w:cs="Arial"/>
-          <w:sz w:val="24"/>
-          <w:szCs w:val="24"/>
-        </w:rPr>
-        <w:t>.</w:t>
-      </w:r>
-    </w:p>
-    <w:p>
-      <w:pPr>
-        <w:rPr>
-          <w:rFonts w:ascii="Arial" w:hAnsi="Arial" w:cs="Arial"/>
-          <w:sz w:val="24"/>
-          <w:szCs w:val="24"/>
-        </w:rPr>
-      </w:pPr>
-      <w:r>
-        <w:rPr>
-          <w:rStyle w:val="inqyif"/>
-          <w:rFonts w:ascii="Arial" w:hAnsi="Arial" w:cs="Arial"/>
           <w:bCs/>
           <w:sz w:val="24"/>
           <w:szCs w:val="24"/>
         </w:rPr>
-        <w:t xml:space="preserve">Tableau / </w:t>
-      </w:r>
-      <w:proofErr w:type="spellStart"/>
-      <w:r>
-        <w:rPr>
-          <w:rStyle w:val="inqyif"/>
-          <w:rFonts w:ascii="Arial" w:hAnsi="Arial" w:cs="Arial"/>
-          <w:bCs/>
-          <w:sz w:val="24"/>
-          <w:szCs w:val="24"/>
-        </w:rPr>
-        <w:t>Salesforce</w:t>
-      </w:r>
-      <w:proofErr w:type="spellEnd"/>
+        <w:t xml:space="preserve">Tableau / Salesforce</w:t>
+      </w:r>
       <w:r>
         <w:rPr>
           <w:rStyle w:val="inqyif"/>
@@ -20097,25 +18580,7 @@
                 <w:sz w:val="24"/>
                 <w:szCs w:val="24"/>
               </w:rPr>
-              <w:t xml:space="preserve">Existem plataformas consolidadas de gestão de pessoas, desempenho e People </w:t>
-            </w:r>
-            <w:proofErr w:type="spellStart"/>
-            <w:r>
-              <w:rPr>
-                <w:rFonts w:ascii="Arial" w:hAnsi="Arial" w:cs="Arial"/>
-                <w:sz w:val="24"/>
-                <w:szCs w:val="24"/>
-              </w:rPr>
-              <w:t>Analytics</w:t>
-            </w:r>
-            <w:proofErr w:type="spellEnd"/>
-            <w:r>
-              <w:rPr>
-                <w:rFonts w:ascii="Arial" w:hAnsi="Arial" w:cs="Arial"/>
-                <w:sz w:val="24"/>
-                <w:szCs w:val="24"/>
-              </w:rPr>
-              <w:t>.</w:t>
+              <w:t xml:space="preserve">Existem plataformas consolidadas de gestão de pessoas, desempenho e People Analytics.</w:t>
             </w:r>
           </w:p>
         </w:tc>
@@ -20169,15 +18634,7 @@
                 <w:sz w:val="24"/>
                 <w:szCs w:val="24"/>
               </w:rPr>
-              <w:t xml:space="preserve"> </w:t>
-            </w:r>
-            <w:r>
-              <w:rPr>
-                <w:rFonts w:ascii="Arial" w:hAnsi="Arial" w:cs="Arial"/>
-                <w:sz w:val="24"/>
-                <w:szCs w:val="24"/>
-              </w:rPr>
-              <w:t>Média</w:t>
+              <w:t xml:space="preserve"> Média</w:t>
             </w:r>
           </w:p>
         </w:tc>
@@ -20486,13 +18943,7 @@
         <w:rPr>
           <w:rFonts w:ascii="Arial" w:hAnsi="Arial" w:cs="Arial"/>
         </w:rPr>
-        <w:t xml:space="preserve">, principalmente pela existência de soluções consolidadas e alternativas internas. Por isso, a DAMA precisa se diferenciar pela combinação </w:t>
-      </w:r>
-      <w:r>
-        <w:rPr>
-          <w:rFonts w:ascii="Arial" w:hAnsi="Arial" w:cs="Arial"/>
-        </w:rPr>
-        <w:t>de</w:t>
+        <w:t xml:space="preserve">, principalmente pela existência de soluções consolidadas e alternativas internas. Por isso, a DAMA precisa se diferenciar pela combinação de</w:t>
       </w:r>
       <w:r>
         <w:rPr>
@@ -20501,23 +18952,13 @@
         </w:rPr>
         <w:t xml:space="preserve"> </w:t>
       </w:r>
-      <w:proofErr w:type="spellStart"/>
       <w:r>
         <w:rPr>
           <w:rStyle w:val="Forte"/>
           <w:rFonts w:ascii="Arial" w:hAnsi="Arial" w:cs="Arial"/>
           <w:b w:val="0"/>
         </w:rPr>
-        <w:t>Analytics</w:t>
-      </w:r>
-      <w:proofErr w:type="spellEnd"/>
-      <w:r>
-        <w:rPr>
-          <w:rStyle w:val="Forte"/>
-          <w:rFonts w:ascii="Arial" w:hAnsi="Arial" w:cs="Arial"/>
-          <w:b w:val="0"/>
-        </w:rPr>
-        <w:t xml:space="preserve"> + desempenho + gamificação</w:t>
+        <w:t xml:space="preserve">Analytics + desempenho + gamificação</w:t>
       </w:r>
       <w:r>
         <w:rPr>
@@ -20758,7 +19199,6 @@
                 <w:lang w:eastAsia="pt-BR"/>
               </w:rPr>
             </w:pPr>
-            <w:proofErr w:type="spellStart"/>
             <w:r>
               <w:rPr>
                 <w:rFonts w:ascii="Arial" w:eastAsia="Times New Roman" w:hAnsi="Arial" w:cs="Arial"/>
@@ -20770,7 +19210,6 @@
               </w:rPr>
               <w:t>Qulture.Rocks</w:t>
             </w:r>
-            <w:proofErr w:type="spellEnd"/>
           </w:p>
         </w:tc>
         <w:tc>
@@ -20792,7 +19231,6 @@
                 <w:lang w:eastAsia="pt-BR"/>
               </w:rPr>
             </w:pPr>
-            <w:proofErr w:type="spellStart"/>
             <w:r>
               <w:rPr>
                 <w:rFonts w:ascii="Arial" w:eastAsia="Times New Roman" w:hAnsi="Arial" w:cs="Arial"/>
@@ -20804,7 +19242,6 @@
               </w:rPr>
               <w:t>Sólides</w:t>
             </w:r>
-            <w:proofErr w:type="spellEnd"/>
           </w:p>
         </w:tc>
       </w:tr>
@@ -20948,19 +19385,8 @@
                 <w:szCs w:val="24"/>
                 <w:lang w:eastAsia="pt-BR"/>
               </w:rPr>
-              <w:t xml:space="preserve">People </w:t>
-            </w:r>
-            <w:proofErr w:type="spellStart"/>
-            <w:r>
-              <w:rPr>
-                <w:rFonts w:ascii="Arial" w:eastAsia="Times New Roman" w:hAnsi="Arial" w:cs="Arial"/>
-                <w:sz w:val="24"/>
-                <w:szCs w:val="24"/>
-                <w:lang w:eastAsia="pt-BR"/>
-              </w:rPr>
-              <w:t>Analytics</w:t>
-            </w:r>
-            <w:proofErr w:type="spellEnd"/>
+              <w:t xml:space="preserve">People Analytics</w:t>
+            </w:r>
           </w:p>
         </w:tc>
         <w:tc>
@@ -21411,27 +19837,7 @@
                 <w:szCs w:val="24"/>
                 <w:lang w:eastAsia="pt-BR"/>
               </w:rPr>
-              <w:t xml:space="preserve">IA e </w:t>
-            </w:r>
-            <w:proofErr w:type="spellStart"/>
-            <w:r>
-              <w:rPr>
-                <w:rFonts w:ascii="Arial" w:eastAsia="Times New Roman" w:hAnsi="Arial" w:cs="Arial"/>
-                <w:sz w:val="24"/>
-                <w:szCs w:val="24"/>
-                <w:lang w:eastAsia="pt-BR"/>
-              </w:rPr>
-              <w:t>Analytics</w:t>
-            </w:r>
-            <w:proofErr w:type="spellEnd"/>
-            <w:r>
-              <w:rPr>
-                <w:rFonts w:ascii="Arial" w:eastAsia="Times New Roman" w:hAnsi="Arial" w:cs="Arial"/>
-                <w:sz w:val="24"/>
-                <w:szCs w:val="24"/>
-                <w:lang w:eastAsia="pt-BR"/>
-              </w:rPr>
-              <w:t xml:space="preserve"> avançado</w:t>
+              <w:t xml:space="preserve">IA e Analytics avançado</w:t>
             </w:r>
           </w:p>
         </w:tc>
@@ -21648,116 +20054,7 @@
           <w:szCs w:val="24"/>
           <w:lang w:eastAsia="pt-BR"/>
         </w:rPr>
-        <w:t>A</w:t>
-      </w:r>
-      <w:r>
-        <w:rPr>
-          <w:rFonts w:ascii="Arial" w:eastAsia="Times New Roman" w:hAnsi="Arial" w:cs="Arial"/>
-          <w:sz w:val="24"/>
-          <w:szCs w:val="24"/>
-          <w:lang w:eastAsia="pt-BR"/>
-        </w:rPr>
-        <w:t xml:space="preserve">s avaliações atribuídas à DAMA representam uma projeção considerando as funcionalidades e a proposta de valor planejadas para o produto. As características dos concorrentes foram consideradas com base nas funcionalidades divulgadas por suas respectivas plataformas. A </w:t>
-      </w:r>
-      <w:proofErr w:type="spellStart"/>
-      <w:r>
-        <w:rPr>
-          <w:rFonts w:ascii="Arial" w:eastAsia="Times New Roman" w:hAnsi="Arial" w:cs="Arial"/>
-          <w:sz w:val="24"/>
-          <w:szCs w:val="24"/>
-          <w:lang w:eastAsia="pt-BR"/>
-        </w:rPr>
-        <w:t>Qulture.Rocks</w:t>
-      </w:r>
-      <w:proofErr w:type="spellEnd"/>
-      <w:r>
-        <w:rPr>
-          <w:rFonts w:ascii="Arial" w:eastAsia="Times New Roman" w:hAnsi="Arial" w:cs="Arial"/>
-          <w:sz w:val="24"/>
-          <w:szCs w:val="24"/>
-          <w:lang w:eastAsia="pt-BR"/>
-        </w:rPr>
-        <w:t xml:space="preserve"> apresenta recursos relacionados a avaliação de desempenho, </w:t>
-      </w:r>
-      <w:proofErr w:type="spellStart"/>
-      <w:r>
-        <w:rPr>
-          <w:rFonts w:ascii="Arial" w:eastAsia="Times New Roman" w:hAnsi="Arial" w:cs="Arial"/>
-          <w:sz w:val="24"/>
-          <w:szCs w:val="24"/>
-          <w:lang w:eastAsia="pt-BR"/>
-        </w:rPr>
-        <w:t>OKRs</w:t>
-      </w:r>
-      <w:proofErr w:type="spellEnd"/>
-      <w:r>
-        <w:rPr>
-          <w:rFonts w:ascii="Arial" w:eastAsia="Times New Roman" w:hAnsi="Arial" w:cs="Arial"/>
-          <w:sz w:val="24"/>
-          <w:szCs w:val="24"/>
-          <w:lang w:eastAsia="pt-BR"/>
-        </w:rPr>
-        <w:t xml:space="preserve">, feedbacks, PDI e People </w:t>
-      </w:r>
-      <w:proofErr w:type="spellStart"/>
-      <w:r>
-        <w:rPr>
-          <w:rFonts w:ascii="Arial" w:eastAsia="Times New Roman" w:hAnsi="Arial" w:cs="Arial"/>
-          <w:sz w:val="24"/>
-          <w:szCs w:val="24"/>
-          <w:lang w:eastAsia="pt-BR"/>
-        </w:rPr>
-        <w:t>Analytics</w:t>
-      </w:r>
-      <w:proofErr w:type="spellEnd"/>
-      <w:r>
-        <w:rPr>
-          <w:rFonts w:ascii="Arial" w:eastAsia="Times New Roman" w:hAnsi="Arial" w:cs="Arial"/>
-          <w:sz w:val="24"/>
-          <w:szCs w:val="24"/>
-          <w:lang w:eastAsia="pt-BR"/>
-        </w:rPr>
-        <w:t xml:space="preserve">, enquanto a </w:t>
-      </w:r>
-      <w:proofErr w:type="spellStart"/>
-      <w:r>
-        <w:rPr>
-          <w:rFonts w:ascii="Arial" w:eastAsia="Times New Roman" w:hAnsi="Arial" w:cs="Arial"/>
-          <w:sz w:val="24"/>
-          <w:szCs w:val="24"/>
-          <w:lang w:eastAsia="pt-BR"/>
-        </w:rPr>
-        <w:t>Sólides</w:t>
-      </w:r>
-      <w:proofErr w:type="spellEnd"/>
-      <w:r>
-        <w:rPr>
-          <w:rFonts w:ascii="Arial" w:eastAsia="Times New Roman" w:hAnsi="Arial" w:cs="Arial"/>
-          <w:sz w:val="24"/>
-          <w:szCs w:val="24"/>
-          <w:lang w:eastAsia="pt-BR"/>
-        </w:rPr>
-        <w:t xml:space="preserve"> oferece recursos de avaliação, PDI e métricas de People </w:t>
-      </w:r>
-      <w:proofErr w:type="spellStart"/>
-      <w:r>
-        <w:rPr>
-          <w:rFonts w:ascii="Arial" w:eastAsia="Times New Roman" w:hAnsi="Arial" w:cs="Arial"/>
-          <w:sz w:val="24"/>
-          <w:szCs w:val="24"/>
-          <w:lang w:eastAsia="pt-BR"/>
-        </w:rPr>
-        <w:t>Analytics</w:t>
-      </w:r>
-      <w:proofErr w:type="spellEnd"/>
-      <w:r>
-        <w:rPr>
-          <w:rFonts w:ascii="Arial" w:eastAsia="Times New Roman" w:hAnsi="Arial" w:cs="Arial"/>
-          <w:sz w:val="24"/>
-          <w:szCs w:val="24"/>
-          <w:lang w:eastAsia="pt-BR"/>
-        </w:rPr>
-        <w:t>.</w:t>
+        <w:t xml:space="preserve">As avaliações atribuídas à DAMA representam uma projeção considerando as funcionalidades e a proposta de valor planejadas para o produto. As características dos concorrentes foram consideradas com base nas funcionalidades divulgadas por suas respectivas plataformas. A Qulture.Rocks apresenta recursos relacionados a avaliação de desempenho, OKRs, feedbacks, PDI e People Analytics, enquanto a Sólides oferece recursos de avaliação, PDI e métricas de People Analytics.</w:t>
       </w:r>
     </w:p>
     <w:p>
@@ -21970,21 +20267,7 @@
         <w:rPr>
           <w:rFonts w:ascii="Arial" w:hAnsi="Arial" w:cs="Arial"/>
         </w:rPr>
-        <w:t xml:space="preserve">Baixo </w:t>
-      </w:r>
-      <w:proofErr w:type="spellStart"/>
-      <w:r>
-        <w:rPr>
-          <w:rFonts w:ascii="Arial" w:hAnsi="Arial" w:cs="Arial"/>
-        </w:rPr>
-        <w:t>Analytics</w:t>
-      </w:r>
-      <w:proofErr w:type="spellEnd"/>
-      <w:r>
-        <w:rPr>
-          <w:rFonts w:ascii="Arial" w:hAnsi="Arial" w:cs="Arial"/>
-        </w:rPr>
-        <w:t xml:space="preserve"> + baixa gamificação.</w:t>
+        <w:t xml:space="preserve">Baixo Analytics + baixa gamificação.</w:t>
       </w:r>
     </w:p>
     <w:p>
@@ -22016,135 +20299,96 @@
           <w:sz w:val="24"/>
           <w:szCs w:val="24"/>
         </w:rPr>
-        <w:t xml:space="preserve">Grupo 2 — People </w:t>
-      </w:r>
-      <w:proofErr w:type="spellStart"/>
-      <w:r>
+        <w:t xml:space="preserve">Grupo 2 — People Analytics</w:t>
+      </w:r>
+    </w:p>
+    <w:p>
+      <w:pPr>
+        <w:rPr>
+          <w:rFonts w:ascii="Arial" w:hAnsi="Arial" w:cs="Arial"/>
+        </w:rPr>
+      </w:pPr>
+      <w:r>
+        <w:rPr>
+          <w:rFonts w:ascii="Arial" w:hAnsi="Arial" w:cs="Arial"/>
+        </w:rPr>
+        <w:t xml:space="preserve">Alto Analytics + baixa gamificação.</w:t>
+      </w:r>
+    </w:p>
+    <w:p>
+      <w:pPr>
+        <w:rPr>
+          <w:rFonts w:ascii="Arial" w:hAnsi="Arial" w:cs="Arial"/>
+        </w:rPr>
+      </w:pPr>
+      <w:r>
+        <w:rPr>
+          <w:rFonts w:ascii="Arial" w:hAnsi="Arial" w:cs="Arial"/>
+        </w:rPr>
+        <w:t>Ex.: soluções focadas em indicadores, turnover, desempenho e análise de pessoas.</w:t>
+      </w:r>
+    </w:p>
+    <w:p>
+      <w:pPr>
         <w:rPr>
           <w:rFonts w:ascii="Arial" w:hAnsi="Arial" w:cs="Arial"/>
           <w:b/>
           <w:sz w:val="24"/>
           <w:szCs w:val="24"/>
         </w:rPr>
-        <w:t>Analytics</w:t>
-      </w:r>
-      <w:proofErr w:type="spellEnd"/>
-    </w:p>
-    <w:p>
-      <w:pPr>
-        <w:rPr>
-          <w:rFonts w:ascii="Arial" w:hAnsi="Arial" w:cs="Arial"/>
-        </w:rPr>
-      </w:pPr>
-      <w:r>
-        <w:rPr>
-          <w:rFonts w:ascii="Arial" w:hAnsi="Arial" w:cs="Arial"/>
-        </w:rPr>
-        <w:t xml:space="preserve">Alto </w:t>
-      </w:r>
-      <w:proofErr w:type="spellStart"/>
-      <w:r>
-        <w:rPr>
-          <w:rFonts w:ascii="Arial" w:hAnsi="Arial" w:cs="Arial"/>
-        </w:rPr>
-        <w:t>Analytics</w:t>
-      </w:r>
-      <w:proofErr w:type="spellEnd"/>
-      <w:r>
-        <w:rPr>
-          <w:rFonts w:ascii="Arial" w:hAnsi="Arial" w:cs="Arial"/>
-        </w:rPr>
-        <w:t xml:space="preserve"> + baixa gamificação.</w:t>
-      </w:r>
-    </w:p>
-    <w:p>
-      <w:pPr>
-        <w:rPr>
-          <w:rFonts w:ascii="Arial" w:hAnsi="Arial" w:cs="Arial"/>
-        </w:rPr>
-      </w:pPr>
-      <w:r>
-        <w:rPr>
-          <w:rFonts w:ascii="Arial" w:hAnsi="Arial" w:cs="Arial"/>
-        </w:rPr>
-        <w:t>Ex.: soluções focadas em indicadores, turnover, desempenho e análise de pessoas.</w:t>
-      </w:r>
-    </w:p>
-    <w:p>
-      <w:pPr>
+      </w:pPr>
+      <w:r>
         <w:rPr>
           <w:rFonts w:ascii="Arial" w:hAnsi="Arial" w:cs="Arial"/>
           <w:b/>
           <w:sz w:val="24"/>
           <w:szCs w:val="24"/>
         </w:rPr>
-      </w:pPr>
-      <w:r>
+        <w:t>Grupo 3 — Gamificação corporativa</w:t>
+      </w:r>
+    </w:p>
+    <w:p>
+      <w:pPr>
+        <w:rPr>
+          <w:rFonts w:ascii="Arial" w:hAnsi="Arial" w:cs="Arial"/>
+        </w:rPr>
+      </w:pPr>
+      <w:r>
+        <w:rPr>
+          <w:rFonts w:ascii="Arial" w:hAnsi="Arial" w:cs="Arial"/>
+        </w:rPr>
+        <w:t xml:space="preserve">Baixo/médio Analytics + alta gamificação.</w:t>
+      </w:r>
+    </w:p>
+    <w:p>
+      <w:pPr>
+        <w:rPr>
+          <w:rFonts w:ascii="Arial" w:hAnsi="Arial" w:cs="Arial"/>
+        </w:rPr>
+      </w:pPr>
+      <w:r>
+        <w:rPr>
+          <w:rFonts w:ascii="Arial" w:hAnsi="Arial" w:cs="Arial"/>
+        </w:rPr>
+        <w:t>Foco principal em engajamento, recompensas e reconhecimento.</w:t>
+      </w:r>
+    </w:p>
+    <w:p>
+      <w:pPr>
         <w:rPr>
           <w:rFonts w:ascii="Arial" w:hAnsi="Arial" w:cs="Arial"/>
           <w:b/>
           <w:sz w:val="24"/>
           <w:szCs w:val="24"/>
         </w:rPr>
-        <w:t>Grupo 3 — Gamificação corporativa</w:t>
-      </w:r>
-    </w:p>
-    <w:p>
-      <w:pPr>
-        <w:rPr>
-          <w:rFonts w:ascii="Arial" w:hAnsi="Arial" w:cs="Arial"/>
-        </w:rPr>
-      </w:pPr>
-      <w:r>
-        <w:rPr>
-          <w:rFonts w:ascii="Arial" w:hAnsi="Arial" w:cs="Arial"/>
-        </w:rPr>
-        <w:t xml:space="preserve">Baixo/médio </w:t>
-      </w:r>
-      <w:proofErr w:type="spellStart"/>
-      <w:r>
-        <w:rPr>
-          <w:rFonts w:ascii="Arial" w:hAnsi="Arial" w:cs="Arial"/>
-        </w:rPr>
-        <w:t>Analytics</w:t>
-      </w:r>
-      <w:proofErr w:type="spellEnd"/>
-      <w:r>
-        <w:rPr>
-          <w:rFonts w:ascii="Arial" w:hAnsi="Arial" w:cs="Arial"/>
-        </w:rPr>
-        <w:t xml:space="preserve"> + alta gamificação.</w:t>
-      </w:r>
-    </w:p>
-    <w:p>
-      <w:pPr>
-        <w:rPr>
-          <w:rFonts w:ascii="Arial" w:hAnsi="Arial" w:cs="Arial"/>
-        </w:rPr>
-      </w:pPr>
-      <w:r>
-        <w:rPr>
-          <w:rFonts w:ascii="Arial" w:hAnsi="Arial" w:cs="Arial"/>
-        </w:rPr>
-        <w:t>Foco principal em engajamento, recompensas e reconhecimento.</w:t>
-      </w:r>
-    </w:p>
-    <w:p>
-      <w:pPr>
+      </w:pPr>
+      <w:r>
         <w:rPr>
           <w:rFonts w:ascii="Arial" w:hAnsi="Arial" w:cs="Arial"/>
           <w:b/>
           <w:sz w:val="24"/>
           <w:szCs w:val="24"/>
         </w:rPr>
-      </w:pPr>
-      <w:r>
-        <w:rPr>
-          <w:rFonts w:ascii="Arial" w:hAnsi="Arial" w:cs="Arial"/>
-          <w:b/>
-          <w:sz w:val="24"/>
-          <w:szCs w:val="24"/>
-        </w:rPr>
         <w:t>Grupo 4 — DAMA Intelligence</w:t>
       </w:r>
     </w:p>
@@ -22159,23 +20403,7 @@
           <w:rStyle w:val="Forte"/>
           <w:rFonts w:ascii="Arial" w:hAnsi="Arial" w:cs="Arial"/>
         </w:rPr>
-        <w:t xml:space="preserve">Alto </w:t>
-      </w:r>
-      <w:proofErr w:type="spellStart"/>
-      <w:r>
-        <w:rPr>
-          <w:rStyle w:val="Forte"/>
-          <w:rFonts w:ascii="Arial" w:hAnsi="Arial" w:cs="Arial"/>
-        </w:rPr>
-        <w:t>Analytics</w:t>
-      </w:r>
-      <w:proofErr w:type="spellEnd"/>
-      <w:r>
-        <w:rPr>
-          <w:rStyle w:val="Forte"/>
-          <w:rFonts w:ascii="Arial" w:hAnsi="Arial" w:cs="Arial"/>
-        </w:rPr>
-        <w:t xml:space="preserve"> + alta gamificação.</w:t>
+        <w:t xml:space="preserve">Alto Analytics + alta gamificação.</w:t>
       </w:r>
     </w:p>
     <w:p>
@@ -22365,29 +20593,7 @@
           <w:szCs w:val="28"/>
         </w:rPr>
         <w:lastRenderedPageBreak/>
-        <w:t xml:space="preserve">9. </w:t>
-      </w:r>
-      <w:proofErr w:type="spellStart"/>
-      <w:r>
-        <w:rPr>
-          <w:rFonts w:ascii="Arial" w:hAnsi="Arial" w:cs="Arial"/>
-          <w:b/>
-          <w:color w:val="auto"/>
-          <w:sz w:val="28"/>
-          <w:szCs w:val="28"/>
-        </w:rPr>
-        <w:t>Competitive</w:t>
-      </w:r>
-      <w:proofErr w:type="spellEnd"/>
-      <w:r>
-        <w:rPr>
-          <w:rFonts w:ascii="Arial" w:hAnsi="Arial" w:cs="Arial"/>
-          <w:b/>
-          <w:color w:val="auto"/>
-          <w:sz w:val="28"/>
-          <w:szCs w:val="28"/>
-        </w:rPr>
-        <w:t xml:space="preserve"> Profile Matrix — CPM</w:t>
+        <w:t xml:space="preserve">9. Competitive Profile Matrix — CPM</w:t>
       </w:r>
       <w:bookmarkEnd w:id="27"/>
     </w:p>
@@ -22570,7 +20776,6 @@
                 <w:szCs w:val="24"/>
               </w:rPr>
             </w:pPr>
-            <w:proofErr w:type="spellStart"/>
             <w:r>
               <w:rPr>
                 <w:rFonts w:ascii="Arial" w:hAnsi="Arial" w:cs="Arial"/>
@@ -22579,10 +20784,19 @@
                 <w:sz w:val="24"/>
                 <w:szCs w:val="24"/>
               </w:rPr>
-              <w:t>Qulture.Rocks</w:t>
-            </w:r>
-            <w:proofErr w:type="spellEnd"/>
-            <w:r>
+              <w:t xml:space="preserve">Qulture.Rocks Nota</w:t>
+            </w:r>
+          </w:p>
+        </w:tc>
+        <w:tc>
+          <w:tcPr>
+            <w:tcW w:w="0" w:type="auto"/>
+            <w:vAlign w:val="center"/>
+            <w:hideMark/>
+          </w:tcPr>
+          <w:p>
+            <w:pPr>
+              <w:jc w:val="center"/>
               <w:rPr>
                 <w:rFonts w:ascii="Arial" w:hAnsi="Arial" w:cs="Arial"/>
                 <w:b/>
@@ -22590,19 +20804,8 @@
                 <w:sz w:val="24"/>
                 <w:szCs w:val="24"/>
               </w:rPr>
-              <w:t xml:space="preserve"> Nota</w:t>
-            </w:r>
-          </w:p>
-        </w:tc>
-        <w:tc>
-          <w:tcPr>
-            <w:tcW w:w="0" w:type="auto"/>
-            <w:vAlign w:val="center"/>
-            <w:hideMark/>
-          </w:tcPr>
-          <w:p>
-            <w:pPr>
-              <w:jc w:val="center"/>
+            </w:pPr>
+            <w:r>
               <w:rPr>
                 <w:rFonts w:ascii="Arial" w:hAnsi="Arial" w:cs="Arial"/>
                 <w:b/>
@@ -22610,9 +20813,19 @@
                 <w:sz w:val="24"/>
                 <w:szCs w:val="24"/>
               </w:rPr>
-            </w:pPr>
-            <w:proofErr w:type="spellStart"/>
-            <w:r>
+              <w:t xml:space="preserve">Qulture.Rocks Score</w:t>
+            </w:r>
+          </w:p>
+        </w:tc>
+        <w:tc>
+          <w:tcPr>
+            <w:tcW w:w="0" w:type="auto"/>
+            <w:vAlign w:val="center"/>
+            <w:hideMark/>
+          </w:tcPr>
+          <w:p>
+            <w:pPr>
+              <w:jc w:val="center"/>
               <w:rPr>
                 <w:rFonts w:ascii="Arial" w:hAnsi="Arial" w:cs="Arial"/>
                 <w:b/>
@@ -22620,9 +20833,7 @@
                 <w:sz w:val="24"/>
                 <w:szCs w:val="24"/>
               </w:rPr>
-              <w:t>Qulture.Rocks</w:t>
-            </w:r>
-            <w:proofErr w:type="spellEnd"/>
+            </w:pPr>
             <w:r>
               <w:rPr>
                 <w:rFonts w:ascii="Arial" w:hAnsi="Arial" w:cs="Arial"/>
@@ -22631,7 +20842,7 @@
                 <w:sz w:val="24"/>
                 <w:szCs w:val="24"/>
               </w:rPr>
-              <w:t xml:space="preserve"> Score</w:t>
+              <w:t xml:space="preserve">Sólides Nota</w:t>
             </w:r>
           </w:p>
         </w:tc>
@@ -22652,7 +20863,6 @@
                 <w:szCs w:val="24"/>
               </w:rPr>
             </w:pPr>
-            <w:proofErr w:type="spellStart"/>
             <w:r>
               <w:rPr>
                 <w:rFonts w:ascii="Arial" w:hAnsi="Arial" w:cs="Arial"/>
@@ -22661,59 +20871,7 @@
                 <w:sz w:val="24"/>
                 <w:szCs w:val="24"/>
               </w:rPr>
-              <w:t>Sólides</w:t>
-            </w:r>
-            <w:proofErr w:type="spellEnd"/>
-            <w:r>
-              <w:rPr>
-                <w:rFonts w:ascii="Arial" w:hAnsi="Arial" w:cs="Arial"/>
-                <w:b/>
-                <w:bCs/>
-                <w:sz w:val="24"/>
-                <w:szCs w:val="24"/>
-              </w:rPr>
-              <w:t xml:space="preserve"> Nota</w:t>
-            </w:r>
-          </w:p>
-        </w:tc>
-        <w:tc>
-          <w:tcPr>
-            <w:tcW w:w="0" w:type="auto"/>
-            <w:vAlign w:val="center"/>
-            <w:hideMark/>
-          </w:tcPr>
-          <w:p>
-            <w:pPr>
-              <w:jc w:val="center"/>
-              <w:rPr>
-                <w:rFonts w:ascii="Arial" w:hAnsi="Arial" w:cs="Arial"/>
-                <w:b/>
-                <w:bCs/>
-                <w:sz w:val="24"/>
-                <w:szCs w:val="24"/>
-              </w:rPr>
-            </w:pPr>
-            <w:proofErr w:type="spellStart"/>
-            <w:r>
-              <w:rPr>
-                <w:rFonts w:ascii="Arial" w:hAnsi="Arial" w:cs="Arial"/>
-                <w:b/>
-                <w:bCs/>
-                <w:sz w:val="24"/>
-                <w:szCs w:val="24"/>
-              </w:rPr>
-              <w:t>Sólides</w:t>
-            </w:r>
-            <w:proofErr w:type="spellEnd"/>
-            <w:r>
-              <w:rPr>
-                <w:rFonts w:ascii="Arial" w:hAnsi="Arial" w:cs="Arial"/>
-                <w:b/>
-                <w:bCs/>
-                <w:sz w:val="24"/>
-                <w:szCs w:val="24"/>
-              </w:rPr>
-              <w:t xml:space="preserve"> Score</w:t>
+              <w:t xml:space="preserve">Sólides Score</w:t>
             </w:r>
           </w:p>
         </w:tc>
@@ -22736,7 +20894,6 @@
                 <w:szCs w:val="24"/>
               </w:rPr>
             </w:pPr>
-            <w:proofErr w:type="spellStart"/>
             <w:r>
               <w:rPr>
                 <w:rFonts w:ascii="Arial" w:hAnsi="Arial" w:cs="Arial"/>
@@ -22745,7 +20902,6 @@
               </w:rPr>
               <w:t>Analytics</w:t>
             </w:r>
-            <w:proofErr w:type="spellEnd"/>
           </w:p>
         </w:tc>
         <w:tc>
@@ -24333,35 +22489,7 @@
         <w:rPr>
           <w:rFonts w:ascii="Arial" w:hAnsi="Arial" w:cs="Arial"/>
         </w:rPr>
-        <w:t xml:space="preserve"> são áreas em que empresas como </w:t>
-      </w:r>
-      <w:proofErr w:type="spellStart"/>
-      <w:r>
-        <w:rPr>
-          <w:rFonts w:ascii="Arial" w:hAnsi="Arial" w:cs="Arial"/>
-        </w:rPr>
-        <w:t>Qulture.Rocks</w:t>
-      </w:r>
-      <w:proofErr w:type="spellEnd"/>
-      <w:r>
-        <w:rPr>
-          <w:rFonts w:ascii="Arial" w:hAnsi="Arial" w:cs="Arial"/>
-        </w:rPr>
-        <w:t xml:space="preserve"> e </w:t>
-      </w:r>
-      <w:proofErr w:type="spellStart"/>
-      <w:r>
-        <w:rPr>
-          <w:rFonts w:ascii="Arial" w:hAnsi="Arial" w:cs="Arial"/>
-        </w:rPr>
-        <w:t>Sólides</w:t>
-      </w:r>
-      <w:proofErr w:type="spellEnd"/>
-      <w:r>
-        <w:rPr>
-          <w:rFonts w:ascii="Arial" w:hAnsi="Arial" w:cs="Arial"/>
-        </w:rPr>
-        <w:t xml:space="preserve"> possuem maior maturidade e experiência no mercado.</w:t>
+        <w:t xml:space="preserve"> são áreas em que empresas como Qulture.Rocks e Sólides possuem maior maturidade e experiência no mercado.</w:t>
       </w:r>
     </w:p>
     <w:p>
@@ -24406,34 +22534,14 @@
         </w:rPr>
         <w:t xml:space="preserve">Assim, a CPM reforça a ideia de que o espaço da DAMA está na união entre </w:t>
       </w:r>
-      <w:proofErr w:type="spellStart"/>
       <w:r>
         <w:rPr>
           <w:rStyle w:val="Forte"/>
           <w:rFonts w:ascii="Arial" w:hAnsi="Arial" w:cs="Arial"/>
           <w:b w:val="0"/>
         </w:rPr>
-        <w:t>Analytics</w:t>
-      </w:r>
-      <w:proofErr w:type="spellEnd"/>
-      <w:r>
-        <w:rPr>
-          <w:rStyle w:val="Forte"/>
-          <w:rFonts w:ascii="Arial" w:hAnsi="Arial" w:cs="Arial"/>
-          <w:b w:val="0"/>
-        </w:rPr>
-        <w:t xml:space="preserve"> e </w:t>
-      </w:r>
-      <w:proofErr w:type="spellStart"/>
-      <w:r>
-        <w:rPr>
-          <w:rStyle w:val="Forte"/>
-          <w:rFonts w:ascii="Arial" w:hAnsi="Arial" w:cs="Arial"/>
-          <w:b w:val="0"/>
-        </w:rPr>
-        <w:t>gaificação</w:t>
-      </w:r>
-      <w:proofErr w:type="spellEnd"/>
+        <w:t xml:space="preserve">Analytics e gaificação</w:t>
+      </w:r>
       <w:r>
         <w:rPr>
           <w:rFonts w:ascii="Arial" w:hAnsi="Arial" w:cs="Arial"/>
@@ -24492,13 +22600,7 @@
         <w:rPr>
           <w:rFonts w:ascii="Arial" w:hAnsi="Arial" w:cs="Arial"/>
         </w:rPr>
-        <w:t xml:space="preserve"> possui potencial de diferenciação no mercado por meio da combinação </w:t>
-      </w:r>
-      <w:r>
-        <w:rPr>
-          <w:rFonts w:ascii="Arial" w:hAnsi="Arial" w:cs="Arial"/>
-        </w:rPr>
-        <w:t>de</w:t>
+        <w:t xml:space="preserve"> possui potencial de diferenciação no mercado por meio da combinação de</w:t>
       </w:r>
       <w:r>
         <w:rPr>
@@ -24507,23 +22609,13 @@
         </w:rPr>
         <w:t xml:space="preserve"> </w:t>
       </w:r>
-      <w:proofErr w:type="spellStart"/>
       <w:r>
         <w:rPr>
           <w:rStyle w:val="Forte"/>
           <w:rFonts w:ascii="Arial" w:hAnsi="Arial" w:cs="Arial"/>
           <w:b w:val="0"/>
         </w:rPr>
-        <w:t>Analytics</w:t>
-      </w:r>
-      <w:proofErr w:type="spellEnd"/>
-      <w:r>
-        <w:rPr>
-          <w:rStyle w:val="Forte"/>
-          <w:rFonts w:ascii="Arial" w:hAnsi="Arial" w:cs="Arial"/>
-          <w:b w:val="0"/>
-        </w:rPr>
-        <w:t>, Gestão de Desempenho e Gamificação</w:t>
+        <w:t>Analytics, Gestão de Desempenho e Gamificação</w:t>
       </w:r>
       <w:r>
         <w:rPr>
@@ -24579,18 +22671,8 @@
           <w:rFonts w:ascii="Arial" w:hAnsi="Arial" w:cs="Arial"/>
           <w:b w:val="0"/>
         </w:rPr>
-        <w:t xml:space="preserve">IA e </w:t>
-      </w:r>
-      <w:proofErr w:type="spellStart"/>
-      <w:r>
-        <w:rPr>
-          <w:rStyle w:val="Forte"/>
-          <w:rFonts w:ascii="Arial" w:hAnsi="Arial" w:cs="Arial"/>
-          <w:b w:val="0"/>
-        </w:rPr>
-        <w:t>Analytics</w:t>
-      </w:r>
-      <w:proofErr w:type="spellEnd"/>
+        <w:t xml:space="preserve">IA e Analytics</w:t>
+      </w:r>
       <w:r>
         <w:rPr>
           <w:rFonts w:ascii="Arial" w:hAnsi="Arial" w:cs="Arial"/>
@@ -24690,18 +22772,8 @@
           <w:rFonts w:ascii="Arial" w:hAnsi="Arial" w:cs="Arial"/>
           <w:b w:val="0"/>
         </w:rPr>
-        <w:t xml:space="preserve">People </w:t>
-      </w:r>
-      <w:proofErr w:type="spellStart"/>
-      <w:r>
-        <w:rPr>
-          <w:rStyle w:val="Forte"/>
-          <w:rFonts w:ascii="Arial" w:hAnsi="Arial" w:cs="Arial"/>
-          <w:b w:val="0"/>
-        </w:rPr>
-        <w:t>Analytics</w:t>
-      </w:r>
-      <w:proofErr w:type="spellEnd"/>
+        <w:t xml:space="preserve">People Analytics</w:t>
+      </w:r>
       <w:r>
         <w:rPr>
           <w:rFonts w:ascii="Arial" w:hAnsi="Arial" w:cs="Arial"/>
@@ -24993,21 +23065,7 @@
         <w:rPr>
           <w:rFonts w:ascii="Arial" w:hAnsi="Arial" w:cs="Arial"/>
         </w:rPr>
-        <w:t xml:space="preserve">, utilizando </w:t>
-      </w:r>
-      <w:proofErr w:type="spellStart"/>
-      <w:r>
-        <w:rPr>
-          <w:rFonts w:ascii="Arial" w:hAnsi="Arial" w:cs="Arial"/>
-        </w:rPr>
-        <w:t>Analytics</w:t>
-      </w:r>
-      <w:proofErr w:type="spellEnd"/>
-      <w:r>
-        <w:rPr>
-          <w:rFonts w:ascii="Arial" w:hAnsi="Arial" w:cs="Arial"/>
-        </w:rPr>
-        <w:t xml:space="preserve"> e gamificação para tornar a gestão de desempenho mais dinâmica e orientada por dados.</w:t>
+        <w:t xml:space="preserve">, utilizando Analytics e gamificação para tornar a gestão de desempenho mais dinâmica e orientada por dados.</w:t>
       </w:r>
     </w:p>
     <w:p>
